--- a/templates/bbnt-do-template-bi.docx
+++ b/templates/bbnt-do-template-bi.docx
@@ -418,7 +418,7 @@
           <w:sz w:val="26"/>
           <w:szCs w:val="26"/>
         </w:rPr>
-        <w:t>Ông: ……………………………</w:t>
+        <w:t>Ông: {{sccnRepresentativeName}}</w:t>
       </w:r>
       <w:r>
         <w:tab/>
@@ -429,7 +429,7 @@
           <w:sz w:val="26"/>
           <w:szCs w:val="26"/>
         </w:rPr>
-        <w:t>Chức vụ: ……………………</w:t>
+        <w:t>Chức vụ: {{sccnRepresentativePosition}}</w:t>
       </w:r>
     </w:p>
     <w:p>
@@ -2421,7 +2421,7 @@
                 <w:sz w:val="26"/>
                 <w:szCs w:val="26"/>
               </w:rPr>
-              <w:t>Trống</w:t>
+              <w:t>{{sccnRepresentativeName}}</w:t>
             </w:r>
           </w:p>
         </w:tc>

--- a/templates/bbnt-do-template-bi.docx
+++ b/templates/bbnt-do-template-bi.docx
@@ -270,7 +270,7 @@
           <w:sz w:val="26"/>
           <w:szCs w:val="26"/>
         </w:rPr>
-        <w:t>số: {{</w:t>
+        <w:t>số:{</w:t>
       </w:r>
       <w:proofErr w:type="gramEnd"/>
       <w:r>
@@ -279,7 +279,7 @@
           <w:sz w:val="26"/>
           <w:szCs w:val="26"/>
         </w:rPr>
-        <w:t>pctNumber}}</w:t>
+        <w:t>{pctNumber}}</w:t>
       </w:r>
     </w:p>
     <w:p>
@@ -987,6 +987,7 @@
           <w:sz w:val="26"/>
           <w:szCs w:val="26"/>
         </w:rPr>
+        <w:lastRenderedPageBreak/>
         <w:t>-</w:t>
       </w:r>
       <w:r>
@@ -1023,7 +1024,6 @@
           <w:sz w:val="26"/>
           <w:szCs w:val="26"/>
         </w:rPr>
-        <w:lastRenderedPageBreak/>
         <w:t>-</w:t>
       </w:r>
       <w:r>
@@ -1104,8 +1104,6 @@
               <w:rPr>
                 <w:rFonts w:ascii="Times New Roman" w:hAnsi="Times New Roman" w:cs="Times New Roman"/>
                 <w:b/>
-                <w:sz w:val="26"/>
-                <w:szCs w:val="26"/>
               </w:rPr>
               <w:t>Stt</w:t>
             </w:r>
@@ -1125,8 +1123,6 @@
               <w:rPr>
                 <w:rFonts w:ascii="Times New Roman" w:hAnsi="Times New Roman" w:cs="Times New Roman"/>
                 <w:b/>
-                <w:sz w:val="26"/>
-                <w:szCs w:val="26"/>
               </w:rPr>
               <w:t>Nội dung công tác</w:t>
             </w:r>
@@ -1146,8 +1142,6 @@
               <w:rPr>
                 <w:rFonts w:ascii="Times New Roman" w:hAnsi="Times New Roman" w:cs="Times New Roman"/>
                 <w:b/>
-                <w:sz w:val="26"/>
-                <w:szCs w:val="26"/>
               </w:rPr>
               <w:t>Kết quả</w:t>
             </w:r>
@@ -1167,8 +1161,6 @@
               <w:rPr>
                 <w:rFonts w:ascii="Times New Roman" w:hAnsi="Times New Roman" w:cs="Times New Roman"/>
                 <w:b/>
-                <w:sz w:val="26"/>
-                <w:szCs w:val="26"/>
               </w:rPr>
               <w:t>Vật tư thay thế</w:t>
             </w:r>
@@ -1188,8 +1180,6 @@
               <w:rPr>
                 <w:rFonts w:ascii="Times New Roman" w:hAnsi="Times New Roman" w:cs="Times New Roman"/>
                 <w:b/>
-                <w:sz w:val="26"/>
-                <w:szCs w:val="26"/>
               </w:rPr>
               <w:t>Ghi chú</w:t>
             </w:r>
@@ -1230,18 +1220,8 @@
             <w:r>
               <w:rPr>
                 <w:rFonts w:ascii="Times New Roman" w:hAnsi="Times New Roman" w:cs="Times New Roman"/>
-                <w:sz w:val="26"/>
-                <w:szCs w:val="26"/>
-              </w:rPr>
-              <w:t>-</w:t>
-            </w:r>
-            <w:r>
-              <w:rPr>
-                <w:rFonts w:ascii="Times New Roman" w:hAnsi="Times New Roman" w:cs="Times New Roman"/>
-                <w:sz w:val="26"/>
-                <w:szCs w:val="26"/>
-              </w:rPr>
-              <w:t>Cô lập thiết bị</w:t>
+              </w:rPr>
+              <w:t>-Cô lập thiết bị</w:t>
             </w:r>
           </w:p>
         </w:tc>
@@ -1258,8 +1238,6 @@
             <w:r>
               <w:rPr>
                 <w:rFonts w:ascii="Times New Roman" w:hAnsi="Times New Roman" w:cs="Times New Roman"/>
-                <w:sz w:val="26"/>
-                <w:szCs w:val="26"/>
               </w:rPr>
               <w:t>Đạt</w:t>
             </w:r>
@@ -1321,33 +1299,13 @@
               <w:spacing w:after="0" w:line="276" w:lineRule="auto"/>
               <w:rPr>
                 <w:rFonts w:ascii="Times New Roman" w:hAnsi="Times New Roman" w:cs="Times New Roman"/>
-                <w:sz w:val="26"/>
-                <w:szCs w:val="26"/>
-              </w:rPr>
-            </w:pPr>
-            <w:r>
-              <w:rPr>
-                <w:rFonts w:ascii="Times New Roman" w:hAnsi="Times New Roman" w:cs="Times New Roman"/>
-                <w:sz w:val="26"/>
-                <w:szCs w:val="26"/>
-              </w:rPr>
-              <w:t xml:space="preserve">- Ghi nhận thông số </w:t>
-            </w:r>
-            <w:r>
-              <w:rPr>
-                <w:rFonts w:ascii="Times New Roman" w:hAnsi="Times New Roman" w:cs="Times New Roman"/>
-                <w:sz w:val="26"/>
-                <w:szCs w:val="26"/>
-              </w:rPr>
-              <w:t>vận hành</w:t>
-            </w:r>
-            <w:r>
-              <w:rPr>
-                <w:rFonts w:ascii="Times New Roman" w:hAnsi="Times New Roman" w:cs="Times New Roman"/>
-                <w:sz w:val="26"/>
-                <w:szCs w:val="26"/>
-              </w:rPr>
-              <w:t xml:space="preserve"> máy nghiền trước khi châm bi</w:t>
+              </w:rPr>
+            </w:pPr>
+            <w:r>
+              <w:rPr>
+                <w:rFonts w:ascii="Times New Roman" w:hAnsi="Times New Roman" w:cs="Times New Roman"/>
+              </w:rPr>
+              <w:t>- Ghi nhận thông số vận hành máy nghiền trước khi châm bi</w:t>
             </w:r>
           </w:p>
         </w:tc>
@@ -1364,8 +1322,6 @@
             <w:r>
               <w:rPr>
                 <w:rFonts w:ascii="Times New Roman" w:hAnsi="Times New Roman" w:cs="Times New Roman"/>
-                <w:sz w:val="26"/>
-                <w:szCs w:val="26"/>
               </w:rPr>
               <w:t>Đạt</w:t>
             </w:r>
@@ -1427,15 +1383,11 @@
               <w:spacing w:after="0" w:line="276" w:lineRule="auto"/>
               <w:rPr>
                 <w:rFonts w:ascii="Times New Roman" w:hAnsi="Times New Roman" w:cs="Times New Roman"/>
-                <w:sz w:val="26"/>
-                <w:szCs w:val="26"/>
-              </w:rPr>
-            </w:pPr>
-            <w:r>
-              <w:rPr>
-                <w:rFonts w:ascii="Times New Roman" w:hAnsi="Times New Roman" w:cs="Times New Roman"/>
-                <w:sz w:val="26"/>
-                <w:szCs w:val="26"/>
+              </w:rPr>
+            </w:pPr>
+            <w:r>
+              <w:rPr>
+                <w:rFonts w:ascii="Times New Roman" w:hAnsi="Times New Roman" w:cs="Times New Roman"/>
               </w:rPr>
               <w:t xml:space="preserve"> - Châm bi</w:t>
             </w:r>
@@ -1454,8 +1406,6 @@
             <w:r>
               <w:rPr>
                 <w:rFonts w:ascii="Times New Roman" w:hAnsi="Times New Roman" w:cs="Times New Roman"/>
-                <w:sz w:val="26"/>
-                <w:szCs w:val="26"/>
               </w:rPr>
               <w:t>Đạt</w:t>
             </w:r>
@@ -1474,8 +1424,6 @@
             <w:r>
               <w:rPr>
                 <w:rFonts w:ascii="Times New Roman" w:hAnsi="Times New Roman" w:cs="Times New Roman"/>
-                <w:sz w:val="26"/>
-                <w:szCs w:val="26"/>
               </w:rPr>
               <w:t>{{materialSummary}}</w:t>
             </w:r>
@@ -1538,23 +1486,17 @@
               <w:spacing w:after="0" w:line="276" w:lineRule="auto"/>
               <w:rPr>
                 <w:rFonts w:ascii="Times New Roman" w:hAnsi="Times New Roman" w:cs="Times New Roman"/>
-                <w:sz w:val="26"/>
-                <w:szCs w:val="26"/>
-              </w:rPr>
-            </w:pPr>
-            <w:r>
-              <w:rPr>
-                <w:rFonts w:ascii="Times New Roman" w:hAnsi="Times New Roman" w:cs="Times New Roman"/>
-                <w:sz w:val="26"/>
-                <w:szCs w:val="26"/>
+              </w:rPr>
+            </w:pPr>
+            <w:r>
+              <w:rPr>
+                <w:rFonts w:ascii="Times New Roman" w:hAnsi="Times New Roman" w:cs="Times New Roman"/>
               </w:rPr>
               <w:t xml:space="preserve">- Ghi nhận thông số vận hành </w:t>
             </w:r>
             <w:r>
               <w:rPr>
                 <w:rFonts w:ascii="Times New Roman" w:hAnsi="Times New Roman" w:cs="Times New Roman"/>
-                <w:sz w:val="26"/>
-                <w:szCs w:val="26"/>
               </w:rPr>
               <w:br/>
               <w:t>máy nghiền sau khi châm bi</w:t>
@@ -1574,8 +1516,6 @@
             <w:r>
               <w:rPr>
                 <w:rFonts w:ascii="Times New Roman" w:hAnsi="Times New Roman" w:cs="Times New Roman"/>
-                <w:sz w:val="26"/>
-                <w:szCs w:val="26"/>
               </w:rPr>
               <w:t>Đạt</w:t>
             </w:r>
@@ -1639,8 +1579,6 @@
             <w:r>
               <w:rPr>
                 <w:rFonts w:ascii="Times New Roman" w:hAnsi="Times New Roman" w:cs="Times New Roman"/>
-                <w:sz w:val="26"/>
-                <w:szCs w:val="26"/>
               </w:rPr>
               <w:t>-Thu dọn dụng cụ, vật tư, vệ sinh sạch sẽ vị trí công tác.</w:t>
             </w:r>
@@ -1659,8 +1597,6 @@
             <w:r>
               <w:rPr>
                 <w:rFonts w:ascii="Times New Roman" w:hAnsi="Times New Roman" w:cs="Times New Roman"/>
-                <w:sz w:val="26"/>
-                <w:szCs w:val="26"/>
               </w:rPr>
               <w:t>Đạt</w:t>
             </w:r>
@@ -1724,8 +1660,6 @@
             <w:r>
               <w:rPr>
                 <w:rFonts w:ascii="Times New Roman" w:hAnsi="Times New Roman" w:cs="Times New Roman"/>
-                <w:sz w:val="26"/>
-                <w:szCs w:val="26"/>
               </w:rPr>
               <w:t>-Tái lập thiết bị, vận hành kiểm tra.</w:t>
             </w:r>
@@ -1744,8 +1678,6 @@
             <w:r>
               <w:rPr>
                 <w:rFonts w:ascii="Times New Roman" w:hAnsi="Times New Roman" w:cs="Times New Roman"/>
-                <w:sz w:val="26"/>
-                <w:szCs w:val="26"/>
               </w:rPr>
               <w:t>Đạt</w:t>
             </w:r>
@@ -1922,12 +1854,6 @@
         </w:rPr>
         <w:t>Phân xưởng Vận hành 1 tiếp quản hệ thống/thiết bị kể trên kể từ {{workEndedAt}}./.</w:t>
       </w:r>
-    </w:p>
-    <w:p>
-      <w:pPr>
-        <w:spacing w:after="60" w:line="276" w:lineRule="auto"/>
-        <w:ind w:left="567"/>
-      </w:pPr>
     </w:p>
     <w:tbl>
       <w:tblPr>
@@ -2470,7 +2396,7 @@
           <w:sz w:val="22"/>
           <w:szCs w:val="22"/>
         </w:rPr>
-        <w:t>- Lưu: VH1, KH&amp;VT;</w:t>
+        <w:t>- Lưu: VH1, KHVT;</w:t>
       </w:r>
     </w:p>
     <w:p>
@@ -3806,6 +3732,7 @@
   <w:style w:type="character" w:default="1" w:styleId="DefaultParagraphFont">
     <w:name w:val="Default Paragraph Font"/>
     <w:uiPriority w:val="1"/>
+    <w:semiHidden/>
     <w:unhideWhenUsed/>
   </w:style>
   <w:style w:type="table" w:default="1" w:styleId="TableNormal">

--- a/templates/bbnt-do-template-bi.docx
+++ b/templates/bbnt-do-template-bi.docx
@@ -1,6 +1,6 @@
 
 <file path=word/document.xml><?xml version="1.0" encoding="utf-8"?>
-<w:document xmlns:wpc="http://schemas.microsoft.com/office/word/2010/wordprocessingCanvas" xmlns:cx="http://schemas.microsoft.com/office/drawing/2014/chartex" xmlns:cx1="http://schemas.microsoft.com/office/drawing/2015/9/8/chartex" xmlns:cx2="http://schemas.microsoft.com/office/drawing/2015/10/21/chartex" xmlns:cx3="http://schemas.microsoft.com/office/drawing/2016/5/9/chartex" xmlns:cx4="http://schemas.microsoft.com/office/drawing/2016/5/10/chartex" xmlns:cx5="http://schemas.microsoft.com/office/drawing/2016/5/11/chartex" xmlns:cx6="http://schemas.microsoft.com/office/drawing/2016/5/12/chartex" xmlns:cx7="http://schemas.microsoft.com/office/drawing/2016/5/13/chartex" xmlns:cx8="http://schemas.microsoft.com/office/drawing/2016/5/14/chartex" xmlns:mc="http://schemas.openxmlformats.org/markup-compatibility/2006" xmlns:aink="http://schemas.microsoft.com/office/drawing/2016/ink" xmlns:am3d="http://schemas.microsoft.com/office/drawing/2017/model3d" xmlns:o="urn:schemas-microsoft-com:office:office" xmlns:oel="http://schemas.microsoft.com/office/2019/extlst" xmlns:r="http://schemas.openxmlformats.org/officeDocument/2006/relationships" xmlns:m="http://schemas.openxmlformats.org/officeDocument/2006/math" xmlns:v="urn:schemas-microsoft-com:vml" xmlns:wp14="http://schemas.microsoft.com/office/word/2010/wordprocessingDrawing" xmlns:wp="http://schemas.openxmlformats.org/drawingml/2006/wordprocessingDrawing" xmlns:w10="urn:schemas-microsoft-com:office:word" xmlns:w="http://schemas.openxmlformats.org/wordprocessingml/2006/main" xmlns:w14="http://schemas.microsoft.com/office/word/2010/wordml" xmlns:w15="http://schemas.microsoft.com/office/word/2012/wordml" xmlns:w16cex="http://schemas.microsoft.com/office/word/2018/wordml/cex" xmlns:w16cid="http://schemas.microsoft.com/office/word/2016/wordml/cid" xmlns:w16="http://schemas.microsoft.com/office/word/2018/wordml" xmlns:w16du="http://schemas.microsoft.com/office/word/2023/wordml/word16du" xmlns:w16sdtdh="http://schemas.microsoft.com/office/word/2020/wordml/sdtdatahash" xmlns:w16sdtfl="http://schemas.microsoft.com/office/word/2024/wordml/sdtformatlock" xmlns:w16se="http://schemas.microsoft.com/office/word/2015/wordml/symex" xmlns:wpg="http://schemas.microsoft.com/office/word/2010/wordprocessingGroup" xmlns:wpi="http://schemas.microsoft.com/office/word/2010/wordprocessingInk" xmlns:wne="http://schemas.microsoft.com/office/word/2006/wordml" xmlns:wps="http://schemas.microsoft.com/office/word/2010/wordprocessingShape" mc:Ignorable="w14 w15 w16se w16cid w16 w16cex w16sdtdh w16sdtfl w16du wp14">
+<w:document xmlns:wpc="http://schemas.microsoft.com/office/word/2010/wordprocessingCanvas" xmlns:cx="http://schemas.microsoft.com/office/drawing/2014/chartex" xmlns:cx1="http://schemas.microsoft.com/office/drawing/2015/9/8/chartex" xmlns:cx2="http://schemas.microsoft.com/office/drawing/2015/10/21/chartex" xmlns:cx3="http://schemas.microsoft.com/office/drawing/2016/5/9/chartex" xmlns:cx4="http://schemas.microsoft.com/office/drawing/2016/5/10/chartex" xmlns:cx5="http://schemas.microsoft.com/office/drawing/2016/5/11/chartex" xmlns:cx6="http://schemas.microsoft.com/office/drawing/2016/5/12/chartex" xmlns:cx7="http://schemas.microsoft.com/office/drawing/2016/5/13/chartex" xmlns:cx8="http://schemas.microsoft.com/office/drawing/2016/5/14/chartex" xmlns:mc="http://schemas.openxmlformats.org/markup-compatibility/2006" xmlns:aink="http://schemas.microsoft.com/office/drawing/2016/ink" xmlns:am3d="http://schemas.microsoft.com/office/drawing/2017/model3d" xmlns:o="urn:schemas-microsoft-com:office:office" xmlns:oel="http://schemas.microsoft.com/office/2019/extlst" xmlns:r="http://schemas.openxmlformats.org/officeDocument/2006/relationships" xmlns:m="http://schemas.openxmlformats.org/officeDocument/2006/math" xmlns:v="urn:schemas-microsoft-com:vml" xmlns:wp14="http://schemas.microsoft.com/office/word/2010/wordprocessingDrawing" xmlns:wp="http://schemas.openxmlformats.org/drawingml/2006/wordprocessingDrawing" xmlns:w10="urn:schemas-microsoft-com:office:word" xmlns:w="http://schemas.openxmlformats.org/wordprocessingml/2006/main" xmlns:w14="http://schemas.microsoft.com/office/word/2010/wordml" xmlns:w15="http://schemas.microsoft.com/office/word/2012/wordml" xmlns:w16cei="http://schemas.microsoft.com/office/word/2026/wordml/cei" xmlns:w16cex="http://schemas.microsoft.com/office/word/2018/wordml/cex" xmlns:w16cid="http://schemas.microsoft.com/office/word/2016/wordml/cid" xmlns:w16="http://schemas.microsoft.com/office/word/2018/wordml" xmlns:w16du="http://schemas.microsoft.com/office/word/2023/wordml/word16du" xmlns:w16sdtdh="http://schemas.microsoft.com/office/word/2020/wordml/sdtdatahash" xmlns:w16sdtfl="http://schemas.microsoft.com/office/word/2024/wordml/sdtformatlock" xmlns:w16se="http://schemas.microsoft.com/office/word/2015/wordml/symex" xmlns:wpg="http://schemas.microsoft.com/office/word/2010/wordprocessingGroup" xmlns:wpi="http://schemas.microsoft.com/office/word/2010/wordprocessingInk" xmlns:wne="http://schemas.microsoft.com/office/word/2006/wordml" xmlns:wps="http://schemas.microsoft.com/office/word/2010/wordprocessingShape" mc:Ignorable="w14 w15 w16se w16cid w16 w16cex w16sdtdh w16sdtfl w16du wp14">
   <w:body>
     <w:tbl>
       <w:tblPr>
@@ -1221,7 +1221,13 @@
               <w:rPr>
                 <w:rFonts w:ascii="Times New Roman" w:hAnsi="Times New Roman" w:cs="Times New Roman"/>
               </w:rPr>
-              <w:t>-Cô lập thiết bị</w:t>
+              <w:t>-</w:t>
+            </w:r>
+            <w:r>
+              <w:rPr>
+                <w:rFonts w:ascii="Times New Roman" w:hAnsi="Times New Roman" w:cs="Times New Roman"/>
+              </w:rPr>
+              <w:t>Vận chuyển bi đến vị trí công tác</w:t>
             </w:r>
           </w:p>
         </w:tc>
@@ -3091,7 +3097,7 @@
 </file>
 
 <file path=word/numbering.xml><?xml version="1.0" encoding="utf-8"?>
-<w:numbering xmlns:wpc="http://schemas.microsoft.com/office/word/2010/wordprocessingCanvas" xmlns:cx="http://schemas.microsoft.com/office/drawing/2014/chartex" xmlns:cx1="http://schemas.microsoft.com/office/drawing/2015/9/8/chartex" xmlns:cx2="http://schemas.microsoft.com/office/drawing/2015/10/21/chartex" xmlns:cx3="http://schemas.microsoft.com/office/drawing/2016/5/9/chartex" xmlns:cx4="http://schemas.microsoft.com/office/drawing/2016/5/10/chartex" xmlns:cx5="http://schemas.microsoft.com/office/drawing/2016/5/11/chartex" xmlns:cx6="http://schemas.microsoft.com/office/drawing/2016/5/12/chartex" xmlns:cx7="http://schemas.microsoft.com/office/drawing/2016/5/13/chartex" xmlns:cx8="http://schemas.microsoft.com/office/drawing/2016/5/14/chartex" xmlns:mc="http://schemas.openxmlformats.org/markup-compatibility/2006" xmlns:aink="http://schemas.microsoft.com/office/drawing/2016/ink" xmlns:am3d="http://schemas.microsoft.com/office/drawing/2017/model3d" xmlns:o="urn:schemas-microsoft-com:office:office" xmlns:oel="http://schemas.microsoft.com/office/2019/extlst" xmlns:r="http://schemas.openxmlformats.org/officeDocument/2006/relationships" xmlns:m="http://schemas.openxmlformats.org/officeDocument/2006/math" xmlns:v="urn:schemas-microsoft-com:vml" xmlns:wp14="http://schemas.microsoft.com/office/word/2010/wordprocessingDrawing" xmlns:wp="http://schemas.openxmlformats.org/drawingml/2006/wordprocessingDrawing" xmlns:w10="urn:schemas-microsoft-com:office:word" xmlns:w="http://schemas.openxmlformats.org/wordprocessingml/2006/main" xmlns:w14="http://schemas.microsoft.com/office/word/2010/wordml" xmlns:w15="http://schemas.microsoft.com/office/word/2012/wordml" xmlns:w16cex="http://schemas.microsoft.com/office/word/2018/wordml/cex" xmlns:w16cid="http://schemas.microsoft.com/office/word/2016/wordml/cid" xmlns:w16="http://schemas.microsoft.com/office/word/2018/wordml" xmlns:w16du="http://schemas.microsoft.com/office/word/2023/wordml/word16du" xmlns:w16sdtdh="http://schemas.microsoft.com/office/word/2020/wordml/sdtdatahash" xmlns:w16sdtfl="http://schemas.microsoft.com/office/word/2024/wordml/sdtformatlock" xmlns:w16se="http://schemas.microsoft.com/office/word/2015/wordml/symex" xmlns:wpg="http://schemas.microsoft.com/office/word/2010/wordprocessingGroup" xmlns:wpi="http://schemas.microsoft.com/office/word/2010/wordprocessingInk" xmlns:wne="http://schemas.microsoft.com/office/word/2006/wordml" xmlns:wps="http://schemas.microsoft.com/office/word/2010/wordprocessingShape" mc:Ignorable="w14 w15 w16se w16cid w16 w16cex w16sdtdh w16sdtfl w16du wp14">
+<w:numbering xmlns:wpc="http://schemas.microsoft.com/office/word/2010/wordprocessingCanvas" xmlns:cx="http://schemas.microsoft.com/office/drawing/2014/chartex" xmlns:cx1="http://schemas.microsoft.com/office/drawing/2015/9/8/chartex" xmlns:cx2="http://schemas.microsoft.com/office/drawing/2015/10/21/chartex" xmlns:cx3="http://schemas.microsoft.com/office/drawing/2016/5/9/chartex" xmlns:cx4="http://schemas.microsoft.com/office/drawing/2016/5/10/chartex" xmlns:cx5="http://schemas.microsoft.com/office/drawing/2016/5/11/chartex" xmlns:cx6="http://schemas.microsoft.com/office/drawing/2016/5/12/chartex" xmlns:cx7="http://schemas.microsoft.com/office/drawing/2016/5/13/chartex" xmlns:cx8="http://schemas.microsoft.com/office/drawing/2016/5/14/chartex" xmlns:mc="http://schemas.openxmlformats.org/markup-compatibility/2006" xmlns:aink="http://schemas.microsoft.com/office/drawing/2016/ink" xmlns:am3d="http://schemas.microsoft.com/office/drawing/2017/model3d" xmlns:o="urn:schemas-microsoft-com:office:office" xmlns:oel="http://schemas.microsoft.com/office/2019/extlst" xmlns:r="http://schemas.openxmlformats.org/officeDocument/2006/relationships" xmlns:m="http://schemas.openxmlformats.org/officeDocument/2006/math" xmlns:v="urn:schemas-microsoft-com:vml" xmlns:wp14="http://schemas.microsoft.com/office/word/2010/wordprocessingDrawing" xmlns:wp="http://schemas.openxmlformats.org/drawingml/2006/wordprocessingDrawing" xmlns:w10="urn:schemas-microsoft-com:office:word" xmlns:w="http://schemas.openxmlformats.org/wordprocessingml/2006/main" xmlns:w14="http://schemas.microsoft.com/office/word/2010/wordml" xmlns:w15="http://schemas.microsoft.com/office/word/2012/wordml" xmlns:w16cei="http://schemas.microsoft.com/office/word/2026/wordml/cei" xmlns:w16cex="http://schemas.microsoft.com/office/word/2018/wordml/cex" xmlns:w16cid="http://schemas.microsoft.com/office/word/2016/wordml/cid" xmlns:w16="http://schemas.microsoft.com/office/word/2018/wordml" xmlns:w16du="http://schemas.microsoft.com/office/word/2023/wordml/word16du" xmlns:w16sdtdh="http://schemas.microsoft.com/office/word/2020/wordml/sdtdatahash" xmlns:w16sdtfl="http://schemas.microsoft.com/office/word/2024/wordml/sdtformatlock" xmlns:w16se="http://schemas.microsoft.com/office/word/2015/wordml/symex" xmlns:wpg="http://schemas.microsoft.com/office/word/2010/wordprocessingGroup" xmlns:wpi="http://schemas.microsoft.com/office/word/2010/wordprocessingInk" xmlns:wne="http://schemas.microsoft.com/office/word/2006/wordml" xmlns:wps="http://schemas.microsoft.com/office/word/2010/wordprocessingShape" mc:Ignorable="w14 w15 w16se w16cid w16 w16cex w16sdtdh w16sdtfl w16du wp14">
   <w:abstractNum w:abstractNumId="0" w15:restartNumberingAfterBreak="0">
     <w:nsid w:val="61C91A5B"/>
     <w:multiLevelType w:val="hybridMultilevel"/>

--- a/templates/bbnt-do-template-bi.docx
+++ b/templates/bbnt-do-template-bi.docx
@@ -27,25 +27,42 @@
             <w:pPr>
               <w:spacing w:after="0" w:line="276" w:lineRule="auto"/>
               <w:jc w:val="center"/>
-            </w:pPr>
+              <w:rPr>
+                <w:rFonts w:ascii="Times New Roman" w:hAnsi="Times New Roman" w:cs="Times New Roman"/>
+                <w:bCs/>
+              </w:rPr>
+            </w:pPr>
+            <w:r>
+              <w:rPr>
+                <w:rFonts w:ascii="Times New Roman" w:hAnsi="Times New Roman" w:cs="Times New Roman"/>
+                <w:bCs/>
+              </w:rPr>
+              <w:t>CÔNG TY NHIỆT ĐIỆN DUYÊN HẢI</w:t>
+            </w:r>
+          </w:p>
+          <w:p>
+            <w:pPr>
+              <w:spacing w:after="0" w:line="276" w:lineRule="auto"/>
+              <w:jc w:val="center"/>
+              <w:rPr>
+                <w:rFonts w:ascii="Times New Roman" w:hAnsi="Times New Roman" w:cs="Times New Roman"/>
+              </w:rPr>
+            </w:pPr>
+            <w:r>
+              <w:rPr>
+                <w:rFonts w:ascii="Times New Roman" w:hAnsi="Times New Roman" w:cs="Times New Roman"/>
+                <w:noProof/>
+              </w:rPr>
+              <w:pict w14:anchorId="0121565B">
+                <v:line id="Straight Connector 2" o:spid="_x0000_s1036" style="position:absolute;left:0;text-align:left;flip:y;z-index:251660288;visibility:visible;mso-wrap-style:square;mso-width-percent:0;mso-height-percent:0;mso-wrap-distance-left:9pt;mso-wrap-distance-top:0;mso-wrap-distance-right:9pt;mso-wrap-distance-bottom:0;mso-position-horizontal:absolute;mso-position-horizontal-relative:text;mso-position-vertical:absolute;mso-position-vertical-relative:text;mso-width-percent:0;mso-height-percent:0;mso-width-relative:margin;mso-height-relative:margin" from="75.1pt,15.1pt" to="149.15pt,15.1pt" o:gfxdata="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" strokecolor="black [3200]" strokeweight="1pt">
+                  <v:stroke joinstyle="miter"/>
+                </v:line>
+              </w:pict>
+            </w:r>
             <w:r>
               <w:rPr>
                 <w:rFonts w:ascii="Times New Roman" w:hAnsi="Times New Roman" w:cs="Times New Roman"/>
                 <w:b/>
-              </w:rPr>
-              <w:t>CÔNG TY NHIỆT ĐIỆN DUYÊN HẢI</w:t>
-            </w:r>
-          </w:p>
-          <w:p>
-            <w:pPr>
-              <w:spacing w:after="0" w:line="276" w:lineRule="auto"/>
-              <w:jc w:val="center"/>
-            </w:pPr>
-            <w:r>
-              <w:rPr>
-                <w:rFonts w:ascii="Times New Roman" w:hAnsi="Times New Roman" w:cs="Times New Roman"/>
-                <w:b/>
-                <w:u w:val="single"/>
               </w:rPr>
               <w:t>PHÂN XƯỞNG VẬN HÀNH 1</w:t>
             </w:r>
@@ -60,6 +77,9 @@
             <w:pPr>
               <w:spacing w:after="0" w:line="276" w:lineRule="auto"/>
               <w:jc w:val="center"/>
+              <w:rPr>
+                <w:rFonts w:ascii="Times New Roman" w:hAnsi="Times New Roman" w:cs="Times New Roman"/>
+              </w:rPr>
             </w:pPr>
             <w:r>
               <w:rPr>
@@ -73,14 +93,31 @@
             <w:pPr>
               <w:spacing w:after="0" w:line="276" w:lineRule="auto"/>
               <w:jc w:val="center"/>
-            </w:pPr>
+              <w:rPr>
+                <w:rFonts w:ascii="Times New Roman" w:hAnsi="Times New Roman" w:cs="Times New Roman"/>
+                <w:sz w:val="26"/>
+                <w:szCs w:val="26"/>
+              </w:rPr>
+            </w:pPr>
+            <w:r>
+              <w:rPr>
+                <w:rFonts w:ascii="Times New Roman" w:hAnsi="Times New Roman" w:cs="Times New Roman"/>
+                <w:noProof/>
+              </w:rPr>
+              <w:pict w14:anchorId="4993F94D">
+                <v:line id="Straight Connector 1" o:spid="_x0000_s1035" style="position:absolute;left:0;text-align:left;z-index:251659264;visibility:visible;mso-wrap-style:square;mso-width-percent:0;mso-height-percent:0;mso-wrap-distance-left:9pt;mso-wrap-distance-top:0;mso-wrap-distance-right:9pt;mso-wrap-distance-bottom:0;mso-position-horizontal:absolute;mso-position-horizontal-relative:text;mso-position-vertical:absolute;mso-position-vertical-relative:text;mso-width-percent:0;mso-height-percent:0;mso-width-relative:margin;mso-height-relative:margin" from="45pt,16.35pt" to="204.35pt,16.35pt" o:gfxdata="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" strokecolor="black [3200]" strokeweight="1pt">
+                  <v:stroke joinstyle="miter"/>
+                </v:line>
+              </w:pict>
+            </w:r>
             <w:r>
               <w:rPr>
                 <w:rFonts w:ascii="Times New Roman" w:hAnsi="Times New Roman" w:cs="Times New Roman"/>
                 <w:b/>
-                <w:u w:val="single"/>
-              </w:rPr>
-              <w:t>Độc Lập – Tự Do – Hạnh Phúc</w:t>
+                <w:sz w:val="26"/>
+                <w:szCs w:val="26"/>
+              </w:rPr>
+              <w:t>Độc lập - Tự do - Hạnh phúc</w:t>
             </w:r>
           </w:p>
         </w:tc>
@@ -94,6 +131,10 @@
           <w:p>
             <w:pPr>
               <w:spacing w:after="0" w:line="276" w:lineRule="auto"/>
+              <w:jc w:val="center"/>
+              <w:rPr>
+                <w:rFonts w:ascii="Times New Roman" w:hAnsi="Times New Roman" w:cs="Times New Roman"/>
+              </w:rPr>
             </w:pPr>
             <w:r>
               <w:rPr>
@@ -114,6 +155,9 @@
             <w:pPr>
               <w:spacing w:after="0" w:line="276" w:lineRule="auto"/>
               <w:jc w:val="center"/>
+              <w:rPr>
+                <w:rFonts w:ascii="Times New Roman" w:hAnsi="Times New Roman" w:cs="Times New Roman"/>
+              </w:rPr>
             </w:pPr>
             <w:r>
               <w:rPr>
@@ -131,12 +175,21 @@
     <w:p>
       <w:pPr>
         <w:spacing w:after="60" w:line="276" w:lineRule="auto"/>
+        <w:jc w:val="center"/>
+        <w:rPr>
+          <w:rFonts w:ascii="Times New Roman" w:hAnsi="Times New Roman" w:cs="Times New Roman"/>
+          <w:sz w:val="28"/>
+          <w:szCs w:val="28"/>
+        </w:rPr>
       </w:pPr>
     </w:p>
     <w:p>
       <w:pPr>
         <w:spacing w:after="0" w:line="276" w:lineRule="auto"/>
         <w:jc w:val="center"/>
+        <w:rPr>
+          <w:rFonts w:ascii="Times New Roman" w:hAnsi="Times New Roman" w:cs="Times New Roman"/>
+        </w:rPr>
       </w:pPr>
       <w:r>
         <w:rPr>
@@ -150,915 +203,1344 @@
     </w:p>
     <w:p>
       <w:pPr>
+        <w:spacing w:after="60" w:line="276" w:lineRule="auto"/>
+        <w:jc w:val="center"/>
+        <w:rPr>
+          <w:rFonts w:ascii="Times New Roman" w:hAnsi="Times New Roman" w:cs="Times New Roman"/>
+          <w:b/>
+          <w:sz w:val="28"/>
+          <w:szCs w:val="28"/>
+        </w:rPr>
+      </w:pPr>
+      <w:r>
+        <w:rPr>
+          <w:rFonts w:ascii="Times New Roman" w:hAnsi="Times New Roman" w:cs="Times New Roman"/>
+          <w:noProof/>
+        </w:rPr>
+        <w:pict w14:anchorId="7B2788B1">
+          <v:line id="Straight Connector 3" o:spid="_x0000_s1039" style="position:absolute;left:0;text-align:left;z-index:251662336;visibility:visible;mso-wrap-style:square;mso-wrap-distance-left:9pt;mso-wrap-distance-top:0;mso-wrap-distance-right:9pt;mso-wrap-distance-bottom:0;mso-position-horizontal-relative:text;mso-position-vertical-relative:text" from="162.15pt,17.8pt" to="323.65pt,17.8pt" o:gfxdata="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" strokecolor="black [3200]" strokeweight="1pt">
+            <v:stroke joinstyle="miter"/>
+          </v:line>
+        </w:pict>
+      </w:r>
+      <w:r>
+        <w:rPr>
+          <w:rFonts w:ascii="Times New Roman" w:hAnsi="Times New Roman" w:cs="Times New Roman"/>
+          <w:b/>
+          <w:sz w:val="28"/>
+          <w:szCs w:val="28"/>
+        </w:rPr>
+        <w:t>Về việc nghiệm thu lắp đặt, chạy thử và hoàn thành đưa vào sử dụng</w:t>
+      </w:r>
+    </w:p>
+    <w:p>
+      <w:pPr>
+        <w:pStyle w:val="ListParagraph"/>
+        <w:numPr>
+          <w:ilvl w:val="0"/>
+          <w:numId w:val="4"/>
+        </w:numPr>
+        <w:tabs>
+          <w:tab w:val="left" w:pos="993"/>
+        </w:tabs>
         <w:spacing w:after="120" w:line="276" w:lineRule="auto"/>
-        <w:jc w:val="center"/>
+        <w:ind w:left="0" w:firstLine="567"/>
+        <w:rPr>
+          <w:rFonts w:ascii="Times New Roman" w:hAnsi="Times New Roman" w:cs="Times New Roman"/>
+          <w:sz w:val="28"/>
+          <w:szCs w:val="28"/>
+        </w:rPr>
       </w:pPr>
       <w:r>
         <w:rPr>
           <w:rFonts w:ascii="Times New Roman" w:hAnsi="Times New Roman" w:cs="Times New Roman"/>
           <w:b/>
+          <w:sz w:val="28"/>
+          <w:szCs w:val="28"/>
+        </w:rPr>
+        <w:t>Đối tượng nghiệm thu:</w:t>
+      </w:r>
+    </w:p>
+    <w:p>
+      <w:pPr>
+        <w:tabs>
+          <w:tab w:val="left" w:pos="993"/>
+        </w:tabs>
+        <w:spacing w:after="120" w:line="276" w:lineRule="auto"/>
+        <w:ind w:firstLine="720"/>
+        <w:jc w:val="both"/>
+        <w:rPr>
+          <w:rFonts w:ascii="Times New Roman" w:hAnsi="Times New Roman" w:cs="Times New Roman"/>
+          <w:sz w:val="28"/>
+          <w:szCs w:val="28"/>
+        </w:rPr>
+      </w:pPr>
+      <w:r>
+        <w:rPr>
+          <w:rFonts w:ascii="Times New Roman" w:hAnsi="Times New Roman" w:cs="Times New Roman"/>
+          <w:sz w:val="28"/>
+          <w:szCs w:val="28"/>
+        </w:rPr>
+        <w:t>-</w:t>
+      </w:r>
+      <w:r>
+        <w:rPr>
+          <w:rFonts w:ascii="Times New Roman" w:hAnsi="Times New Roman" w:cs="Times New Roman"/>
+          <w:sz w:val="28"/>
+          <w:szCs w:val="28"/>
+        </w:rPr>
+        <w:tab/>
+        <w:t>Hệ thống, thiết bị: {{unit}} - {{heThongThietBi}}</w:t>
+      </w:r>
+    </w:p>
+    <w:p>
+      <w:pPr>
+        <w:tabs>
+          <w:tab w:val="left" w:pos="993"/>
+        </w:tabs>
+        <w:spacing w:after="120" w:line="276" w:lineRule="auto"/>
+        <w:ind w:firstLine="720"/>
+        <w:jc w:val="both"/>
+        <w:rPr>
+          <w:rFonts w:ascii="Times New Roman" w:hAnsi="Times New Roman" w:cs="Times New Roman"/>
+          <w:sz w:val="28"/>
+          <w:szCs w:val="28"/>
+        </w:rPr>
+      </w:pPr>
+      <w:r>
+        <w:rPr>
+          <w:rFonts w:ascii="Times New Roman" w:hAnsi="Times New Roman" w:cs="Times New Roman"/>
+          <w:sz w:val="28"/>
+          <w:szCs w:val="28"/>
+        </w:rPr>
+        <w:t>-</w:t>
+      </w:r>
+      <w:r>
+        <w:rPr>
+          <w:rFonts w:ascii="Times New Roman" w:hAnsi="Times New Roman" w:cs="Times New Roman"/>
+          <w:sz w:val="28"/>
+          <w:szCs w:val="28"/>
+        </w:rPr>
+        <w:tab/>
+        <w:t>Vị trí lắp đặt: {{deviceNameManual}}</w:t>
+      </w:r>
+    </w:p>
+    <w:p>
+      <w:pPr>
+        <w:tabs>
+          <w:tab w:val="left" w:pos="993"/>
+        </w:tabs>
+        <w:spacing w:after="120" w:line="276" w:lineRule="auto"/>
+        <w:ind w:firstLine="720"/>
+        <w:jc w:val="both"/>
+        <w:rPr>
+          <w:rFonts w:ascii="Times New Roman" w:hAnsi="Times New Roman" w:cs="Times New Roman"/>
+          <w:sz w:val="28"/>
+          <w:szCs w:val="28"/>
+        </w:rPr>
+      </w:pPr>
+      <w:r>
+        <w:rPr>
+          <w:rFonts w:ascii="Times New Roman" w:hAnsi="Times New Roman" w:cs="Times New Roman"/>
+          <w:sz w:val="28"/>
+          <w:szCs w:val="28"/>
+        </w:rPr>
+        <w:t>-</w:t>
+      </w:r>
+      <w:r>
+        <w:rPr>
+          <w:rFonts w:ascii="Times New Roman" w:hAnsi="Times New Roman" w:cs="Times New Roman"/>
+          <w:sz w:val="28"/>
+          <w:szCs w:val="28"/>
+        </w:rPr>
+        <w:tab/>
+        <w:t xml:space="preserve">PCT/LCT </w:t>
+      </w:r>
+      <w:proofErr w:type="gramStart"/>
+      <w:r>
+        <w:rPr>
+          <w:rFonts w:ascii="Times New Roman" w:hAnsi="Times New Roman" w:cs="Times New Roman"/>
+          <w:sz w:val="28"/>
+          <w:szCs w:val="28"/>
+        </w:rPr>
+        <w:t>số:</w:t>
+      </w:r>
+      <w:r>
+        <w:rPr>
+          <w:rFonts w:ascii="Times New Roman" w:hAnsi="Times New Roman" w:cs="Times New Roman"/>
+          <w:sz w:val="28"/>
+          <w:szCs w:val="28"/>
+        </w:rPr>
+        <w:t xml:space="preserve"> </w:t>
+      </w:r>
+      <w:r>
+        <w:rPr>
+          <w:rFonts w:ascii="Times New Roman" w:hAnsi="Times New Roman" w:cs="Times New Roman"/>
+          <w:sz w:val="28"/>
+          <w:szCs w:val="28"/>
+        </w:rPr>
+        <w:t>{{</w:t>
+      </w:r>
+      <w:proofErr w:type="gramEnd"/>
+      <w:r>
+        <w:rPr>
+          <w:rFonts w:ascii="Times New Roman" w:hAnsi="Times New Roman" w:cs="Times New Roman"/>
+          <w:sz w:val="28"/>
+          <w:szCs w:val="28"/>
+        </w:rPr>
+        <w:t>pctNumber}}</w:t>
+      </w:r>
+    </w:p>
+    <w:p>
+      <w:pPr>
+        <w:pStyle w:val="ListParagraph"/>
+        <w:numPr>
+          <w:ilvl w:val="0"/>
+          <w:numId w:val="4"/>
+        </w:numPr>
+        <w:tabs>
+          <w:tab w:val="left" w:pos="993"/>
+        </w:tabs>
+        <w:spacing w:after="120" w:line="276" w:lineRule="auto"/>
+        <w:ind w:left="0" w:firstLine="567"/>
+        <w:rPr>
+          <w:rFonts w:ascii="Times New Roman" w:hAnsi="Times New Roman" w:cs="Times New Roman"/>
+          <w:b/>
+          <w:sz w:val="28"/>
+          <w:szCs w:val="28"/>
+        </w:rPr>
+      </w:pPr>
+      <w:r>
+        <w:rPr>
+          <w:rFonts w:ascii="Times New Roman" w:hAnsi="Times New Roman" w:cs="Times New Roman"/>
+          <w:b/>
+          <w:sz w:val="28"/>
+          <w:szCs w:val="28"/>
+        </w:rPr>
+        <w:t>Thành phần tham gia nghiệm thu:</w:t>
+      </w:r>
+    </w:p>
+    <w:p>
+      <w:pPr>
+        <w:pStyle w:val="ListParagraph"/>
+        <w:numPr>
+          <w:ilvl w:val="0"/>
+          <w:numId w:val="5"/>
+        </w:numPr>
+        <w:tabs>
+          <w:tab w:val="left" w:pos="993"/>
+        </w:tabs>
+        <w:spacing w:after="120" w:line="276" w:lineRule="auto"/>
+        <w:ind w:left="0" w:firstLine="567"/>
+        <w:jc w:val="both"/>
+        <w:rPr>
+          <w:rFonts w:ascii="Times New Roman" w:hAnsi="Times New Roman" w:cs="Times New Roman"/>
+          <w:b/>
+          <w:iCs/>
+          <w:sz w:val="28"/>
+          <w:szCs w:val="28"/>
+        </w:rPr>
+      </w:pPr>
+      <w:r>
+        <w:rPr>
+          <w:rFonts w:ascii="Times New Roman" w:hAnsi="Times New Roman" w:cs="Times New Roman"/>
+          <w:b/>
+          <w:iCs/>
+          <w:sz w:val="28"/>
+          <w:szCs w:val="28"/>
+        </w:rPr>
+        <w:t xml:space="preserve">Đại diện phòng Kỹ thuật và </w:t>
+      </w:r>
+      <w:proofErr w:type="gramStart"/>
+      <w:r>
+        <w:rPr>
+          <w:rFonts w:ascii="Times New Roman" w:hAnsi="Times New Roman" w:cs="Times New Roman"/>
+          <w:b/>
+          <w:iCs/>
+          <w:sz w:val="28"/>
+          <w:szCs w:val="28"/>
+        </w:rPr>
+        <w:t>A</w:t>
+      </w:r>
+      <w:r>
+        <w:rPr>
+          <w:rFonts w:ascii="Times New Roman" w:hAnsi="Times New Roman" w:cs="Times New Roman"/>
+          <w:b/>
+          <w:iCs/>
+          <w:sz w:val="28"/>
+          <w:szCs w:val="28"/>
+        </w:rPr>
+        <w:t>n</w:t>
+      </w:r>
+      <w:proofErr w:type="gramEnd"/>
+      <w:r>
+        <w:rPr>
+          <w:rFonts w:ascii="Times New Roman" w:hAnsi="Times New Roman" w:cs="Times New Roman"/>
+          <w:b/>
+          <w:iCs/>
+          <w:sz w:val="28"/>
+          <w:szCs w:val="28"/>
+        </w:rPr>
+        <w:t xml:space="preserve"> toàn</w:t>
+      </w:r>
+    </w:p>
+    <w:p>
+      <w:pPr>
+        <w:pStyle w:val="ListParagraph"/>
+        <w:numPr>
+          <w:ilvl w:val="0"/>
+          <w:numId w:val="7"/>
+        </w:numPr>
+        <w:tabs>
+          <w:tab w:val="left" w:pos="993"/>
+        </w:tabs>
+        <w:spacing w:after="120" w:line="276" w:lineRule="auto"/>
+        <w:ind w:left="0" w:firstLine="709"/>
+        <w:jc w:val="both"/>
+        <w:rPr>
+          <w:rFonts w:ascii="Times New Roman" w:hAnsi="Times New Roman" w:cs="Times New Roman"/>
+          <w:sz w:val="28"/>
+          <w:szCs w:val="28"/>
+        </w:rPr>
+      </w:pPr>
+      <w:r>
+        <w:rPr>
+          <w:rFonts w:ascii="Times New Roman" w:hAnsi="Times New Roman" w:cs="Times New Roman"/>
+          <w:sz w:val="28"/>
+          <w:szCs w:val="28"/>
+        </w:rPr>
+        <w:t>Ông:</w:t>
+      </w:r>
+      <w:r>
+        <w:rPr>
+          <w:rFonts w:ascii="Times New Roman" w:hAnsi="Times New Roman" w:cs="Times New Roman"/>
+          <w:sz w:val="28"/>
+          <w:szCs w:val="28"/>
+        </w:rPr>
+        <w:t xml:space="preserve"> Phan Tấn Tới</w:t>
+      </w:r>
+      <w:r>
+        <w:rPr>
+          <w:rFonts w:ascii="Times New Roman" w:hAnsi="Times New Roman" w:cs="Times New Roman"/>
+          <w:sz w:val="28"/>
+          <w:szCs w:val="28"/>
+        </w:rPr>
+        <w:tab/>
+        <w:t>Chức vụ:</w:t>
+      </w:r>
+      <w:r>
+        <w:rPr>
+          <w:rFonts w:ascii="Times New Roman" w:hAnsi="Times New Roman" w:cs="Times New Roman"/>
+          <w:sz w:val="28"/>
+          <w:szCs w:val="28"/>
+        </w:rPr>
+        <w:t xml:space="preserve"> Phó phòng.</w:t>
+      </w:r>
+    </w:p>
+    <w:p>
+      <w:pPr>
+        <w:pStyle w:val="ListParagraph"/>
+        <w:numPr>
+          <w:ilvl w:val="0"/>
+          <w:numId w:val="5"/>
+        </w:numPr>
+        <w:tabs>
+          <w:tab w:val="left" w:pos="993"/>
+        </w:tabs>
+        <w:spacing w:after="120" w:line="276" w:lineRule="auto"/>
+        <w:ind w:left="0" w:firstLine="567"/>
+        <w:jc w:val="both"/>
+        <w:rPr>
+          <w:rFonts w:ascii="Times New Roman" w:hAnsi="Times New Roman" w:cs="Times New Roman"/>
+          <w:b/>
+          <w:iCs/>
+          <w:sz w:val="28"/>
+          <w:szCs w:val="28"/>
+        </w:rPr>
+      </w:pPr>
+      <w:r>
+        <w:rPr>
+          <w:rFonts w:ascii="Times New Roman" w:hAnsi="Times New Roman" w:cs="Times New Roman"/>
+          <w:b/>
+          <w:iCs/>
+          <w:sz w:val="28"/>
+          <w:szCs w:val="28"/>
+        </w:rPr>
+        <w:t xml:space="preserve">Đại diện đơn vị </w:t>
+      </w:r>
+      <w:r>
+        <w:rPr>
+          <w:rFonts w:ascii="Times New Roman" w:hAnsi="Times New Roman" w:cs="Times New Roman"/>
+          <w:b/>
+          <w:iCs/>
+          <w:sz w:val="28"/>
+          <w:szCs w:val="28"/>
+        </w:rPr>
+        <w:t>chủ quản thiết bị</w:t>
+      </w:r>
+      <w:r>
+        <w:rPr>
+          <w:rFonts w:ascii="Times New Roman" w:hAnsi="Times New Roman" w:cs="Times New Roman"/>
+          <w:b/>
+          <w:iCs/>
+          <w:sz w:val="28"/>
+          <w:szCs w:val="28"/>
+        </w:rPr>
+        <w:t xml:space="preserve">: </w:t>
+      </w:r>
+      <w:r>
+        <w:rPr>
+          <w:rFonts w:ascii="Times New Roman" w:hAnsi="Times New Roman" w:cs="Times New Roman"/>
+          <w:b/>
+          <w:iCs/>
+          <w:sz w:val="28"/>
+          <w:szCs w:val="28"/>
+        </w:rPr>
+        <w:t>Phân xưởng Vận hành 1</w:t>
+      </w:r>
+    </w:p>
+    <w:p>
+      <w:pPr>
+        <w:pStyle w:val="ListParagraph"/>
+        <w:numPr>
+          <w:ilvl w:val="0"/>
+          <w:numId w:val="7"/>
+        </w:numPr>
+        <w:tabs>
+          <w:tab w:val="left" w:pos="993"/>
+        </w:tabs>
+        <w:spacing w:after="120" w:line="276" w:lineRule="auto"/>
+        <w:ind w:left="0" w:firstLine="709"/>
+        <w:jc w:val="both"/>
+        <w:rPr>
+          <w:rFonts w:ascii="Times New Roman" w:hAnsi="Times New Roman" w:cs="Times New Roman"/>
+          <w:sz w:val="28"/>
+          <w:szCs w:val="28"/>
+        </w:rPr>
+      </w:pPr>
+      <w:r>
+        <w:rPr>
+          <w:rFonts w:ascii="Times New Roman" w:hAnsi="Times New Roman" w:cs="Times New Roman"/>
+          <w:sz w:val="28"/>
+          <w:szCs w:val="28"/>
+        </w:rPr>
+        <w:t xml:space="preserve">Ông: </w:t>
+      </w:r>
+      <w:r>
+        <w:rPr>
+          <w:rFonts w:ascii="Times New Roman" w:hAnsi="Times New Roman" w:cs="Times New Roman"/>
+          <w:bCs/>
+          <w:sz w:val="28"/>
+          <w:szCs w:val="28"/>
+        </w:rPr>
+        <w:t>Trương Trần Hoàng Huân</w:t>
+      </w:r>
+      <w:r>
+        <w:rPr>
+          <w:rFonts w:ascii="Times New Roman" w:hAnsi="Times New Roman" w:cs="Times New Roman"/>
+          <w:sz w:val="28"/>
+          <w:szCs w:val="28"/>
+        </w:rPr>
+        <w:tab/>
+        <w:t>Chức vụ: Quản đốc</w:t>
+      </w:r>
+    </w:p>
+    <w:p>
+      <w:pPr>
+        <w:pStyle w:val="ListParagraph"/>
+        <w:numPr>
+          <w:ilvl w:val="0"/>
+          <w:numId w:val="7"/>
+        </w:numPr>
+        <w:tabs>
+          <w:tab w:val="left" w:pos="993"/>
+        </w:tabs>
+        <w:spacing w:after="120" w:line="276" w:lineRule="auto"/>
+        <w:ind w:left="0" w:firstLine="709"/>
+        <w:jc w:val="both"/>
+        <w:rPr>
+          <w:rFonts w:ascii="Times New Roman" w:hAnsi="Times New Roman" w:cs="Times New Roman"/>
+          <w:sz w:val="28"/>
+          <w:szCs w:val="28"/>
+        </w:rPr>
+      </w:pPr>
+      <w:r>
+        <w:rPr>
+          <w:rFonts w:ascii="Times New Roman" w:hAnsi="Times New Roman" w:cs="Times New Roman"/>
+          <w:sz w:val="28"/>
+          <w:szCs w:val="28"/>
+        </w:rPr>
+        <w:t>Ông: {{usedByName}}</w:t>
+      </w:r>
+      <w:r>
+        <w:rPr>
+          <w:rFonts w:ascii="Times New Roman" w:hAnsi="Times New Roman" w:cs="Times New Roman"/>
+          <w:sz w:val="28"/>
+          <w:szCs w:val="28"/>
+        </w:rPr>
+        <w:tab/>
+      </w:r>
+      <w:r>
+        <w:rPr>
+          <w:rFonts w:ascii="Times New Roman" w:hAnsi="Times New Roman" w:cs="Times New Roman"/>
+          <w:sz w:val="28"/>
+          <w:szCs w:val="28"/>
+        </w:rPr>
+        <w:tab/>
+      </w:r>
+      <w:r>
+        <w:rPr>
+          <w:rFonts w:ascii="Times New Roman" w:hAnsi="Times New Roman" w:cs="Times New Roman"/>
+          <w:sz w:val="28"/>
+          <w:szCs w:val="28"/>
+        </w:rPr>
+        <w:t>Chức vụ: {{usedByPosition}}</w:t>
+      </w:r>
+    </w:p>
+    <w:p>
+      <w:pPr>
+        <w:pStyle w:val="ListParagraph"/>
+        <w:numPr>
+          <w:ilvl w:val="0"/>
+          <w:numId w:val="5"/>
+        </w:numPr>
+        <w:tabs>
+          <w:tab w:val="left" w:pos="993"/>
+        </w:tabs>
+        <w:spacing w:after="120" w:line="276" w:lineRule="auto"/>
+        <w:ind w:left="0" w:firstLine="567"/>
+        <w:jc w:val="both"/>
+        <w:rPr>
+          <w:rFonts w:ascii="Times New Roman" w:hAnsi="Times New Roman" w:cs="Times New Roman"/>
+          <w:b/>
+          <w:iCs/>
+          <w:sz w:val="28"/>
+          <w:szCs w:val="28"/>
+        </w:rPr>
+      </w:pPr>
+      <w:r>
+        <w:rPr>
+          <w:rFonts w:ascii="Times New Roman" w:hAnsi="Times New Roman" w:cs="Times New Roman"/>
+          <w:b/>
+          <w:iCs/>
+          <w:sz w:val="28"/>
+          <w:szCs w:val="28"/>
+        </w:rPr>
+        <w:t xml:space="preserve">Đại diện đơn vị </w:t>
+      </w:r>
+      <w:r>
+        <w:rPr>
+          <w:rFonts w:ascii="Times New Roman" w:hAnsi="Times New Roman" w:cs="Times New Roman"/>
+          <w:b/>
+          <w:iCs/>
+          <w:sz w:val="28"/>
+          <w:szCs w:val="28"/>
+        </w:rPr>
+        <w:t>sửa chữa</w:t>
+      </w:r>
+      <w:r>
+        <w:rPr>
+          <w:rFonts w:ascii="Times New Roman" w:hAnsi="Times New Roman" w:cs="Times New Roman"/>
+          <w:b/>
+          <w:iCs/>
+          <w:sz w:val="28"/>
+          <w:szCs w:val="28"/>
+        </w:rPr>
+        <w:t xml:space="preserve">: </w:t>
+      </w:r>
+      <w:r>
+        <w:rPr>
+          <w:rFonts w:ascii="Times New Roman" w:hAnsi="Times New Roman" w:cs="Times New Roman"/>
+          <w:b/>
+          <w:iCs/>
+          <w:sz w:val="28"/>
+          <w:szCs w:val="28"/>
+        </w:rPr>
+        <w:t>Phân xưởng Sửa chữa Cơ nhiệt</w:t>
+      </w:r>
+    </w:p>
+    <w:p>
+      <w:pPr>
+        <w:pStyle w:val="ListParagraph"/>
+        <w:numPr>
+          <w:ilvl w:val="0"/>
+          <w:numId w:val="7"/>
+        </w:numPr>
+        <w:tabs>
+          <w:tab w:val="left" w:pos="993"/>
+        </w:tabs>
+        <w:spacing w:after="120" w:line="276" w:lineRule="auto"/>
+        <w:ind w:left="0" w:firstLine="709"/>
+        <w:jc w:val="both"/>
+        <w:rPr>
+          <w:rFonts w:ascii="Times New Roman" w:hAnsi="Times New Roman" w:cs="Times New Roman"/>
+          <w:sz w:val="28"/>
+          <w:szCs w:val="28"/>
+        </w:rPr>
+      </w:pPr>
+      <w:r>
+        <w:rPr>
+          <w:rFonts w:ascii="Times New Roman" w:hAnsi="Times New Roman" w:cs="Times New Roman"/>
+          <w:sz w:val="28"/>
+          <w:szCs w:val="28"/>
+        </w:rPr>
+        <w:t>Ông: {{sccnRepresentativeName}}</w:t>
+      </w:r>
+      <w:r>
+        <w:rPr>
+          <w:rFonts w:ascii="Times New Roman" w:hAnsi="Times New Roman" w:cs="Times New Roman"/>
+          <w:sz w:val="28"/>
+          <w:szCs w:val="28"/>
+        </w:rPr>
+        <w:tab/>
+      </w:r>
+      <w:r>
+        <w:rPr>
+          <w:rFonts w:ascii="Times New Roman" w:hAnsi="Times New Roman" w:cs="Times New Roman"/>
+          <w:sz w:val="28"/>
+          <w:szCs w:val="28"/>
+        </w:rPr>
+        <w:tab/>
+      </w:r>
+      <w:r>
+        <w:rPr>
+          <w:rFonts w:ascii="Times New Roman" w:hAnsi="Times New Roman" w:cs="Times New Roman"/>
+          <w:sz w:val="28"/>
+          <w:szCs w:val="28"/>
+        </w:rPr>
+        <w:t>Chức</w:t>
+      </w:r>
+      <w:r>
+        <w:rPr>
+          <w:rFonts w:ascii="Times New Roman" w:hAnsi="Times New Roman" w:cs="Times New Roman"/>
+          <w:sz w:val="28"/>
+          <w:szCs w:val="28"/>
+        </w:rPr>
+        <w:t xml:space="preserve"> </w:t>
+      </w:r>
+      <w:r>
+        <w:rPr>
+          <w:rFonts w:ascii="Times New Roman" w:hAnsi="Times New Roman" w:cs="Times New Roman"/>
+          <w:sz w:val="28"/>
+          <w:szCs w:val="28"/>
+        </w:rPr>
+        <w:t>vụ:</w:t>
+      </w:r>
+      <w:r>
+        <w:rPr>
+          <w:rFonts w:ascii="Times New Roman" w:hAnsi="Times New Roman" w:cs="Times New Roman"/>
+          <w:sz w:val="28"/>
+          <w:szCs w:val="28"/>
+        </w:rPr>
+        <w:t xml:space="preserve"> </w:t>
+      </w:r>
+      <w:r>
+        <w:rPr>
+          <w:rFonts w:ascii="Times New Roman" w:hAnsi="Times New Roman" w:cs="Times New Roman"/>
+          <w:sz w:val="28"/>
+          <w:szCs w:val="28"/>
+        </w:rPr>
+        <w:t>{{sccnRepresentativePosition}}</w:t>
+      </w:r>
+    </w:p>
+    <w:p>
+      <w:pPr>
+        <w:pStyle w:val="ListParagraph"/>
+        <w:numPr>
+          <w:ilvl w:val="0"/>
+          <w:numId w:val="4"/>
+        </w:numPr>
+        <w:tabs>
+          <w:tab w:val="left" w:pos="993"/>
+        </w:tabs>
+        <w:spacing w:after="120" w:line="276" w:lineRule="auto"/>
+        <w:ind w:left="0" w:firstLine="567"/>
+        <w:rPr>
+          <w:rFonts w:ascii="Times New Roman" w:hAnsi="Times New Roman" w:cs="Times New Roman"/>
+          <w:b/>
+          <w:sz w:val="28"/>
+          <w:szCs w:val="28"/>
+        </w:rPr>
+      </w:pPr>
+      <w:r>
+        <w:rPr>
+          <w:rFonts w:ascii="Times New Roman" w:hAnsi="Times New Roman" w:cs="Times New Roman"/>
+          <w:b/>
+          <w:sz w:val="28"/>
+          <w:szCs w:val="28"/>
+        </w:rPr>
+        <w:t>Thời gian và địa điểm nghiệm thu:</w:t>
+      </w:r>
+    </w:p>
+    <w:p>
+      <w:pPr>
+        <w:pStyle w:val="ListParagraph"/>
+        <w:numPr>
+          <w:ilvl w:val="0"/>
+          <w:numId w:val="7"/>
+        </w:numPr>
+        <w:tabs>
+          <w:tab w:val="left" w:pos="993"/>
+        </w:tabs>
+        <w:spacing w:after="120" w:line="276" w:lineRule="auto"/>
+        <w:ind w:left="0" w:firstLine="709"/>
+        <w:jc w:val="both"/>
+        <w:rPr>
+          <w:rFonts w:ascii="Times New Roman" w:hAnsi="Times New Roman" w:cs="Times New Roman"/>
+          <w:sz w:val="28"/>
+          <w:szCs w:val="28"/>
+        </w:rPr>
+      </w:pPr>
+      <w:r>
+        <w:rPr>
+          <w:rFonts w:ascii="Times New Roman" w:hAnsi="Times New Roman" w:cs="Times New Roman"/>
+          <w:sz w:val="28"/>
+          <w:szCs w:val="28"/>
+        </w:rPr>
+        <w:t>Bắt đầu:</w:t>
+      </w:r>
+      <w:r>
+        <w:rPr>
+          <w:rFonts w:ascii="Times New Roman" w:hAnsi="Times New Roman" w:cs="Times New Roman"/>
+          <w:sz w:val="28"/>
+          <w:szCs w:val="28"/>
+        </w:rPr>
+        <w:tab/>
+        <w:t>{{workStartedAt}}</w:t>
+      </w:r>
+    </w:p>
+    <w:p>
+      <w:pPr>
+        <w:pStyle w:val="ListParagraph"/>
+        <w:numPr>
+          <w:ilvl w:val="0"/>
+          <w:numId w:val="7"/>
+        </w:numPr>
+        <w:tabs>
+          <w:tab w:val="left" w:pos="993"/>
+        </w:tabs>
+        <w:spacing w:after="120" w:line="276" w:lineRule="auto"/>
+        <w:ind w:left="0" w:firstLine="709"/>
+        <w:jc w:val="both"/>
+        <w:rPr>
+          <w:rFonts w:ascii="Times New Roman" w:hAnsi="Times New Roman" w:cs="Times New Roman"/>
+          <w:sz w:val="28"/>
+          <w:szCs w:val="28"/>
+        </w:rPr>
+      </w:pPr>
+      <w:r>
+        <w:rPr>
+          <w:rFonts w:ascii="Times New Roman" w:hAnsi="Times New Roman" w:cs="Times New Roman"/>
+          <w:sz w:val="28"/>
+          <w:szCs w:val="28"/>
+        </w:rPr>
+        <w:t>Kết thúc:</w:t>
+      </w:r>
+      <w:r>
+        <w:rPr>
+          <w:rFonts w:ascii="Times New Roman" w:hAnsi="Times New Roman" w:cs="Times New Roman"/>
+          <w:sz w:val="28"/>
+          <w:szCs w:val="28"/>
+        </w:rPr>
+        <w:tab/>
+        <w:t>{{workEndedAt}}</w:t>
+      </w:r>
+    </w:p>
+    <w:p>
+      <w:pPr>
+        <w:pStyle w:val="ListParagraph"/>
+        <w:numPr>
+          <w:ilvl w:val="0"/>
+          <w:numId w:val="7"/>
+        </w:numPr>
+        <w:tabs>
+          <w:tab w:val="left" w:pos="993"/>
+        </w:tabs>
+        <w:spacing w:after="120" w:line="276" w:lineRule="auto"/>
+        <w:ind w:left="0" w:firstLine="709"/>
+        <w:jc w:val="both"/>
+        <w:rPr>
+          <w:rFonts w:ascii="Times New Roman" w:hAnsi="Times New Roman" w:cs="Times New Roman"/>
+        </w:rPr>
+      </w:pPr>
+      <w:r>
+        <w:rPr>
+          <w:rFonts w:ascii="Times New Roman" w:hAnsi="Times New Roman" w:cs="Times New Roman"/>
+          <w:sz w:val="28"/>
+          <w:szCs w:val="28"/>
+        </w:rPr>
+        <w:t>Tại: {{deviceNameManual}}</w:t>
+      </w:r>
+    </w:p>
+    <w:p>
+      <w:pPr>
+        <w:pStyle w:val="ListParagraph"/>
+        <w:numPr>
+          <w:ilvl w:val="0"/>
+          <w:numId w:val="4"/>
+        </w:numPr>
+        <w:tabs>
+          <w:tab w:val="left" w:pos="993"/>
+        </w:tabs>
+        <w:spacing w:after="120" w:line="276" w:lineRule="auto"/>
+        <w:ind w:left="0" w:firstLine="567"/>
+        <w:rPr>
+          <w:rFonts w:ascii="Times New Roman" w:hAnsi="Times New Roman" w:cs="Times New Roman"/>
+          <w:b/>
+          <w:sz w:val="28"/>
+          <w:szCs w:val="28"/>
+        </w:rPr>
+      </w:pPr>
+      <w:r>
+        <w:rPr>
+          <w:rFonts w:ascii="Times New Roman" w:hAnsi="Times New Roman" w:cs="Times New Roman"/>
+          <w:b/>
+          <w:sz w:val="28"/>
+          <w:szCs w:val="28"/>
+        </w:rPr>
+        <w:t>Nội dung nghiệm thu lắp đặt và chạy thử:</w:t>
+      </w:r>
+    </w:p>
+    <w:p>
+      <w:pPr>
+        <w:pStyle w:val="ListParagraph"/>
+        <w:numPr>
+          <w:ilvl w:val="0"/>
+          <w:numId w:val="8"/>
+        </w:numPr>
+        <w:tabs>
+          <w:tab w:val="left" w:pos="993"/>
+        </w:tabs>
+        <w:spacing w:after="120" w:line="276" w:lineRule="auto"/>
+        <w:ind w:left="0" w:firstLine="567"/>
+        <w:jc w:val="both"/>
+        <w:rPr>
+          <w:rFonts w:ascii="Times New Roman" w:hAnsi="Times New Roman" w:cs="Times New Roman"/>
+          <w:b/>
+          <w:iCs/>
+          <w:sz w:val="28"/>
+          <w:szCs w:val="28"/>
+        </w:rPr>
+      </w:pPr>
+      <w:r>
+        <w:rPr>
+          <w:rFonts w:ascii="Times New Roman" w:hAnsi="Times New Roman" w:cs="Times New Roman"/>
+          <w:b/>
+          <w:iCs/>
+          <w:sz w:val="28"/>
+          <w:szCs w:val="28"/>
+        </w:rPr>
+        <w:t>Tài liệu căn cứ nghiệm thu:</w:t>
+      </w:r>
+    </w:p>
+    <w:p>
+      <w:pPr>
+        <w:pStyle w:val="ListParagraph"/>
+        <w:numPr>
+          <w:ilvl w:val="0"/>
+          <w:numId w:val="10"/>
+        </w:numPr>
+        <w:tabs>
+          <w:tab w:val="left" w:pos="993"/>
+        </w:tabs>
+        <w:spacing w:after="120" w:line="276" w:lineRule="auto"/>
+        <w:ind w:left="0" w:firstLine="567"/>
+        <w:jc w:val="both"/>
+        <w:rPr>
+          <w:rFonts w:ascii="Times New Roman" w:hAnsi="Times New Roman" w:cs="Times New Roman"/>
+          <w:sz w:val="28"/>
+          <w:szCs w:val="28"/>
+        </w:rPr>
+      </w:pPr>
+      <w:r>
+        <w:rPr>
+          <w:rFonts w:ascii="Times New Roman" w:hAnsi="Times New Roman" w:cs="Times New Roman"/>
+          <w:sz w:val="28"/>
+          <w:szCs w:val="28"/>
+        </w:rPr>
+        <w:t>Biên bản kiểm tra</w:t>
+      </w:r>
+      <w:r>
+        <w:rPr>
+          <w:rFonts w:ascii="Times New Roman" w:hAnsi="Times New Roman" w:cs="Times New Roman"/>
+          <w:sz w:val="28"/>
+          <w:szCs w:val="28"/>
+        </w:rPr>
+        <w:t xml:space="preserve"> </w:t>
+      </w:r>
+      <w:r>
+        <w:rPr>
+          <w:rFonts w:ascii="Times New Roman" w:hAnsi="Times New Roman" w:cs="Times New Roman"/>
+          <w:sz w:val="28"/>
+          <w:szCs w:val="28"/>
+        </w:rPr>
+        <w:t>{{soBBKT}}</w:t>
+      </w:r>
+      <w:r>
+        <w:rPr>
+          <w:rFonts w:ascii="Times New Roman" w:hAnsi="Times New Roman" w:cs="Times New Roman"/>
+          <w:sz w:val="28"/>
+          <w:szCs w:val="28"/>
+        </w:rPr>
+        <w:t xml:space="preserve"> ngày ... / ... / ...; (không)</w:t>
+      </w:r>
+    </w:p>
+    <w:p>
+      <w:pPr>
+        <w:pStyle w:val="ListParagraph"/>
+        <w:numPr>
+          <w:ilvl w:val="0"/>
+          <w:numId w:val="10"/>
+        </w:numPr>
+        <w:tabs>
+          <w:tab w:val="left" w:pos="993"/>
+        </w:tabs>
+        <w:spacing w:after="120" w:line="276" w:lineRule="auto"/>
+        <w:ind w:left="0" w:firstLine="567"/>
+        <w:jc w:val="both"/>
+        <w:rPr>
+          <w:rFonts w:ascii="Times New Roman" w:hAnsi="Times New Roman" w:cs="Times New Roman"/>
+          <w:sz w:val="28"/>
+          <w:szCs w:val="28"/>
+        </w:rPr>
+      </w:pPr>
+      <w:r>
+        <w:rPr>
+          <w:rFonts w:ascii="Times New Roman" w:hAnsi="Times New Roman" w:cs="Times New Roman"/>
+          <w:sz w:val="28"/>
+          <w:szCs w:val="28"/>
+        </w:rPr>
+        <w:t>Phương án chi tiết sửa chữa, bảo dưỡng hệ thống, thiết bị (không);</w:t>
+      </w:r>
+    </w:p>
+    <w:p>
+      <w:pPr>
+        <w:pStyle w:val="ListParagraph"/>
+        <w:numPr>
+          <w:ilvl w:val="0"/>
+          <w:numId w:val="10"/>
+        </w:numPr>
+        <w:tabs>
+          <w:tab w:val="left" w:pos="993"/>
+        </w:tabs>
+        <w:spacing w:after="120" w:line="276" w:lineRule="auto"/>
+        <w:ind w:left="0" w:firstLine="567"/>
+        <w:jc w:val="both"/>
+        <w:rPr>
+          <w:rFonts w:ascii="Times New Roman" w:hAnsi="Times New Roman" w:cs="Times New Roman"/>
+          <w:sz w:val="28"/>
+          <w:szCs w:val="28"/>
+        </w:rPr>
+      </w:pPr>
+      <w:r>
+        <w:rPr>
+          <w:rFonts w:ascii="Times New Roman" w:hAnsi="Times New Roman" w:cs="Times New Roman"/>
+          <w:sz w:val="28"/>
+          <w:szCs w:val="28"/>
+        </w:rPr>
+        <w:t>Công văn số …/</w:t>
+      </w:r>
+      <w:proofErr w:type="gramStart"/>
+      <w:r>
+        <w:rPr>
+          <w:rFonts w:ascii="Times New Roman" w:hAnsi="Times New Roman" w:cs="Times New Roman"/>
+          <w:sz w:val="28"/>
+          <w:szCs w:val="28"/>
+        </w:rPr>
+        <w:t>.....</w:t>
+      </w:r>
+      <w:proofErr w:type="gramEnd"/>
+      <w:r>
+        <w:rPr>
+          <w:rFonts w:ascii="Times New Roman" w:hAnsi="Times New Roman" w:cs="Times New Roman"/>
+          <w:sz w:val="28"/>
+          <w:szCs w:val="28"/>
+        </w:rPr>
+        <w:t xml:space="preserve"> ngày … / … / … của Phòng Kỹ thuật và </w:t>
+      </w:r>
+      <w:proofErr w:type="gramStart"/>
+      <w:r>
+        <w:rPr>
+          <w:rFonts w:ascii="Times New Roman" w:hAnsi="Times New Roman" w:cs="Times New Roman"/>
+          <w:sz w:val="28"/>
+          <w:szCs w:val="28"/>
+        </w:rPr>
+        <w:t>An</w:t>
+      </w:r>
+      <w:proofErr w:type="gramEnd"/>
+      <w:r>
+        <w:rPr>
+          <w:rFonts w:ascii="Times New Roman" w:hAnsi="Times New Roman" w:cs="Times New Roman"/>
+          <w:sz w:val="28"/>
+          <w:szCs w:val="28"/>
+        </w:rPr>
+        <w:t xml:space="preserve"> toàn về việc …(không);</w:t>
+      </w:r>
+    </w:p>
+    <w:p>
+      <w:pPr>
+        <w:pStyle w:val="ListParagraph"/>
+        <w:numPr>
+          <w:ilvl w:val="0"/>
+          <w:numId w:val="10"/>
+        </w:numPr>
+        <w:tabs>
+          <w:tab w:val="left" w:pos="993"/>
+        </w:tabs>
+        <w:spacing w:after="120" w:line="276" w:lineRule="auto"/>
+        <w:ind w:left="0" w:firstLine="567"/>
+        <w:jc w:val="both"/>
+        <w:rPr>
+          <w:rFonts w:ascii="Times New Roman" w:hAnsi="Times New Roman" w:cs="Times New Roman"/>
+          <w:b/>
+          <w:bCs/>
+          <w:sz w:val="28"/>
+          <w:szCs w:val="28"/>
+        </w:rPr>
+      </w:pPr>
+      <w:r>
+        <w:rPr>
+          <w:rFonts w:ascii="Times New Roman" w:hAnsi="Times New Roman" w:cs="Times New Roman"/>
+          <w:sz w:val="28"/>
+          <w:szCs w:val="28"/>
+        </w:rPr>
+        <w:t>Phiếu đề xuất vật tư số {{proposalNumber}}</w:t>
+      </w:r>
+      <w:r>
+        <w:rPr>
+          <w:rFonts w:ascii="Times New Roman" w:hAnsi="Times New Roman" w:cs="Times New Roman"/>
           <w:sz w:val="26"/>
           <w:szCs w:val="26"/>
         </w:rPr>
-        <w:t>NGHIỆM THU LẮP ĐẶT, CHẠY THỬ VÀ HOÀN THÀNH ĐƯA VÀO SỬ DỤNG</w:t>
+        <w:t xml:space="preserve"> </w:t>
+      </w:r>
+      <w:r>
+        <w:rPr>
+          <w:rFonts w:ascii="Times New Roman" w:hAnsi="Times New Roman" w:cs="Times New Roman"/>
+          <w:sz w:val="28"/>
+          <w:szCs w:val="28"/>
+        </w:rPr>
+        <w:t xml:space="preserve">ngày </w:t>
+      </w:r>
+      <w:r>
+        <w:rPr>
+          <w:rFonts w:ascii="Times New Roman" w:hAnsi="Times New Roman" w:cs="Times New Roman"/>
+          <w:b/>
+          <w:bCs/>
+          <w:sz w:val="28"/>
+          <w:szCs w:val="28"/>
+        </w:rPr>
+        <w:t>… / … / ….</w:t>
+      </w:r>
+      <w:r>
+        <w:rPr>
+          <w:rFonts w:ascii="Times New Roman" w:hAnsi="Times New Roman" w:cs="Times New Roman"/>
+          <w:sz w:val="28"/>
+          <w:szCs w:val="28"/>
+        </w:rPr>
+        <w:t xml:space="preserve"> Phiếu giao hàng số {{deliveryNote}}</w:t>
+      </w:r>
+      <w:r>
+        <w:rPr>
+          <w:rFonts w:ascii="Times New Roman" w:hAnsi="Times New Roman" w:cs="Times New Roman"/>
+          <w:sz w:val="26"/>
+          <w:szCs w:val="26"/>
+        </w:rPr>
+        <w:t xml:space="preserve"> </w:t>
+      </w:r>
+      <w:r>
+        <w:rPr>
+          <w:rFonts w:ascii="Times New Roman" w:hAnsi="Times New Roman" w:cs="Times New Roman"/>
+          <w:sz w:val="28"/>
+          <w:szCs w:val="28"/>
+        </w:rPr>
+        <w:t>ngày</w:t>
+      </w:r>
+      <w:r>
+        <w:rPr>
+          <w:rFonts w:ascii="Times New Roman" w:hAnsi="Times New Roman" w:cs="Times New Roman"/>
+          <w:b/>
+          <w:bCs/>
+          <w:sz w:val="28"/>
+          <w:szCs w:val="28"/>
+        </w:rPr>
+        <w:t xml:space="preserve"> … / … / …;</w:t>
       </w:r>
     </w:p>
     <w:p>
       <w:pPr>
-        <w:spacing w:after="60" w:line="276" w:lineRule="auto"/>
-      </w:pPr>
-      <w:r>
-        <w:rPr>
-          <w:rFonts w:ascii="Times New Roman" w:hAnsi="Times New Roman" w:cs="Times New Roman"/>
-          <w:b/>
-          <w:sz w:val="26"/>
-          <w:szCs w:val="26"/>
-        </w:rPr>
-        <w:t>1.</w:t>
-      </w:r>
-      <w:r>
-        <w:tab/>
-      </w:r>
-      <w:r>
-        <w:rPr>
-          <w:rFonts w:ascii="Times New Roman" w:hAnsi="Times New Roman" w:cs="Times New Roman"/>
-          <w:b/>
-          <w:sz w:val="26"/>
-          <w:szCs w:val="26"/>
-        </w:rPr>
-        <w:t>Đối tượng nghiệm thu:</w:t>
+        <w:pStyle w:val="ListParagraph"/>
+        <w:numPr>
+          <w:ilvl w:val="0"/>
+          <w:numId w:val="10"/>
+        </w:numPr>
+        <w:tabs>
+          <w:tab w:val="left" w:pos="993"/>
+        </w:tabs>
+        <w:spacing w:after="120" w:line="276" w:lineRule="auto"/>
+        <w:ind w:left="0" w:firstLine="567"/>
+        <w:jc w:val="both"/>
+        <w:rPr>
+          <w:rFonts w:ascii="Times New Roman" w:hAnsi="Times New Roman" w:cs="Times New Roman"/>
+          <w:sz w:val="28"/>
+          <w:szCs w:val="28"/>
+        </w:rPr>
+      </w:pPr>
+      <w:r>
+        <w:rPr>
+          <w:rFonts w:ascii="Times New Roman" w:hAnsi="Times New Roman" w:cs="Times New Roman"/>
+          <w:sz w:val="28"/>
+          <w:szCs w:val="28"/>
+        </w:rPr>
+        <w:t>Biên bản nghiệm thu vật tư, thiết bị trước khi đưa vào sử dụng ngày … / … / …(không);</w:t>
       </w:r>
     </w:p>
     <w:p>
       <w:pPr>
-        <w:spacing w:after="60" w:line="276" w:lineRule="auto"/>
-        <w:ind w:left="567"/>
-      </w:pPr>
-      <w:r>
-        <w:rPr>
-          <w:rFonts w:ascii="Times New Roman" w:hAnsi="Times New Roman" w:cs="Times New Roman"/>
-          <w:sz w:val="26"/>
-          <w:szCs w:val="26"/>
-        </w:rPr>
-        <w:t>-</w:t>
-      </w:r>
-      <w:r>
-        <w:tab/>
-      </w:r>
-      <w:r>
-        <w:rPr>
-          <w:rFonts w:ascii="Times New Roman" w:hAnsi="Times New Roman" w:cs="Times New Roman"/>
-          <w:sz w:val="26"/>
-          <w:szCs w:val="26"/>
-        </w:rPr>
-        <w:t>Hệ thống, thiết bị: {{unit}} - {{heThongThietBi}}</w:t>
+        <w:pStyle w:val="ListParagraph"/>
+        <w:numPr>
+          <w:ilvl w:val="0"/>
+          <w:numId w:val="10"/>
+        </w:numPr>
+        <w:tabs>
+          <w:tab w:val="left" w:pos="993"/>
+        </w:tabs>
+        <w:spacing w:after="120" w:line="276" w:lineRule="auto"/>
+        <w:ind w:left="0" w:firstLine="567"/>
+        <w:jc w:val="both"/>
+        <w:rPr>
+          <w:rFonts w:ascii="Times New Roman" w:hAnsi="Times New Roman" w:cs="Times New Roman"/>
+          <w:sz w:val="28"/>
+          <w:szCs w:val="28"/>
+        </w:rPr>
+      </w:pPr>
+      <w:r>
+        <w:rPr>
+          <w:rFonts w:ascii="Times New Roman" w:hAnsi="Times New Roman" w:cs="Times New Roman"/>
+          <w:sz w:val="28"/>
+          <w:szCs w:val="28"/>
+        </w:rPr>
+        <w:t>Các tài liệu kỹ thuật, hồ sơ vật tư, thiết bị liên quan (không).</w:t>
       </w:r>
     </w:p>
     <w:p>
       <w:pPr>
-        <w:spacing w:after="60" w:line="276" w:lineRule="auto"/>
-        <w:ind w:left="567"/>
-      </w:pPr>
-      <w:r>
-        <w:rPr>
-          <w:rFonts w:ascii="Times New Roman" w:hAnsi="Times New Roman" w:cs="Times New Roman"/>
-          <w:sz w:val="26"/>
-          <w:szCs w:val="26"/>
-        </w:rPr>
-        <w:t>-</w:t>
-      </w:r>
-      <w:r>
-        <w:tab/>
-      </w:r>
-      <w:r>
-        <w:rPr>
-          <w:rFonts w:ascii="Times New Roman" w:hAnsi="Times New Roman" w:cs="Times New Roman"/>
-          <w:sz w:val="26"/>
-          <w:szCs w:val="26"/>
-        </w:rPr>
-        <w:t>Vị trí lắp đặt: {{deviceNameManual}}</w:t>
+        <w:pStyle w:val="ListParagraph"/>
+        <w:numPr>
+          <w:ilvl w:val="0"/>
+          <w:numId w:val="8"/>
+        </w:numPr>
+        <w:tabs>
+          <w:tab w:val="left" w:pos="993"/>
+        </w:tabs>
+        <w:spacing w:after="120" w:line="276" w:lineRule="auto"/>
+        <w:ind w:left="0" w:firstLine="567"/>
+        <w:jc w:val="both"/>
+        <w:rPr>
+          <w:rFonts w:ascii="Times New Roman" w:hAnsi="Times New Roman" w:cs="Times New Roman"/>
+          <w:b/>
+          <w:iCs/>
+          <w:sz w:val="28"/>
+          <w:szCs w:val="28"/>
+        </w:rPr>
+      </w:pPr>
+      <w:r>
+        <w:rPr>
+          <w:rFonts w:ascii="Times New Roman" w:hAnsi="Times New Roman" w:cs="Times New Roman"/>
+          <w:b/>
+          <w:iCs/>
+          <w:sz w:val="28"/>
+          <w:szCs w:val="28"/>
+        </w:rPr>
+        <w:t>Đánh giá chất lượng lắp đặt và chạy thử:</w:t>
       </w:r>
     </w:p>
     <w:p>
       <w:pPr>
-        <w:spacing w:after="60" w:line="276" w:lineRule="auto"/>
-        <w:ind w:left="567"/>
-      </w:pPr>
-      <w:r>
-        <w:rPr>
-          <w:rFonts w:ascii="Times New Roman" w:hAnsi="Times New Roman" w:cs="Times New Roman"/>
-          <w:sz w:val="26"/>
-          <w:szCs w:val="26"/>
-        </w:rPr>
-        <w:t>-</w:t>
-      </w:r>
-      <w:r>
+        <w:pStyle w:val="ListParagraph"/>
+        <w:numPr>
+          <w:ilvl w:val="0"/>
+          <w:numId w:val="11"/>
+        </w:numPr>
+        <w:tabs>
+          <w:tab w:val="left" w:pos="993"/>
+        </w:tabs>
+        <w:spacing w:after="120" w:line="276" w:lineRule="auto"/>
+        <w:ind w:left="0" w:firstLine="709"/>
+        <w:jc w:val="both"/>
+        <w:rPr>
+          <w:rFonts w:ascii="Times New Roman" w:hAnsi="Times New Roman" w:cs="Times New Roman"/>
+          <w:sz w:val="28"/>
+          <w:szCs w:val="28"/>
+        </w:rPr>
+      </w:pPr>
+      <w:r>
+        <w:rPr>
+          <w:rFonts w:ascii="Times New Roman" w:hAnsi="Times New Roman" w:cs="Times New Roman"/>
+          <w:sz w:val="28"/>
+          <w:szCs w:val="28"/>
+        </w:rPr>
+        <w:t>Tiến độ lắp đặt:</w:t>
+      </w:r>
+      <w:r>
+        <w:rPr>
+          <w:rFonts w:ascii="Times New Roman" w:hAnsi="Times New Roman" w:cs="Times New Roman"/>
+          <w:sz w:val="28"/>
+          <w:szCs w:val="28"/>
+        </w:rPr>
         <w:tab/>
       </w:r>
       <w:r>
         <w:rPr>
           <w:rFonts w:ascii="Times New Roman" w:hAnsi="Times New Roman" w:cs="Times New Roman"/>
-          <w:sz w:val="26"/>
-          <w:szCs w:val="26"/>
-        </w:rPr>
-        <w:t xml:space="preserve">PCT/LCT </w:t>
-      </w:r>
-      <w:proofErr w:type="gramStart"/>
-      <w:r>
-        <w:rPr>
-          <w:rFonts w:ascii="Times New Roman" w:hAnsi="Times New Roman" w:cs="Times New Roman"/>
-          <w:sz w:val="26"/>
-          <w:szCs w:val="26"/>
-        </w:rPr>
-        <w:t>số:{</w:t>
-      </w:r>
-      <w:proofErr w:type="gramEnd"/>
-      <w:r>
-        <w:rPr>
-          <w:rFonts w:ascii="Times New Roman" w:hAnsi="Times New Roman" w:cs="Times New Roman"/>
-          <w:sz w:val="26"/>
-          <w:szCs w:val="26"/>
-        </w:rPr>
-        <w:t>{pctNumber}}</w:t>
+          <w:sz w:val="28"/>
+          <w:szCs w:val="28"/>
+        </w:rPr>
+        <w:tab/>
+      </w:r>
+      <w:r>
+        <w:rPr>
+          <w:rFonts w:ascii="Times New Roman" w:hAnsi="Times New Roman" w:cs="Times New Roman"/>
+          <w:sz w:val="28"/>
+          <w:szCs w:val="28"/>
+        </w:rPr>
+        <w:t>Bắt đầu {{workStartedDate}} kết thúc {{workEndedDate}}</w:t>
       </w:r>
     </w:p>
     <w:p>
       <w:pPr>
-        <w:spacing w:after="60" w:line="276" w:lineRule="auto"/>
-      </w:pPr>
-      <w:r>
-        <w:rPr>
-          <w:rFonts w:ascii="Times New Roman" w:hAnsi="Times New Roman" w:cs="Times New Roman"/>
-          <w:b/>
-          <w:sz w:val="26"/>
-          <w:szCs w:val="26"/>
-        </w:rPr>
-        <w:t>2.</w:t>
-      </w:r>
-      <w:r>
+        <w:pStyle w:val="ListParagraph"/>
+        <w:numPr>
+          <w:ilvl w:val="0"/>
+          <w:numId w:val="11"/>
+        </w:numPr>
+        <w:tabs>
+          <w:tab w:val="left" w:pos="993"/>
+        </w:tabs>
+        <w:spacing w:after="120" w:line="276" w:lineRule="auto"/>
+        <w:ind w:left="0" w:firstLine="709"/>
+        <w:jc w:val="both"/>
+        <w:rPr>
+          <w:rFonts w:ascii="Times New Roman" w:hAnsi="Times New Roman" w:cs="Times New Roman"/>
+          <w:sz w:val="28"/>
+          <w:szCs w:val="28"/>
+        </w:rPr>
+      </w:pPr>
+      <w:r>
+        <w:rPr>
+          <w:rFonts w:ascii="Times New Roman" w:hAnsi="Times New Roman" w:cs="Times New Roman"/>
+          <w:sz w:val="28"/>
+          <w:szCs w:val="28"/>
+        </w:rPr>
+        <w:lastRenderedPageBreak/>
+        <w:t>Thời gian chạy thử:</w:t>
+      </w:r>
+      <w:r>
+        <w:rPr>
+          <w:rFonts w:ascii="Times New Roman" w:hAnsi="Times New Roman" w:cs="Times New Roman"/>
+          <w:sz w:val="28"/>
+          <w:szCs w:val="28"/>
+        </w:rPr>
         <w:tab/>
       </w:r>
       <w:r>
         <w:rPr>
           <w:rFonts w:ascii="Times New Roman" w:hAnsi="Times New Roman" w:cs="Times New Roman"/>
-          <w:b/>
-          <w:sz w:val="26"/>
-          <w:szCs w:val="26"/>
-        </w:rPr>
-        <w:t>Thành phần tham gia nghiệm thu:</w:t>
+          <w:sz w:val="28"/>
+          <w:szCs w:val="28"/>
+        </w:rPr>
+        <w:t>Bắt đầu {{workStartedDate}} kết thúc {{workEndedDate}}</w:t>
       </w:r>
     </w:p>
     <w:p>
       <w:pPr>
-        <w:spacing w:after="60" w:line="276" w:lineRule="auto"/>
-        <w:ind w:left="567"/>
-      </w:pPr>
-      <w:r>
-        <w:rPr>
-          <w:rFonts w:ascii="Times New Roman" w:hAnsi="Times New Roman" w:cs="Times New Roman"/>
-          <w:b/>
-          <w:i/>
-          <w:sz w:val="26"/>
-          <w:szCs w:val="26"/>
-        </w:rPr>
-        <w:t>2.1.</w:t>
-      </w:r>
-      <w:r>
+        <w:pStyle w:val="ListParagraph"/>
+        <w:numPr>
+          <w:ilvl w:val="0"/>
+          <w:numId w:val="11"/>
+        </w:numPr>
+        <w:tabs>
+          <w:tab w:val="left" w:pos="993"/>
+        </w:tabs>
+        <w:spacing w:after="120" w:line="276" w:lineRule="auto"/>
+        <w:ind w:left="0" w:firstLine="709"/>
+        <w:jc w:val="both"/>
+        <w:rPr>
+          <w:rFonts w:ascii="Times New Roman" w:hAnsi="Times New Roman" w:cs="Times New Roman"/>
+          <w:sz w:val="28"/>
+          <w:szCs w:val="28"/>
+        </w:rPr>
+      </w:pPr>
+      <w:r>
+        <w:rPr>
+          <w:rFonts w:ascii="Times New Roman" w:hAnsi="Times New Roman" w:cs="Times New Roman"/>
+          <w:sz w:val="28"/>
+          <w:szCs w:val="28"/>
+        </w:rPr>
+        <w:t>Đánh giá tiến độ:</w:t>
+      </w:r>
+      <w:r>
+        <w:rPr>
+          <w:rFonts w:ascii="Times New Roman" w:hAnsi="Times New Roman" w:cs="Times New Roman"/>
+          <w:sz w:val="28"/>
+          <w:szCs w:val="28"/>
+        </w:rPr>
         <w:tab/>
-      </w:r>
-      <w:r>
-        <w:rPr>
-          <w:rFonts w:ascii="Times New Roman" w:hAnsi="Times New Roman" w:cs="Times New Roman"/>
-          <w:b/>
-          <w:i/>
-          <w:sz w:val="26"/>
-          <w:szCs w:val="26"/>
-        </w:rPr>
-        <w:t>Đại diện phòng Kỹ thuật và an toàn</w:t>
+        <w:t>Đạt yêu cầu.</w:t>
       </w:r>
     </w:p>
     <w:p>
       <w:pPr>
-        <w:spacing w:after="60" w:line="276" w:lineRule="auto"/>
-        <w:ind w:left="900"/>
-      </w:pPr>
-      <w:r>
-        <w:rPr>
-          <w:rFonts w:ascii="Times New Roman" w:hAnsi="Times New Roman" w:cs="Times New Roman"/>
-          <w:sz w:val="26"/>
-          <w:szCs w:val="26"/>
-        </w:rPr>
-        <w:t>Ông:</w:t>
-      </w:r>
-      <w:r>
-        <w:rPr>
-          <w:rFonts w:ascii="Times New Roman" w:hAnsi="Times New Roman" w:cs="Times New Roman"/>
-          <w:sz w:val="26"/>
-          <w:szCs w:val="26"/>
-        </w:rPr>
-        <w:t xml:space="preserve"> Phan Tấn Tới</w:t>
-      </w:r>
-      <w:r>
-        <w:tab/>
-      </w:r>
-      <w:r>
-        <w:rPr>
-          <w:rFonts w:ascii="Times New Roman" w:hAnsi="Times New Roman" w:cs="Times New Roman"/>
-          <w:sz w:val="26"/>
-          <w:szCs w:val="26"/>
-        </w:rPr>
-        <w:t>Chức vụ:</w:t>
-      </w:r>
-      <w:r>
-        <w:rPr>
-          <w:rFonts w:ascii="Times New Roman" w:hAnsi="Times New Roman" w:cs="Times New Roman"/>
-          <w:sz w:val="26"/>
-          <w:szCs w:val="26"/>
-        </w:rPr>
-        <w:t xml:space="preserve"> Phó phòng.</w:t>
+        <w:pStyle w:val="ListParagraph"/>
+        <w:numPr>
+          <w:ilvl w:val="0"/>
+          <w:numId w:val="11"/>
+        </w:numPr>
+        <w:tabs>
+          <w:tab w:val="left" w:pos="993"/>
+        </w:tabs>
+        <w:spacing w:after="120" w:line="276" w:lineRule="auto"/>
+        <w:ind w:left="0" w:firstLine="709"/>
+        <w:jc w:val="both"/>
+        <w:rPr>
+          <w:rFonts w:ascii="Times New Roman" w:hAnsi="Times New Roman" w:cs="Times New Roman"/>
+          <w:sz w:val="28"/>
+          <w:szCs w:val="28"/>
+        </w:rPr>
+      </w:pPr>
+      <w:r>
+        <w:rPr>
+          <w:rFonts w:ascii="Times New Roman" w:hAnsi="Times New Roman" w:cs="Times New Roman"/>
+          <w:sz w:val="28"/>
+          <w:szCs w:val="28"/>
+        </w:rPr>
+        <w:t>Chất lượng lắp đặt thiết bị đảm bảo yêu cầu kỹ thuật, phương án kỹ thuật;</w:t>
       </w:r>
     </w:p>
     <w:p>
       <w:pPr>
-        <w:spacing w:after="60" w:line="276" w:lineRule="auto"/>
-        <w:ind w:left="567"/>
-      </w:pPr>
-      <w:r>
-        <w:rPr>
-          <w:rFonts w:ascii="Times New Roman" w:hAnsi="Times New Roman" w:cs="Times New Roman"/>
-          <w:b/>
-          <w:i/>
-          <w:sz w:val="26"/>
-          <w:szCs w:val="26"/>
-        </w:rPr>
-        <w:t>2.2.</w:t>
-      </w:r>
-      <w:r>
-        <w:tab/>
-      </w:r>
-      <w:r>
-        <w:rPr>
-          <w:rFonts w:ascii="Times New Roman" w:hAnsi="Times New Roman" w:cs="Times New Roman"/>
-          <w:b/>
-          <w:i/>
-          <w:sz w:val="26"/>
-          <w:szCs w:val="26"/>
-        </w:rPr>
-        <w:t>Đại diện đơn vị sửa chữa: Phân xưởng Sửa chữa cơ nhiệt:</w:t>
-      </w:r>
-    </w:p>
-    <w:p>
-      <w:pPr>
-        <w:spacing w:after="60" w:line="276" w:lineRule="auto"/>
-        <w:ind w:left="900"/>
-      </w:pPr>
-      <w:r>
-        <w:rPr>
-          <w:rFonts w:ascii="Times New Roman" w:hAnsi="Times New Roman" w:cs="Times New Roman"/>
-          <w:sz w:val="26"/>
-          <w:szCs w:val="26"/>
-        </w:rPr>
-        <w:t>Ông: {{sccnRepresentativeName}}</w:t>
-      </w:r>
-      <w:r>
-        <w:tab/>
-      </w:r>
-      <w:r>
-        <w:rPr>
-          <w:rFonts w:ascii="Times New Roman" w:hAnsi="Times New Roman" w:cs="Times New Roman"/>
-          <w:sz w:val="26"/>
-          <w:szCs w:val="26"/>
-        </w:rPr>
-        <w:t>Chức vụ: {{sccnRepresentativePosition}}</w:t>
-      </w:r>
-    </w:p>
-    <w:p>
-      <w:pPr>
-        <w:spacing w:after="60" w:line="276" w:lineRule="auto"/>
-        <w:ind w:left="567"/>
-      </w:pPr>
-      <w:r>
-        <w:rPr>
-          <w:rFonts w:ascii="Times New Roman" w:hAnsi="Times New Roman" w:cs="Times New Roman"/>
-          <w:b/>
-          <w:i/>
-          <w:sz w:val="26"/>
-          <w:szCs w:val="26"/>
-        </w:rPr>
-        <w:t>2.3.</w:t>
-      </w:r>
-      <w:r>
-        <w:tab/>
-      </w:r>
-      <w:r>
-        <w:rPr>
-          <w:rFonts w:ascii="Times New Roman" w:hAnsi="Times New Roman" w:cs="Times New Roman"/>
-          <w:b/>
-          <w:i/>
-          <w:sz w:val="26"/>
-          <w:szCs w:val="26"/>
-        </w:rPr>
-        <w:t>Đại diện đơn vị chủ quản thiết bị: Phân xưởng Vận hành 1:</w:t>
-      </w:r>
-    </w:p>
-    <w:p>
-      <w:pPr>
-        <w:spacing w:after="60" w:line="276" w:lineRule="auto"/>
-        <w:ind w:left="900"/>
-      </w:pPr>
-      <w:r>
-        <w:rPr>
-          <w:rFonts w:ascii="Times New Roman" w:hAnsi="Times New Roman" w:cs="Times New Roman"/>
-          <w:sz w:val="26"/>
-          <w:szCs w:val="26"/>
-        </w:rPr>
-        <w:t>Ông: {{quanDocName}}</w:t>
-      </w:r>
-      <w:r>
-        <w:tab/>
-      </w:r>
-      <w:r>
-        <w:rPr>
-          <w:rFonts w:ascii="Times New Roman" w:hAnsi="Times New Roman" w:cs="Times New Roman"/>
-          <w:sz w:val="26"/>
-          <w:szCs w:val="26"/>
-        </w:rPr>
-        <w:t>Chức vụ: Quản đốc</w:t>
-      </w:r>
-    </w:p>
-    <w:p>
-      <w:pPr>
-        <w:spacing w:after="60" w:line="276" w:lineRule="auto"/>
-        <w:ind w:left="900"/>
-      </w:pPr>
-      <w:r>
-        <w:rPr>
-          <w:rFonts w:ascii="Times New Roman" w:hAnsi="Times New Roman" w:cs="Times New Roman"/>
-          <w:sz w:val="26"/>
-          <w:szCs w:val="26"/>
-        </w:rPr>
-        <w:t>Ông: {{usedByName}}</w:t>
-      </w:r>
-      <w:r>
-        <w:tab/>
-      </w:r>
-      <w:r>
-        <w:rPr>
-          <w:rFonts w:ascii="Times New Roman" w:hAnsi="Times New Roman" w:cs="Times New Roman"/>
-          <w:sz w:val="26"/>
-          <w:szCs w:val="26"/>
-        </w:rPr>
-        <w:t>Chức vụ: {{usedByPosition}}</w:t>
-      </w:r>
-    </w:p>
-    <w:p>
-      <w:pPr>
-        <w:spacing w:after="60" w:line="276" w:lineRule="auto"/>
-      </w:pPr>
-      <w:r>
-        <w:rPr>
-          <w:rFonts w:ascii="Times New Roman" w:hAnsi="Times New Roman" w:cs="Times New Roman"/>
-          <w:b/>
-          <w:sz w:val="26"/>
-          <w:szCs w:val="26"/>
-        </w:rPr>
-        <w:t>3.</w:t>
-      </w:r>
-      <w:r>
-        <w:tab/>
-      </w:r>
-      <w:r>
-        <w:rPr>
-          <w:rFonts w:ascii="Times New Roman" w:hAnsi="Times New Roman" w:cs="Times New Roman"/>
-          <w:b/>
-          <w:sz w:val="26"/>
-          <w:szCs w:val="26"/>
-        </w:rPr>
-        <w:t>Thời gian và địa điểm nghiệm thu:</w:t>
-      </w:r>
-    </w:p>
-    <w:p>
-      <w:pPr>
-        <w:spacing w:after="60" w:line="276" w:lineRule="auto"/>
-        <w:ind w:left="567"/>
-      </w:pPr>
-      <w:r>
-        <w:rPr>
-          <w:rFonts w:ascii="Times New Roman" w:hAnsi="Times New Roman" w:cs="Times New Roman"/>
-          <w:sz w:val="26"/>
-          <w:szCs w:val="26"/>
-        </w:rPr>
-        <w:t>-</w:t>
-      </w:r>
-      <w:r>
-        <w:tab/>
-      </w:r>
-      <w:r>
-        <w:rPr>
-          <w:rFonts w:ascii="Times New Roman" w:hAnsi="Times New Roman" w:cs="Times New Roman"/>
-          <w:sz w:val="26"/>
-          <w:szCs w:val="26"/>
-        </w:rPr>
-        <w:t>Bắt đầu:</w:t>
-      </w:r>
-      <w:r>
-        <w:tab/>
-      </w:r>
-      <w:r>
-        <w:rPr>
-          <w:rFonts w:ascii="Times New Roman" w:hAnsi="Times New Roman" w:cs="Times New Roman"/>
-          <w:sz w:val="26"/>
-          <w:szCs w:val="26"/>
-        </w:rPr>
-        <w:t>{{workStartedAt}}</w:t>
-      </w:r>
-    </w:p>
-    <w:p>
-      <w:pPr>
-        <w:spacing w:after="60" w:line="276" w:lineRule="auto"/>
-        <w:ind w:left="567"/>
-      </w:pPr>
-      <w:r>
-        <w:rPr>
-          <w:rFonts w:ascii="Times New Roman" w:hAnsi="Times New Roman" w:cs="Times New Roman"/>
-          <w:sz w:val="26"/>
-          <w:szCs w:val="26"/>
-        </w:rPr>
-        <w:t>-</w:t>
-      </w:r>
-      <w:r>
-        <w:tab/>
-      </w:r>
-      <w:r>
-        <w:rPr>
-          <w:rFonts w:ascii="Times New Roman" w:hAnsi="Times New Roman" w:cs="Times New Roman"/>
-          <w:sz w:val="26"/>
-          <w:szCs w:val="26"/>
-        </w:rPr>
-        <w:t>Kết thúc:</w:t>
-      </w:r>
-      <w:r>
-        <w:tab/>
-      </w:r>
-      <w:r>
-        <w:rPr>
-          <w:rFonts w:ascii="Times New Roman" w:hAnsi="Times New Roman" w:cs="Times New Roman"/>
-          <w:sz w:val="26"/>
-          <w:szCs w:val="26"/>
-        </w:rPr>
-        <w:t>{{workEndedAt}}</w:t>
-      </w:r>
-    </w:p>
-    <w:p>
-      <w:pPr>
-        <w:spacing w:after="60" w:line="276" w:lineRule="auto"/>
-      </w:pPr>
-      <w:r>
-        <w:rPr>
-          <w:rFonts w:ascii="Times New Roman" w:hAnsi="Times New Roman" w:cs="Times New Roman"/>
-          <w:b/>
-          <w:sz w:val="26"/>
-          <w:szCs w:val="26"/>
-        </w:rPr>
-        <w:t>4.</w:t>
-      </w:r>
-      <w:r>
-        <w:tab/>
-      </w:r>
-      <w:r>
-        <w:rPr>
-          <w:rFonts w:ascii="Times New Roman" w:hAnsi="Times New Roman" w:cs="Times New Roman"/>
-          <w:b/>
-          <w:sz w:val="26"/>
-          <w:szCs w:val="26"/>
-        </w:rPr>
-        <w:t>Tại:</w:t>
-      </w:r>
-      <w:r>
-        <w:rPr>
-          <w:rFonts w:ascii="Times New Roman" w:hAnsi="Times New Roman" w:cs="Times New Roman"/>
-          <w:sz w:val="26"/>
-          <w:szCs w:val="26"/>
-        </w:rPr>
-        <w:t xml:space="preserve"> {{deviceNameManual}}</w:t>
-      </w:r>
-    </w:p>
-    <w:p>
-      <w:pPr>
-        <w:spacing w:after="60" w:line="276" w:lineRule="auto"/>
-      </w:pPr>
-      <w:r>
-        <w:rPr>
-          <w:rFonts w:ascii="Times New Roman" w:hAnsi="Times New Roman" w:cs="Times New Roman"/>
-          <w:b/>
-          <w:sz w:val="26"/>
-          <w:szCs w:val="26"/>
-        </w:rPr>
-        <w:t>5.</w:t>
-      </w:r>
-      <w:r>
-        <w:tab/>
-      </w:r>
-      <w:r>
-        <w:rPr>
-          <w:rFonts w:ascii="Times New Roman" w:hAnsi="Times New Roman" w:cs="Times New Roman"/>
-          <w:b/>
-          <w:sz w:val="26"/>
-          <w:szCs w:val="26"/>
-        </w:rPr>
-        <w:t>Nội dung nghiệm thu lắp đặt và chạy thử:</w:t>
-      </w:r>
-    </w:p>
-    <w:p>
-      <w:pPr>
-        <w:spacing w:after="60" w:line="276" w:lineRule="auto"/>
-        <w:ind w:left="567"/>
-      </w:pPr>
-      <w:r>
-        <w:rPr>
-          <w:rFonts w:ascii="Times New Roman" w:hAnsi="Times New Roman" w:cs="Times New Roman"/>
-          <w:b/>
-          <w:i/>
-          <w:sz w:val="26"/>
-          <w:szCs w:val="26"/>
-        </w:rPr>
-        <w:t>5.1.</w:t>
-      </w:r>
-      <w:r>
-        <w:tab/>
-      </w:r>
-      <w:r>
-        <w:rPr>
-          <w:rFonts w:ascii="Times New Roman" w:hAnsi="Times New Roman" w:cs="Times New Roman"/>
-          <w:b/>
-          <w:i/>
-          <w:sz w:val="26"/>
-          <w:szCs w:val="26"/>
-        </w:rPr>
-        <w:t>Tài liệu căn cứ nghiệm thu:</w:t>
-      </w:r>
-    </w:p>
-    <w:p>
-      <w:pPr>
-        <w:spacing w:after="60" w:line="276" w:lineRule="auto"/>
-        <w:ind w:left="900"/>
-      </w:pPr>
-      <w:r>
-        <w:rPr>
-          <w:rFonts w:ascii="Times New Roman" w:hAnsi="Times New Roman" w:cs="Times New Roman"/>
-          <w:sz w:val="26"/>
-          <w:szCs w:val="26"/>
-        </w:rPr>
-        <w:t>-</w:t>
-      </w:r>
-      <w:r>
-        <w:tab/>
-      </w:r>
-      <w:r>
-        <w:rPr>
-          <w:rFonts w:ascii="Times New Roman" w:hAnsi="Times New Roman" w:cs="Times New Roman"/>
-          <w:sz w:val="26"/>
-          <w:szCs w:val="26"/>
-        </w:rPr>
-        <w:t>Kết quả kiểm tra:</w:t>
-      </w:r>
-    </w:p>
-    <w:p>
-      <w:pPr>
-        <w:spacing w:after="60" w:line="276" w:lineRule="auto"/>
-        <w:ind w:left="900"/>
-      </w:pPr>
-      <w:r>
-        <w:rPr>
-          <w:rFonts w:ascii="Times New Roman" w:hAnsi="Times New Roman" w:cs="Times New Roman"/>
-          <w:sz w:val="26"/>
-          <w:szCs w:val="26"/>
-        </w:rPr>
-        <w:t>-</w:t>
-      </w:r>
-      <w:r>
-        <w:tab/>
-      </w:r>
-      <w:r>
-        <w:rPr>
-          <w:rFonts w:ascii="Times New Roman" w:hAnsi="Times New Roman" w:cs="Times New Roman"/>
-          <w:sz w:val="26"/>
-          <w:szCs w:val="26"/>
-        </w:rPr>
-        <w:t xml:space="preserve">Phương án chi tiết sửa chữa, bảo dưỡng hệ thống, thiết bị </w:t>
-      </w:r>
-      <w:r>
-        <w:rPr>
-          <w:rFonts w:ascii="Times New Roman" w:hAnsi="Times New Roman" w:cs="Times New Roman"/>
-          <w:i/>
-          <w:sz w:val="26"/>
-          <w:szCs w:val="26"/>
-        </w:rPr>
-        <w:t>(không);</w:t>
-      </w:r>
-    </w:p>
-    <w:p>
-      <w:pPr>
-        <w:spacing w:after="60" w:line="276" w:lineRule="auto"/>
-        <w:ind w:left="900"/>
-      </w:pPr>
-      <w:r>
-        <w:rPr>
-          <w:rFonts w:ascii="Times New Roman" w:hAnsi="Times New Roman" w:cs="Times New Roman"/>
-          <w:sz w:val="26"/>
-          <w:szCs w:val="26"/>
-        </w:rPr>
-        <w:t>-</w:t>
-      </w:r>
-      <w:r>
-        <w:tab/>
-      </w:r>
-      <w:r>
-        <w:rPr>
-          <w:rFonts w:ascii="Times New Roman" w:hAnsi="Times New Roman" w:cs="Times New Roman"/>
-          <w:sz w:val="26"/>
-          <w:szCs w:val="26"/>
-        </w:rPr>
-        <w:t>{{proposalNumber}}. {{deliveryNote}}</w:t>
-      </w:r>
-    </w:p>
-    <w:p>
-      <w:pPr>
-        <w:spacing w:after="60" w:line="276" w:lineRule="auto"/>
-        <w:ind w:left="900"/>
-      </w:pPr>
-      <w:r>
-        <w:rPr>
-          <w:rFonts w:ascii="Times New Roman" w:hAnsi="Times New Roman" w:cs="Times New Roman"/>
-          <w:sz w:val="26"/>
-          <w:szCs w:val="26"/>
-        </w:rPr>
-        <w:t>-</w:t>
-      </w:r>
-      <w:r>
-        <w:tab/>
-      </w:r>
-      <w:r>
-        <w:rPr>
-          <w:rFonts w:ascii="Times New Roman" w:hAnsi="Times New Roman" w:cs="Times New Roman"/>
-          <w:sz w:val="26"/>
-          <w:szCs w:val="26"/>
-        </w:rPr>
-        <w:t>Vật tư công ty cấp;</w:t>
-      </w:r>
-    </w:p>
-    <w:p>
-      <w:pPr>
-        <w:spacing w:after="60" w:line="276" w:lineRule="auto"/>
-        <w:ind w:left="900"/>
-      </w:pPr>
-      <w:r>
-        <w:rPr>
-          <w:rFonts w:ascii="Times New Roman" w:hAnsi="Times New Roman" w:cs="Times New Roman"/>
-          <w:sz w:val="26"/>
-          <w:szCs w:val="26"/>
-        </w:rPr>
-        <w:t>-</w:t>
-      </w:r>
-      <w:r>
-        <w:tab/>
-      </w:r>
-      <w:r>
-        <w:rPr>
-          <w:rFonts w:ascii="Times New Roman" w:hAnsi="Times New Roman" w:cs="Times New Roman"/>
-          <w:sz w:val="26"/>
-          <w:szCs w:val="26"/>
-        </w:rPr>
-        <w:t xml:space="preserve">Biên bản nghiệm thu vật tư, thiết bị trước khi đưa vào sử dụng ngày </w:t>
-      </w:r>
-      <w:r>
-        <w:rPr>
-          <w:rFonts w:ascii="Times New Roman" w:hAnsi="Times New Roman" w:cs="Times New Roman"/>
-          <w:i/>
-          <w:sz w:val="26"/>
-          <w:szCs w:val="26"/>
-        </w:rPr>
-        <w:t>(nếu có);</w:t>
-      </w:r>
-    </w:p>
-    <w:p>
-      <w:pPr>
-        <w:spacing w:after="60" w:line="276" w:lineRule="auto"/>
-        <w:ind w:left="900"/>
-      </w:pPr>
-      <w:r>
-        <w:rPr>
-          <w:rFonts w:ascii="Times New Roman" w:hAnsi="Times New Roman" w:cs="Times New Roman"/>
-          <w:sz w:val="26"/>
-          <w:szCs w:val="26"/>
-        </w:rPr>
-        <w:t>-</w:t>
-      </w:r>
-      <w:r>
-        <w:tab/>
-      </w:r>
-      <w:r>
-        <w:rPr>
-          <w:rFonts w:ascii="Times New Roman" w:hAnsi="Times New Roman" w:cs="Times New Roman"/>
-          <w:sz w:val="26"/>
-          <w:szCs w:val="26"/>
-        </w:rPr>
-        <w:t xml:space="preserve">Các tài liệu kỹ thuật, hồ sơ vật tư, thiết bị liên quan </w:t>
-      </w:r>
-      <w:r>
-        <w:rPr>
-          <w:rFonts w:ascii="Times New Roman" w:hAnsi="Times New Roman" w:cs="Times New Roman"/>
-          <w:i/>
-          <w:sz w:val="26"/>
-          <w:szCs w:val="26"/>
-        </w:rPr>
-        <w:t>(không)</w:t>
-      </w:r>
-    </w:p>
-    <w:p>
-      <w:pPr>
-        <w:spacing w:after="60" w:line="276" w:lineRule="auto"/>
-        <w:ind w:left="567"/>
-      </w:pPr>
-      <w:r>
-        <w:rPr>
-          <w:rFonts w:ascii="Times New Roman" w:hAnsi="Times New Roman" w:cs="Times New Roman"/>
-          <w:b/>
-          <w:i/>
-          <w:sz w:val="26"/>
-          <w:szCs w:val="26"/>
-        </w:rPr>
-        <w:t>5.2.</w:t>
-      </w:r>
-      <w:r>
-        <w:tab/>
-      </w:r>
-      <w:r>
-        <w:rPr>
-          <w:rFonts w:ascii="Times New Roman" w:hAnsi="Times New Roman" w:cs="Times New Roman"/>
-          <w:b/>
-          <w:i/>
-          <w:sz w:val="26"/>
-          <w:szCs w:val="26"/>
-        </w:rPr>
-        <w:t>Đánh giá chất lượng lắp đặt và chạy thử:</w:t>
-      </w:r>
-    </w:p>
-    <w:p>
-      <w:pPr>
-        <w:spacing w:after="60" w:line="276" w:lineRule="auto"/>
-        <w:ind w:left="900"/>
-      </w:pPr>
-      <w:r>
-        <w:rPr>
-          <w:rFonts w:ascii="Times New Roman" w:hAnsi="Times New Roman" w:cs="Times New Roman"/>
-          <w:sz w:val="26"/>
-          <w:szCs w:val="26"/>
-        </w:rPr>
-        <w:t>-</w:t>
-      </w:r>
-      <w:r>
-        <w:tab/>
-      </w:r>
-      <w:r>
-        <w:rPr>
-          <w:rFonts w:ascii="Times New Roman" w:hAnsi="Times New Roman" w:cs="Times New Roman"/>
-          <w:sz w:val="26"/>
-          <w:szCs w:val="26"/>
-        </w:rPr>
-        <w:t>Tiến độ lắp đặt:</w:t>
-      </w:r>
-      <w:r>
-        <w:tab/>
-      </w:r>
-      <w:r>
-        <w:rPr>
-          <w:rFonts w:ascii="Times New Roman" w:hAnsi="Times New Roman" w:cs="Times New Roman"/>
-          <w:sz w:val="26"/>
-          <w:szCs w:val="26"/>
-        </w:rPr>
-        <w:t>Bắt đầu {{workStartedDate}} kết thúc {{workEndedDate}}</w:t>
-      </w:r>
-    </w:p>
-    <w:p>
-      <w:pPr>
-        <w:spacing w:after="60" w:line="276" w:lineRule="auto"/>
-        <w:ind w:left="900"/>
-      </w:pPr>
-      <w:r>
-        <w:rPr>
-          <w:rFonts w:ascii="Times New Roman" w:hAnsi="Times New Roman" w:cs="Times New Roman"/>
-          <w:sz w:val="26"/>
-          <w:szCs w:val="26"/>
-        </w:rPr>
-        <w:t>-</w:t>
-      </w:r>
-      <w:r>
-        <w:tab/>
-      </w:r>
-      <w:r>
-        <w:rPr>
-          <w:rFonts w:ascii="Times New Roman" w:hAnsi="Times New Roman" w:cs="Times New Roman"/>
-          <w:sz w:val="26"/>
-          <w:szCs w:val="26"/>
-        </w:rPr>
-        <w:t>Thời gian chạy thử:</w:t>
-      </w:r>
-      <w:r>
-        <w:tab/>
-      </w:r>
-      <w:r>
-        <w:rPr>
-          <w:rFonts w:ascii="Times New Roman" w:hAnsi="Times New Roman" w:cs="Times New Roman"/>
-          <w:sz w:val="26"/>
-          <w:szCs w:val="26"/>
-        </w:rPr>
-        <w:t>Bắt đầu {{workStartedDate}} kết thúc {{workEndedDate}}</w:t>
-      </w:r>
-    </w:p>
-    <w:p>
-      <w:pPr>
-        <w:spacing w:after="60" w:line="276" w:lineRule="auto"/>
-        <w:ind w:left="900"/>
-      </w:pPr>
-      <w:r>
-        <w:rPr>
-          <w:rFonts w:ascii="Times New Roman" w:hAnsi="Times New Roman" w:cs="Times New Roman"/>
-          <w:sz w:val="26"/>
-          <w:szCs w:val="26"/>
-        </w:rPr>
-        <w:lastRenderedPageBreak/>
-        <w:t>-</w:t>
-      </w:r>
-      <w:r>
-        <w:tab/>
-      </w:r>
-      <w:r>
-        <w:rPr>
-          <w:rFonts w:ascii="Times New Roman" w:hAnsi="Times New Roman" w:cs="Times New Roman"/>
-          <w:sz w:val="26"/>
-          <w:szCs w:val="26"/>
-        </w:rPr>
-        <w:t>Đánh giá tiến độ:</w:t>
-      </w:r>
-      <w:r>
-        <w:tab/>
-      </w:r>
-      <w:r>
-        <w:rPr>
-          <w:rFonts w:ascii="Times New Roman" w:hAnsi="Times New Roman" w:cs="Times New Roman"/>
-          <w:sz w:val="26"/>
-          <w:szCs w:val="26"/>
-        </w:rPr>
-        <w:t>Đạt yêu cầu.</w:t>
-      </w:r>
-    </w:p>
-    <w:p>
-      <w:pPr>
-        <w:spacing w:after="60" w:line="276" w:lineRule="auto"/>
-        <w:ind w:left="900"/>
-      </w:pPr>
-      <w:r>
-        <w:rPr>
-          <w:rFonts w:ascii="Times New Roman" w:hAnsi="Times New Roman" w:cs="Times New Roman"/>
-          <w:sz w:val="26"/>
-          <w:szCs w:val="26"/>
-        </w:rPr>
-        <w:t>-</w:t>
-      </w:r>
-      <w:r>
-        <w:tab/>
-      </w:r>
-      <w:r>
-        <w:rPr>
-          <w:rFonts w:ascii="Times New Roman" w:hAnsi="Times New Roman" w:cs="Times New Roman"/>
-          <w:sz w:val="26"/>
-          <w:szCs w:val="26"/>
-        </w:rPr>
-        <w:t>Chất lượng lắp đặt thiết bị đảm bảo yêu cầu kỹ thuật, phương án kỹ thuật;</w:t>
-      </w:r>
-    </w:p>
-    <w:p>
-      <w:pPr>
-        <w:spacing w:after="60" w:line="276" w:lineRule="auto"/>
-        <w:ind w:left="900"/>
-      </w:pPr>
-      <w:r>
-        <w:rPr>
-          <w:rFonts w:ascii="Times New Roman" w:hAnsi="Times New Roman" w:cs="Times New Roman"/>
-          <w:sz w:val="26"/>
-          <w:szCs w:val="26"/>
-        </w:rPr>
-        <w:t>-</w:t>
-      </w:r>
-      <w:r>
-        <w:tab/>
-      </w:r>
-      <w:r>
-        <w:rPr>
-          <w:rFonts w:ascii="Times New Roman" w:hAnsi="Times New Roman" w:cs="Times New Roman"/>
-          <w:sz w:val="26"/>
-          <w:szCs w:val="26"/>
+        <w:pStyle w:val="ListParagraph"/>
+        <w:numPr>
+          <w:ilvl w:val="0"/>
+          <w:numId w:val="11"/>
+        </w:numPr>
+        <w:tabs>
+          <w:tab w:val="left" w:pos="993"/>
+        </w:tabs>
+        <w:spacing w:after="120" w:line="276" w:lineRule="auto"/>
+        <w:ind w:left="0" w:firstLine="709"/>
+        <w:jc w:val="both"/>
+        <w:rPr>
+          <w:rFonts w:ascii="Times New Roman" w:hAnsi="Times New Roman" w:cs="Times New Roman"/>
+          <w:sz w:val="28"/>
+          <w:szCs w:val="28"/>
+        </w:rPr>
+      </w:pPr>
+      <w:r>
+        <w:rPr>
+          <w:rFonts w:ascii="Times New Roman" w:hAnsi="Times New Roman" w:cs="Times New Roman"/>
+          <w:sz w:val="28"/>
+          <w:szCs w:val="28"/>
         </w:rPr>
         <w:t>Thời gian chạy thử: theo bảng nội dung công tác dưới đây;</w:t>
       </w:r>
@@ -1090,6 +1572,9 @@
         <w:gridCol w:w="1700"/>
       </w:tblGrid>
       <w:tr>
+        <w:trPr>
+          <w:trHeight w:val="567"/>
+        </w:trPr>
         <w:tc>
           <w:tcPr>
             <w:tcW w:w="700" w:type="dxa"/>
@@ -1099,13 +1584,29 @@
             <w:pPr>
               <w:spacing w:after="0" w:line="276" w:lineRule="auto"/>
               <w:jc w:val="center"/>
+              <w:rPr>
+                <w:rFonts w:ascii="Times New Roman" w:hAnsi="Times New Roman" w:cs="Times New Roman"/>
+                <w:sz w:val="28"/>
+                <w:szCs w:val="28"/>
+              </w:rPr>
             </w:pPr>
             <w:r>
               <w:rPr>
                 <w:rFonts w:ascii="Times New Roman" w:hAnsi="Times New Roman" w:cs="Times New Roman"/>
                 <w:b/>
-              </w:rPr>
-              <w:t>Stt</w:t>
+                <w:sz w:val="28"/>
+                <w:szCs w:val="28"/>
+              </w:rPr>
+              <w:t>S</w:t>
+            </w:r>
+            <w:r>
+              <w:rPr>
+                <w:rFonts w:ascii="Times New Roman" w:hAnsi="Times New Roman" w:cs="Times New Roman"/>
+                <w:b/>
+                <w:sz w:val="28"/>
+                <w:szCs w:val="28"/>
+              </w:rPr>
+              <w:t>TT</w:t>
             </w:r>
           </w:p>
         </w:tc>
@@ -1118,11 +1619,18 @@
             <w:pPr>
               <w:spacing w:after="0" w:line="276" w:lineRule="auto"/>
               <w:jc w:val="center"/>
+              <w:rPr>
+                <w:rFonts w:ascii="Times New Roman" w:hAnsi="Times New Roman" w:cs="Times New Roman"/>
+                <w:sz w:val="28"/>
+                <w:szCs w:val="28"/>
+              </w:rPr>
             </w:pPr>
             <w:r>
               <w:rPr>
                 <w:rFonts w:ascii="Times New Roman" w:hAnsi="Times New Roman" w:cs="Times New Roman"/>
                 <w:b/>
+                <w:sz w:val="28"/>
+                <w:szCs w:val="28"/>
               </w:rPr>
               <w:t>Nội dung công tác</w:t>
             </w:r>
@@ -1137,11 +1645,18 @@
             <w:pPr>
               <w:spacing w:after="0" w:line="276" w:lineRule="auto"/>
               <w:jc w:val="center"/>
+              <w:rPr>
+                <w:rFonts w:ascii="Times New Roman" w:hAnsi="Times New Roman" w:cs="Times New Roman"/>
+                <w:sz w:val="28"/>
+                <w:szCs w:val="28"/>
+              </w:rPr>
             </w:pPr>
             <w:r>
               <w:rPr>
                 <w:rFonts w:ascii="Times New Roman" w:hAnsi="Times New Roman" w:cs="Times New Roman"/>
                 <w:b/>
+                <w:sz w:val="28"/>
+                <w:szCs w:val="28"/>
               </w:rPr>
               <w:t>Kết quả</w:t>
             </w:r>
@@ -1156,11 +1671,18 @@
             <w:pPr>
               <w:spacing w:after="0" w:line="276" w:lineRule="auto"/>
               <w:jc w:val="center"/>
+              <w:rPr>
+                <w:rFonts w:ascii="Times New Roman" w:hAnsi="Times New Roman" w:cs="Times New Roman"/>
+                <w:sz w:val="28"/>
+                <w:szCs w:val="28"/>
+              </w:rPr>
             </w:pPr>
             <w:r>
               <w:rPr>
                 <w:rFonts w:ascii="Times New Roman" w:hAnsi="Times New Roman" w:cs="Times New Roman"/>
                 <w:b/>
+                <w:sz w:val="28"/>
+                <w:szCs w:val="28"/>
               </w:rPr>
               <w:t>Vật tư thay thế</w:t>
             </w:r>
@@ -1175,11 +1697,18 @@
             <w:pPr>
               <w:spacing w:after="0" w:line="276" w:lineRule="auto"/>
               <w:jc w:val="center"/>
+              <w:rPr>
+                <w:rFonts w:ascii="Times New Roman" w:hAnsi="Times New Roman" w:cs="Times New Roman"/>
+                <w:sz w:val="28"/>
+                <w:szCs w:val="28"/>
+              </w:rPr>
             </w:pPr>
             <w:r>
               <w:rPr>
                 <w:rFonts w:ascii="Times New Roman" w:hAnsi="Times New Roman" w:cs="Times New Roman"/>
                 <w:b/>
+                <w:sz w:val="28"/>
+                <w:szCs w:val="28"/>
               </w:rPr>
               <w:t>Ghi chú</w:t>
             </w:r>
@@ -1187,6 +1716,9 @@
         </w:tc>
       </w:tr>
       <w:tr>
+        <w:trPr>
+          <w:trHeight w:val="567"/>
+        </w:trPr>
         <w:tc>
           <w:tcPr>
             <w:tcW w:w="700" w:type="dxa"/>
@@ -1198,11 +1730,15 @@
               <w:jc w:val="center"/>
               <w:rPr>
                 <w:rFonts w:ascii="Times New Roman" w:hAnsi="Times New Roman" w:cs="Times New Roman"/>
-              </w:rPr>
-            </w:pPr>
-            <w:r>
-              <w:rPr>
-                <w:rFonts w:ascii="Times New Roman" w:hAnsi="Times New Roman" w:cs="Times New Roman"/>
+                <w:sz w:val="28"/>
+                <w:szCs w:val="28"/>
+              </w:rPr>
+            </w:pPr>
+            <w:r>
+              <w:rPr>
+                <w:rFonts w:ascii="Times New Roman" w:hAnsi="Times New Roman" w:cs="Times New Roman"/>
+                <w:sz w:val="28"/>
+                <w:szCs w:val="28"/>
               </w:rPr>
               <w:t>1</w:t>
             </w:r>
@@ -1216,16 +1752,25 @@
           <w:p>
             <w:pPr>
               <w:spacing w:after="0" w:line="276" w:lineRule="auto"/>
-            </w:pPr>
-            <w:r>
-              <w:rPr>
-                <w:rFonts w:ascii="Times New Roman" w:hAnsi="Times New Roman" w:cs="Times New Roman"/>
+              <w:rPr>
+                <w:rFonts w:ascii="Times New Roman" w:hAnsi="Times New Roman" w:cs="Times New Roman"/>
+                <w:sz w:val="28"/>
+                <w:szCs w:val="28"/>
+              </w:rPr>
+            </w:pPr>
+            <w:r>
+              <w:rPr>
+                <w:rFonts w:ascii="Times New Roman" w:hAnsi="Times New Roman" w:cs="Times New Roman"/>
+                <w:sz w:val="28"/>
+                <w:szCs w:val="28"/>
               </w:rPr>
               <w:t>-</w:t>
             </w:r>
             <w:r>
               <w:rPr>
                 <w:rFonts w:ascii="Times New Roman" w:hAnsi="Times New Roman" w:cs="Times New Roman"/>
+                <w:sz w:val="28"/>
+                <w:szCs w:val="28"/>
               </w:rPr>
               <w:t>Vận chuyển bi đến vị trí công tác</w:t>
             </w:r>
@@ -1240,10 +1785,17 @@
             <w:pPr>
               <w:spacing w:after="0" w:line="276" w:lineRule="auto"/>
               <w:jc w:val="center"/>
-            </w:pPr>
-            <w:r>
-              <w:rPr>
-                <w:rFonts w:ascii="Times New Roman" w:hAnsi="Times New Roman" w:cs="Times New Roman"/>
+              <w:rPr>
+                <w:rFonts w:ascii="Times New Roman" w:hAnsi="Times New Roman" w:cs="Times New Roman"/>
+                <w:sz w:val="28"/>
+                <w:szCs w:val="28"/>
+              </w:rPr>
+            </w:pPr>
+            <w:r>
+              <w:rPr>
+                <w:rFonts w:ascii="Times New Roman" w:hAnsi="Times New Roman" w:cs="Times New Roman"/>
+                <w:sz w:val="28"/>
+                <w:szCs w:val="28"/>
               </w:rPr>
               <w:t>Đạt</w:t>
             </w:r>
@@ -1258,6 +1810,11 @@
             <w:pPr>
               <w:spacing w:after="0" w:line="276" w:lineRule="auto"/>
               <w:jc w:val="center"/>
+              <w:rPr>
+                <w:rFonts w:ascii="Times New Roman" w:hAnsi="Times New Roman" w:cs="Times New Roman"/>
+                <w:sz w:val="28"/>
+                <w:szCs w:val="28"/>
+              </w:rPr>
             </w:pPr>
           </w:p>
         </w:tc>
@@ -1269,11 +1826,19 @@
           <w:p>
             <w:pPr>
               <w:spacing w:after="0" w:line="276" w:lineRule="auto"/>
+              <w:rPr>
+                <w:rFonts w:ascii="Times New Roman" w:hAnsi="Times New Roman" w:cs="Times New Roman"/>
+                <w:sz w:val="28"/>
+                <w:szCs w:val="28"/>
+              </w:rPr>
             </w:pPr>
           </w:p>
         </w:tc>
       </w:tr>
       <w:tr>
+        <w:trPr>
+          <w:trHeight w:val="567"/>
+        </w:trPr>
         <w:tc>
           <w:tcPr>
             <w:tcW w:w="700" w:type="dxa"/>
@@ -1285,11 +1850,15 @@
               <w:jc w:val="center"/>
               <w:rPr>
                 <w:rFonts w:ascii="Times New Roman" w:hAnsi="Times New Roman" w:cs="Times New Roman"/>
-              </w:rPr>
-            </w:pPr>
-            <w:r>
-              <w:rPr>
-                <w:rFonts w:ascii="Times New Roman" w:hAnsi="Times New Roman" w:cs="Times New Roman"/>
+                <w:sz w:val="28"/>
+                <w:szCs w:val="28"/>
+              </w:rPr>
+            </w:pPr>
+            <w:r>
+              <w:rPr>
+                <w:rFonts w:ascii="Times New Roman" w:hAnsi="Times New Roman" w:cs="Times New Roman"/>
+                <w:sz w:val="28"/>
+                <w:szCs w:val="28"/>
               </w:rPr>
               <w:t>2</w:t>
             </w:r>
@@ -1305,11 +1874,15 @@
               <w:spacing w:after="0" w:line="276" w:lineRule="auto"/>
               <w:rPr>
                 <w:rFonts w:ascii="Times New Roman" w:hAnsi="Times New Roman" w:cs="Times New Roman"/>
-              </w:rPr>
-            </w:pPr>
-            <w:r>
-              <w:rPr>
-                <w:rFonts w:ascii="Times New Roman" w:hAnsi="Times New Roman" w:cs="Times New Roman"/>
+                <w:sz w:val="28"/>
+                <w:szCs w:val="28"/>
+              </w:rPr>
+            </w:pPr>
+            <w:r>
+              <w:rPr>
+                <w:rFonts w:ascii="Times New Roman" w:hAnsi="Times New Roman" w:cs="Times New Roman"/>
+                <w:sz w:val="28"/>
+                <w:szCs w:val="28"/>
               </w:rPr>
               <w:t>- Ghi nhận thông số vận hành máy nghiền trước khi châm bi</w:t>
             </w:r>
@@ -1324,10 +1897,17 @@
             <w:pPr>
               <w:spacing w:after="0" w:line="276" w:lineRule="auto"/>
               <w:jc w:val="center"/>
-            </w:pPr>
-            <w:r>
-              <w:rPr>
-                <w:rFonts w:ascii="Times New Roman" w:hAnsi="Times New Roman" w:cs="Times New Roman"/>
+              <w:rPr>
+                <w:rFonts w:ascii="Times New Roman" w:hAnsi="Times New Roman" w:cs="Times New Roman"/>
+                <w:sz w:val="28"/>
+                <w:szCs w:val="28"/>
+              </w:rPr>
+            </w:pPr>
+            <w:r>
+              <w:rPr>
+                <w:rFonts w:ascii="Times New Roman" w:hAnsi="Times New Roman" w:cs="Times New Roman"/>
+                <w:sz w:val="28"/>
+                <w:szCs w:val="28"/>
               </w:rPr>
               <w:t>Đạt</w:t>
             </w:r>
@@ -1342,6 +1922,11 @@
             <w:pPr>
               <w:spacing w:after="0" w:line="276" w:lineRule="auto"/>
               <w:jc w:val="center"/>
+              <w:rPr>
+                <w:rFonts w:ascii="Times New Roman" w:hAnsi="Times New Roman" w:cs="Times New Roman"/>
+                <w:sz w:val="28"/>
+                <w:szCs w:val="28"/>
+              </w:rPr>
             </w:pPr>
           </w:p>
         </w:tc>
@@ -1353,11 +1938,19 @@
           <w:p>
             <w:pPr>
               <w:spacing w:after="0" w:line="276" w:lineRule="auto"/>
+              <w:rPr>
+                <w:rFonts w:ascii="Times New Roman" w:hAnsi="Times New Roman" w:cs="Times New Roman"/>
+                <w:sz w:val="28"/>
+                <w:szCs w:val="28"/>
+              </w:rPr>
             </w:pPr>
           </w:p>
         </w:tc>
       </w:tr>
       <w:tr>
+        <w:trPr>
+          <w:trHeight w:val="567"/>
+        </w:trPr>
         <w:tc>
           <w:tcPr>
             <w:tcW w:w="700" w:type="dxa"/>
@@ -1369,11 +1962,15 @@
               <w:jc w:val="center"/>
               <w:rPr>
                 <w:rFonts w:ascii="Times New Roman" w:hAnsi="Times New Roman" w:cs="Times New Roman"/>
-              </w:rPr>
-            </w:pPr>
-            <w:r>
-              <w:rPr>
-                <w:rFonts w:ascii="Times New Roman" w:hAnsi="Times New Roman" w:cs="Times New Roman"/>
+                <w:sz w:val="28"/>
+                <w:szCs w:val="28"/>
+              </w:rPr>
+            </w:pPr>
+            <w:r>
+              <w:rPr>
+                <w:rFonts w:ascii="Times New Roman" w:hAnsi="Times New Roman" w:cs="Times New Roman"/>
+                <w:sz w:val="28"/>
+                <w:szCs w:val="28"/>
               </w:rPr>
               <w:t>3</w:t>
             </w:r>
@@ -1389,11 +1986,15 @@
               <w:spacing w:after="0" w:line="276" w:lineRule="auto"/>
               <w:rPr>
                 <w:rFonts w:ascii="Times New Roman" w:hAnsi="Times New Roman" w:cs="Times New Roman"/>
-              </w:rPr>
-            </w:pPr>
-            <w:r>
-              <w:rPr>
-                <w:rFonts w:ascii="Times New Roman" w:hAnsi="Times New Roman" w:cs="Times New Roman"/>
+                <w:sz w:val="28"/>
+                <w:szCs w:val="28"/>
+              </w:rPr>
+            </w:pPr>
+            <w:r>
+              <w:rPr>
+                <w:rFonts w:ascii="Times New Roman" w:hAnsi="Times New Roman" w:cs="Times New Roman"/>
+                <w:sz w:val="28"/>
+                <w:szCs w:val="28"/>
               </w:rPr>
               <w:t xml:space="preserve"> - Châm bi</w:t>
             </w:r>
@@ -1408,10 +2009,17 @@
             <w:pPr>
               <w:spacing w:after="0" w:line="276" w:lineRule="auto"/>
               <w:jc w:val="center"/>
-            </w:pPr>
-            <w:r>
-              <w:rPr>
-                <w:rFonts w:ascii="Times New Roman" w:hAnsi="Times New Roman" w:cs="Times New Roman"/>
+              <w:rPr>
+                <w:rFonts w:ascii="Times New Roman" w:hAnsi="Times New Roman" w:cs="Times New Roman"/>
+                <w:sz w:val="28"/>
+                <w:szCs w:val="28"/>
+              </w:rPr>
+            </w:pPr>
+            <w:r>
+              <w:rPr>
+                <w:rFonts w:ascii="Times New Roman" w:hAnsi="Times New Roman" w:cs="Times New Roman"/>
+                <w:sz w:val="28"/>
+                <w:szCs w:val="28"/>
               </w:rPr>
               <w:t>Đạt</w:t>
             </w:r>
@@ -1426,10 +2034,17 @@
             <w:pPr>
               <w:spacing w:after="0" w:line="276" w:lineRule="auto"/>
               <w:jc w:val="center"/>
-            </w:pPr>
-            <w:r>
-              <w:rPr>
-                <w:rFonts w:ascii="Times New Roman" w:hAnsi="Times New Roman" w:cs="Times New Roman"/>
+              <w:rPr>
+                <w:rFonts w:ascii="Times New Roman" w:hAnsi="Times New Roman" w:cs="Times New Roman"/>
+                <w:sz w:val="28"/>
+                <w:szCs w:val="28"/>
+              </w:rPr>
+            </w:pPr>
+            <w:r>
+              <w:rPr>
+                <w:rFonts w:ascii="Times New Roman" w:hAnsi="Times New Roman" w:cs="Times New Roman"/>
+                <w:sz w:val="28"/>
+                <w:szCs w:val="28"/>
               </w:rPr>
               <w:t>{{materialSummary}}</w:t>
             </w:r>
@@ -1443,17 +2058,18 @@
           <w:p>
             <w:pPr>
               <w:spacing w:after="0" w:line="276" w:lineRule="auto"/>
-              <w:rPr>
-                <w:rFonts w:ascii="Times New Roman" w:hAnsi="Times New Roman" w:cs="Times New Roman"/>
-                <w:i/>
-                <w:iCs/>
-              </w:rPr>
-            </w:pPr>
-            <w:r>
-              <w:rPr>
-                <w:rFonts w:ascii="Times New Roman" w:hAnsi="Times New Roman" w:cs="Times New Roman"/>
-                <w:i/>
-                <w:iCs/>
+              <w:jc w:val="center"/>
+              <w:rPr>
+                <w:rFonts w:ascii="Times New Roman" w:hAnsi="Times New Roman" w:cs="Times New Roman"/>
+                <w:sz w:val="28"/>
+                <w:szCs w:val="28"/>
+              </w:rPr>
+            </w:pPr>
+            <w:r>
+              <w:rPr>
+                <w:rFonts w:ascii="Times New Roman" w:hAnsi="Times New Roman" w:cs="Times New Roman"/>
+                <w:sz w:val="28"/>
+                <w:szCs w:val="28"/>
               </w:rPr>
               <w:t>Dòng điện thấp</w:t>
             </w:r>
@@ -1461,6 +2077,9 @@
         </w:tc>
       </w:tr>
       <w:tr>
+        <w:trPr>
+          <w:trHeight w:val="567"/>
+        </w:trPr>
         <w:tc>
           <w:tcPr>
             <w:tcW w:w="700" w:type="dxa"/>
@@ -1472,11 +2091,15 @@
               <w:jc w:val="center"/>
               <w:rPr>
                 <w:rFonts w:ascii="Times New Roman" w:hAnsi="Times New Roman" w:cs="Times New Roman"/>
-              </w:rPr>
-            </w:pPr>
-            <w:r>
-              <w:rPr>
-                <w:rFonts w:ascii="Times New Roman" w:hAnsi="Times New Roman" w:cs="Times New Roman"/>
+                <w:sz w:val="28"/>
+                <w:szCs w:val="28"/>
+              </w:rPr>
+            </w:pPr>
+            <w:r>
+              <w:rPr>
+                <w:rFonts w:ascii="Times New Roman" w:hAnsi="Times New Roman" w:cs="Times New Roman"/>
+                <w:sz w:val="28"/>
+                <w:szCs w:val="28"/>
               </w:rPr>
               <w:t>4</w:t>
             </w:r>
@@ -1492,17 +2115,23 @@
               <w:spacing w:after="0" w:line="276" w:lineRule="auto"/>
               <w:rPr>
                 <w:rFonts w:ascii="Times New Roman" w:hAnsi="Times New Roman" w:cs="Times New Roman"/>
-              </w:rPr>
-            </w:pPr>
-            <w:r>
-              <w:rPr>
-                <w:rFonts w:ascii="Times New Roman" w:hAnsi="Times New Roman" w:cs="Times New Roman"/>
+                <w:sz w:val="28"/>
+                <w:szCs w:val="28"/>
+              </w:rPr>
+            </w:pPr>
+            <w:r>
+              <w:rPr>
+                <w:rFonts w:ascii="Times New Roman" w:hAnsi="Times New Roman" w:cs="Times New Roman"/>
+                <w:sz w:val="28"/>
+                <w:szCs w:val="28"/>
               </w:rPr>
               <w:t xml:space="preserve">- Ghi nhận thông số vận hành </w:t>
             </w:r>
             <w:r>
               <w:rPr>
                 <w:rFonts w:ascii="Times New Roman" w:hAnsi="Times New Roman" w:cs="Times New Roman"/>
+                <w:sz w:val="28"/>
+                <w:szCs w:val="28"/>
               </w:rPr>
               <w:br/>
               <w:t>máy nghiền sau khi châm bi</w:t>
@@ -1518,10 +2147,17 @@
             <w:pPr>
               <w:spacing w:after="0" w:line="276" w:lineRule="auto"/>
               <w:jc w:val="center"/>
-            </w:pPr>
-            <w:r>
-              <w:rPr>
-                <w:rFonts w:ascii="Times New Roman" w:hAnsi="Times New Roman" w:cs="Times New Roman"/>
+              <w:rPr>
+                <w:rFonts w:ascii="Times New Roman" w:hAnsi="Times New Roman" w:cs="Times New Roman"/>
+                <w:sz w:val="28"/>
+                <w:szCs w:val="28"/>
+              </w:rPr>
+            </w:pPr>
+            <w:r>
+              <w:rPr>
+                <w:rFonts w:ascii="Times New Roman" w:hAnsi="Times New Roman" w:cs="Times New Roman"/>
+                <w:sz w:val="28"/>
+                <w:szCs w:val="28"/>
               </w:rPr>
               <w:t>Đạt</w:t>
             </w:r>
@@ -1536,6 +2172,11 @@
             <w:pPr>
               <w:spacing w:after="0" w:line="276" w:lineRule="auto"/>
               <w:jc w:val="center"/>
+              <w:rPr>
+                <w:rFonts w:ascii="Times New Roman" w:hAnsi="Times New Roman" w:cs="Times New Roman"/>
+                <w:sz w:val="28"/>
+                <w:szCs w:val="28"/>
+              </w:rPr>
             </w:pPr>
           </w:p>
         </w:tc>
@@ -1547,11 +2188,19 @@
           <w:p>
             <w:pPr>
               <w:spacing w:after="0" w:line="276" w:lineRule="auto"/>
+              <w:rPr>
+                <w:rFonts w:ascii="Times New Roman" w:hAnsi="Times New Roman" w:cs="Times New Roman"/>
+                <w:sz w:val="28"/>
+                <w:szCs w:val="28"/>
+              </w:rPr>
             </w:pPr>
           </w:p>
         </w:tc>
       </w:tr>
       <w:tr>
+        <w:trPr>
+          <w:trHeight w:val="567"/>
+        </w:trPr>
         <w:tc>
           <w:tcPr>
             <w:tcW w:w="700" w:type="dxa"/>
@@ -1563,11 +2212,15 @@
               <w:jc w:val="center"/>
               <w:rPr>
                 <w:rFonts w:ascii="Times New Roman" w:hAnsi="Times New Roman" w:cs="Times New Roman"/>
-              </w:rPr>
-            </w:pPr>
-            <w:r>
-              <w:rPr>
-                <w:rFonts w:ascii="Times New Roman" w:hAnsi="Times New Roman" w:cs="Times New Roman"/>
+                <w:sz w:val="28"/>
+                <w:szCs w:val="28"/>
+              </w:rPr>
+            </w:pPr>
+            <w:r>
+              <w:rPr>
+                <w:rFonts w:ascii="Times New Roman" w:hAnsi="Times New Roman" w:cs="Times New Roman"/>
+                <w:sz w:val="28"/>
+                <w:szCs w:val="28"/>
               </w:rPr>
               <w:t>5</w:t>
             </w:r>
@@ -1581,10 +2234,17 @@
           <w:p>
             <w:pPr>
               <w:spacing w:after="0" w:line="276" w:lineRule="auto"/>
-            </w:pPr>
-            <w:r>
-              <w:rPr>
-                <w:rFonts w:ascii="Times New Roman" w:hAnsi="Times New Roman" w:cs="Times New Roman"/>
+              <w:rPr>
+                <w:rFonts w:ascii="Times New Roman" w:hAnsi="Times New Roman" w:cs="Times New Roman"/>
+                <w:sz w:val="28"/>
+                <w:szCs w:val="28"/>
+              </w:rPr>
+            </w:pPr>
+            <w:r>
+              <w:rPr>
+                <w:rFonts w:ascii="Times New Roman" w:hAnsi="Times New Roman" w:cs="Times New Roman"/>
+                <w:sz w:val="28"/>
+                <w:szCs w:val="28"/>
               </w:rPr>
               <w:t>-Thu dọn dụng cụ, vật tư, vệ sinh sạch sẽ vị trí công tác.</w:t>
             </w:r>
@@ -1599,10 +2259,17 @@
             <w:pPr>
               <w:spacing w:after="0" w:line="276" w:lineRule="auto"/>
               <w:jc w:val="center"/>
-            </w:pPr>
-            <w:r>
-              <w:rPr>
-                <w:rFonts w:ascii="Times New Roman" w:hAnsi="Times New Roman" w:cs="Times New Roman"/>
+              <w:rPr>
+                <w:rFonts w:ascii="Times New Roman" w:hAnsi="Times New Roman" w:cs="Times New Roman"/>
+                <w:sz w:val="28"/>
+                <w:szCs w:val="28"/>
+              </w:rPr>
+            </w:pPr>
+            <w:r>
+              <w:rPr>
+                <w:rFonts w:ascii="Times New Roman" w:hAnsi="Times New Roman" w:cs="Times New Roman"/>
+                <w:sz w:val="28"/>
+                <w:szCs w:val="28"/>
               </w:rPr>
               <w:t>Đạt</w:t>
             </w:r>
@@ -1617,6 +2284,11 @@
             <w:pPr>
               <w:spacing w:after="0" w:line="276" w:lineRule="auto"/>
               <w:jc w:val="center"/>
+              <w:rPr>
+                <w:rFonts w:ascii="Times New Roman" w:hAnsi="Times New Roman" w:cs="Times New Roman"/>
+                <w:sz w:val="28"/>
+                <w:szCs w:val="28"/>
+              </w:rPr>
             </w:pPr>
           </w:p>
         </w:tc>
@@ -1628,11 +2300,19 @@
           <w:p>
             <w:pPr>
               <w:spacing w:after="0" w:line="276" w:lineRule="auto"/>
+              <w:rPr>
+                <w:rFonts w:ascii="Times New Roman" w:hAnsi="Times New Roman" w:cs="Times New Roman"/>
+                <w:sz w:val="28"/>
+                <w:szCs w:val="28"/>
+              </w:rPr>
             </w:pPr>
           </w:p>
         </w:tc>
       </w:tr>
       <w:tr>
+        <w:trPr>
+          <w:trHeight w:val="567"/>
+        </w:trPr>
         <w:tc>
           <w:tcPr>
             <w:tcW w:w="700" w:type="dxa"/>
@@ -1644,11 +2324,15 @@
               <w:jc w:val="center"/>
               <w:rPr>
                 <w:rFonts w:ascii="Times New Roman" w:hAnsi="Times New Roman" w:cs="Times New Roman"/>
-              </w:rPr>
-            </w:pPr>
-            <w:r>
-              <w:rPr>
-                <w:rFonts w:ascii="Times New Roman" w:hAnsi="Times New Roman" w:cs="Times New Roman"/>
+                <w:sz w:val="28"/>
+                <w:szCs w:val="28"/>
+              </w:rPr>
+            </w:pPr>
+            <w:r>
+              <w:rPr>
+                <w:rFonts w:ascii="Times New Roman" w:hAnsi="Times New Roman" w:cs="Times New Roman"/>
+                <w:sz w:val="28"/>
+                <w:szCs w:val="28"/>
               </w:rPr>
               <w:t>6</w:t>
             </w:r>
@@ -1662,10 +2346,17 @@
           <w:p>
             <w:pPr>
               <w:spacing w:after="0" w:line="276" w:lineRule="auto"/>
-            </w:pPr>
-            <w:r>
-              <w:rPr>
-                <w:rFonts w:ascii="Times New Roman" w:hAnsi="Times New Roman" w:cs="Times New Roman"/>
+              <w:rPr>
+                <w:rFonts w:ascii="Times New Roman" w:hAnsi="Times New Roman" w:cs="Times New Roman"/>
+                <w:sz w:val="28"/>
+                <w:szCs w:val="28"/>
+              </w:rPr>
+            </w:pPr>
+            <w:r>
+              <w:rPr>
+                <w:rFonts w:ascii="Times New Roman" w:hAnsi="Times New Roman" w:cs="Times New Roman"/>
+                <w:sz w:val="28"/>
+                <w:szCs w:val="28"/>
               </w:rPr>
               <w:t>-Tái lập thiết bị, vận hành kiểm tra.</w:t>
             </w:r>
@@ -1680,10 +2371,17 @@
             <w:pPr>
               <w:spacing w:after="0" w:line="276" w:lineRule="auto"/>
               <w:jc w:val="center"/>
-            </w:pPr>
-            <w:r>
-              <w:rPr>
-                <w:rFonts w:ascii="Times New Roman" w:hAnsi="Times New Roman" w:cs="Times New Roman"/>
+              <w:rPr>
+                <w:rFonts w:ascii="Times New Roman" w:hAnsi="Times New Roman" w:cs="Times New Roman"/>
+                <w:sz w:val="28"/>
+                <w:szCs w:val="28"/>
+              </w:rPr>
+            </w:pPr>
+            <w:r>
+              <w:rPr>
+                <w:rFonts w:ascii="Times New Roman" w:hAnsi="Times New Roman" w:cs="Times New Roman"/>
+                <w:sz w:val="28"/>
+                <w:szCs w:val="28"/>
               </w:rPr>
               <w:t>Đạt</w:t>
             </w:r>
@@ -1698,6 +2396,11 @@
             <w:pPr>
               <w:spacing w:after="0" w:line="276" w:lineRule="auto"/>
               <w:jc w:val="center"/>
+              <w:rPr>
+                <w:rFonts w:ascii="Times New Roman" w:hAnsi="Times New Roman" w:cs="Times New Roman"/>
+                <w:sz w:val="28"/>
+                <w:szCs w:val="28"/>
+              </w:rPr>
             </w:pPr>
           </w:p>
         </w:tc>
@@ -1709,6 +2412,11 @@
           <w:p>
             <w:pPr>
               <w:spacing w:after="0" w:line="276" w:lineRule="auto"/>
+              <w:rPr>
+                <w:rFonts w:ascii="Times New Roman" w:hAnsi="Times New Roman" w:cs="Times New Roman"/>
+                <w:sz w:val="28"/>
+                <w:szCs w:val="28"/>
+              </w:rPr>
             </w:pPr>
           </w:p>
         </w:tc>
@@ -1716,642 +2424,1433 @@
     </w:tbl>
     <w:p>
       <w:pPr>
+        <w:pStyle w:val="ListParagraph"/>
+        <w:numPr>
+          <w:ilvl w:val="0"/>
+          <w:numId w:val="11"/>
+        </w:numPr>
+        <w:tabs>
+          <w:tab w:val="left" w:pos="993"/>
+        </w:tabs>
         <w:spacing w:before="120" w:after="60" w:line="276" w:lineRule="auto"/>
-        <w:ind w:left="900"/>
-      </w:pPr>
-      <w:r>
-        <w:rPr>
-          <w:rFonts w:ascii="Times New Roman" w:hAnsi="Times New Roman" w:cs="Times New Roman"/>
-          <w:sz w:val="26"/>
-          <w:szCs w:val="26"/>
-        </w:rPr>
-        <w:t>-</w:t>
-      </w:r>
-      <w:r>
-        <w:tab/>
-      </w:r>
-      <w:r>
-        <w:rPr>
-          <w:rFonts w:ascii="Times New Roman" w:hAnsi="Times New Roman" w:cs="Times New Roman"/>
-          <w:sz w:val="26"/>
-          <w:szCs w:val="26"/>
-        </w:rPr>
-        <w:t>Những hư hỏng, sai sót, chưa hoàn thành: Không</w:t>
-      </w:r>
-    </w:p>
-    <w:p>
-      <w:pPr>
-        <w:spacing w:after="60" w:line="276" w:lineRule="auto"/>
-      </w:pPr>
-      <w:r>
-        <w:rPr>
-          <w:rFonts w:ascii="Times New Roman" w:hAnsi="Times New Roman" w:cs="Times New Roman"/>
-          <w:b/>
-          <w:sz w:val="26"/>
-          <w:szCs w:val="26"/>
-        </w:rPr>
-        <w:t>6.</w:t>
-      </w:r>
-      <w:r>
-        <w:tab/>
-      </w:r>
-      <w:r>
-        <w:rPr>
-          <w:rFonts w:ascii="Times New Roman" w:hAnsi="Times New Roman" w:cs="Times New Roman"/>
-          <w:b/>
-          <w:sz w:val="26"/>
-          <w:szCs w:val="26"/>
-        </w:rPr>
-        <w:t>Khối lượng vật tư, thiết bị:</w:t>
-      </w:r>
-    </w:p>
-    <w:p>
-      <w:pPr>
-        <w:spacing w:after="60" w:line="276" w:lineRule="auto"/>
-        <w:ind w:left="567"/>
-      </w:pPr>
-      <w:r>
-        <w:rPr>
-          <w:rFonts w:ascii="Times New Roman" w:hAnsi="Times New Roman" w:cs="Times New Roman"/>
-          <w:i/>
-          <w:sz w:val="26"/>
-          <w:szCs w:val="26"/>
-        </w:rPr>
-        <w:t>Danh mục và khối lượng vật tư, thiết bị sử dụng, thu hồi và hoàn trả (Xem phụ lục 1 đính kèm).</w:t>
-      </w:r>
-    </w:p>
-    <w:p>
-      <w:pPr>
-        <w:spacing w:after="60" w:line="276" w:lineRule="auto"/>
-      </w:pPr>
-      <w:r>
-        <w:rPr>
-          <w:rFonts w:ascii="Times New Roman" w:hAnsi="Times New Roman" w:cs="Times New Roman"/>
-          <w:b/>
-          <w:sz w:val="26"/>
-          <w:szCs w:val="26"/>
-        </w:rPr>
-        <w:t>7.</w:t>
-      </w:r>
-      <w:r>
-        <w:tab/>
-      </w:r>
-      <w:r>
-        <w:rPr>
-          <w:rFonts w:ascii="Times New Roman" w:hAnsi="Times New Roman" w:cs="Times New Roman"/>
-          <w:b/>
-          <w:sz w:val="26"/>
-          <w:szCs w:val="26"/>
-        </w:rPr>
-        <w:t>Kết luận:</w:t>
-      </w:r>
-    </w:p>
-    <w:p>
-      <w:pPr>
-        <w:spacing w:after="60" w:line="276" w:lineRule="auto"/>
-        <w:ind w:left="567"/>
-      </w:pPr>
-      <w:r>
-        <w:rPr>
-          <w:rFonts w:ascii="Times New Roman" w:hAnsi="Times New Roman" w:cs="Times New Roman"/>
-          <w:sz w:val="26"/>
-          <w:szCs w:val="26"/>
-        </w:rPr>
-        <w:t>-</w:t>
-      </w:r>
-      <w:r>
-        <w:tab/>
-      </w:r>
-      <w:r>
-        <w:rPr>
-          <w:rFonts w:ascii="Times New Roman" w:hAnsi="Times New Roman" w:cs="Times New Roman"/>
-          <w:sz w:val="26"/>
-          <w:szCs w:val="26"/>
-        </w:rPr>
-        <w:t>Đồng ý nghiệm thu lắp đặt, thí nghiệm chạy thử, hoàn thành để đưa vào sử dụng.</w:t>
-      </w:r>
-    </w:p>
-    <w:p>
-      <w:pPr>
-        <w:spacing w:after="60" w:line="276" w:lineRule="auto"/>
-        <w:ind w:left="567"/>
-        <w:rPr>
-          <w:rFonts w:ascii="Times New Roman" w:hAnsi="Times New Roman" w:cs="Times New Roman"/>
-          <w:sz w:val="26"/>
-          <w:szCs w:val="26"/>
-        </w:rPr>
-      </w:pPr>
-      <w:r>
-        <w:rPr>
-          <w:rFonts w:ascii="Times New Roman" w:hAnsi="Times New Roman" w:cs="Times New Roman"/>
-          <w:sz w:val="26"/>
-          <w:szCs w:val="26"/>
-        </w:rPr>
-        <w:t>-</w:t>
-      </w:r>
-      <w:r>
-        <w:tab/>
-      </w:r>
-      <w:r>
-        <w:rPr>
-          <w:rFonts w:ascii="Times New Roman" w:hAnsi="Times New Roman" w:cs="Times New Roman"/>
-          <w:sz w:val="26"/>
-          <w:szCs w:val="26"/>
-        </w:rPr>
-        <w:t>Phân xưởng Vận hành 1 tiếp quản hệ thống/thiết bị kể trên kể từ {{workEndedAt}}./.</w:t>
+        <w:ind w:left="0" w:firstLine="567"/>
+        <w:rPr>
+          <w:rFonts w:ascii="Times New Roman" w:hAnsi="Times New Roman" w:cs="Times New Roman"/>
+          <w:sz w:val="28"/>
+          <w:szCs w:val="28"/>
+        </w:rPr>
+      </w:pPr>
+      <w:r>
+        <w:rPr>
+          <w:rFonts w:ascii="Times New Roman" w:hAnsi="Times New Roman" w:cs="Times New Roman"/>
+          <w:sz w:val="28"/>
+          <w:szCs w:val="28"/>
+        </w:rPr>
+        <w:t>Hình ảnh quá trình công tác</w:t>
       </w:r>
     </w:p>
     <w:tbl>
       <w:tblPr>
-        <w:tblW w:w="9700" w:type="dxa"/>
-        <w:tblInd w:w="10" w:type="dxa"/>
-        <w:tblLayout w:type="fixed"/>
-        <w:tblCellMar>
-          <w:left w:w="10" w:type="dxa"/>
-          <w:right w:w="10" w:type="dxa"/>
-        </w:tblCellMar>
+        <w:tblStyle w:val="TableGrid"/>
+        <w:tblW w:w="9683" w:type="dxa"/>
+        <w:tblInd w:w="108" w:type="dxa"/>
         <w:tblLook w:val="04A0" w:firstRow="1" w:lastRow="0" w:firstColumn="1" w:lastColumn="0" w:noHBand="0" w:noVBand="1"/>
       </w:tblPr>
       <w:tblGrid>
-        <w:gridCol w:w="4850"/>
-        <w:gridCol w:w="4850"/>
+        <w:gridCol w:w="2977"/>
+        <w:gridCol w:w="2835"/>
+        <w:gridCol w:w="3871"/>
       </w:tblGrid>
       <w:tr>
-        <w:tc>
-          <w:tcPr>
-            <w:tcW w:w="4850" w:type="dxa"/>
-            <w:vAlign w:val="center"/>
-          </w:tcPr>
-          <w:p>
-            <w:pPr>
-              <w:spacing w:after="0" w:line="276" w:lineRule="auto"/>
-              <w:jc w:val="center"/>
-            </w:pPr>
-            <w:r>
-              <w:rPr>
-                <w:rFonts w:ascii="Times New Roman" w:hAnsi="Times New Roman" w:cs="Times New Roman"/>
+        <w:trPr>
+          <w:trHeight w:val="494"/>
+        </w:trPr>
+        <w:tc>
+          <w:tcPr>
+            <w:tcW w:w="2977" w:type="dxa"/>
+          </w:tcPr>
+          <w:p>
+            <w:pPr>
+              <w:tabs>
+                <w:tab w:val="left" w:pos="993"/>
+              </w:tabs>
+              <w:spacing w:before="120" w:after="60" w:line="276" w:lineRule="auto"/>
+              <w:rPr>
+                <w:rFonts w:ascii="Times New Roman" w:hAnsi="Times New Roman" w:cs="Times New Roman"/>
+                <w:sz w:val="28"/>
+                <w:szCs w:val="28"/>
+              </w:rPr>
+            </w:pPr>
+          </w:p>
+        </w:tc>
+        <w:tc>
+          <w:tcPr>
+            <w:tcW w:w="2835" w:type="dxa"/>
+          </w:tcPr>
+          <w:p>
+            <w:pPr>
+              <w:tabs>
+                <w:tab w:val="left" w:pos="993"/>
+              </w:tabs>
+              <w:spacing w:before="120" w:after="60" w:line="276" w:lineRule="auto"/>
+              <w:rPr>
+                <w:rFonts w:ascii="Times New Roman" w:hAnsi="Times New Roman" w:cs="Times New Roman"/>
+                <w:sz w:val="28"/>
+                <w:szCs w:val="28"/>
+              </w:rPr>
+            </w:pPr>
+          </w:p>
+        </w:tc>
+        <w:tc>
+          <w:tcPr>
+            <w:tcW w:w="3871" w:type="dxa"/>
+          </w:tcPr>
+          <w:p>
+            <w:pPr>
+              <w:tabs>
+                <w:tab w:val="left" w:pos="993"/>
+              </w:tabs>
+              <w:spacing w:before="120" w:after="60" w:line="276" w:lineRule="auto"/>
+              <w:rPr>
+                <w:rFonts w:ascii="Times New Roman" w:hAnsi="Times New Roman" w:cs="Times New Roman"/>
+                <w:sz w:val="28"/>
+                <w:szCs w:val="28"/>
+              </w:rPr>
+            </w:pPr>
+          </w:p>
+        </w:tc>
+      </w:tr>
+      <w:tr>
+        <w:trPr>
+          <w:trHeight w:val="494"/>
+        </w:trPr>
+        <w:tc>
+          <w:tcPr>
+            <w:tcW w:w="2977" w:type="dxa"/>
+          </w:tcPr>
+          <w:p>
+            <w:pPr>
+              <w:tabs>
+                <w:tab w:val="left" w:pos="993"/>
+              </w:tabs>
+              <w:spacing w:before="120" w:after="60" w:line="276" w:lineRule="auto"/>
+              <w:jc w:val="center"/>
+              <w:rPr>
+                <w:rFonts w:ascii="Times New Roman" w:hAnsi="Times New Roman" w:cs="Times New Roman"/>
+                <w:sz w:val="28"/>
+                <w:szCs w:val="28"/>
+              </w:rPr>
+            </w:pPr>
+            <w:r>
+              <w:rPr>
+                <w:rFonts w:ascii="Times New Roman" w:hAnsi="Times New Roman" w:cs="Times New Roman"/>
+                <w:sz w:val="28"/>
+                <w:szCs w:val="28"/>
+              </w:rPr>
+              <w:t>Hình 1: Trước châm bi</w:t>
+            </w:r>
+          </w:p>
+        </w:tc>
+        <w:tc>
+          <w:tcPr>
+            <w:tcW w:w="2835" w:type="dxa"/>
+          </w:tcPr>
+          <w:p>
+            <w:pPr>
+              <w:tabs>
+                <w:tab w:val="left" w:pos="993"/>
+              </w:tabs>
+              <w:spacing w:before="120" w:after="60" w:line="276" w:lineRule="auto"/>
+              <w:jc w:val="center"/>
+              <w:rPr>
+                <w:rFonts w:ascii="Times New Roman" w:hAnsi="Times New Roman" w:cs="Times New Roman"/>
+                <w:sz w:val="28"/>
+                <w:szCs w:val="28"/>
+              </w:rPr>
+            </w:pPr>
+            <w:r>
+              <w:rPr>
+                <w:rFonts w:ascii="Times New Roman" w:hAnsi="Times New Roman" w:cs="Times New Roman"/>
+                <w:sz w:val="28"/>
+                <w:szCs w:val="28"/>
+              </w:rPr>
+              <w:t>Hình 2: Sau châm bi</w:t>
+            </w:r>
+          </w:p>
+        </w:tc>
+        <w:tc>
+          <w:tcPr>
+            <w:tcW w:w="3871" w:type="dxa"/>
+          </w:tcPr>
+          <w:p>
+            <w:pPr>
+              <w:tabs>
+                <w:tab w:val="left" w:pos="993"/>
+              </w:tabs>
+              <w:spacing w:before="120" w:after="60" w:line="276" w:lineRule="auto"/>
+              <w:jc w:val="center"/>
+              <w:rPr>
+                <w:rFonts w:ascii="Times New Roman" w:hAnsi="Times New Roman" w:cs="Times New Roman"/>
+                <w:sz w:val="28"/>
+                <w:szCs w:val="28"/>
+              </w:rPr>
+            </w:pPr>
+            <w:r>
+              <w:rPr>
+                <w:rFonts w:ascii="Times New Roman" w:hAnsi="Times New Roman" w:cs="Times New Roman"/>
+                <w:sz w:val="28"/>
+                <w:szCs w:val="28"/>
+              </w:rPr>
+              <w:t>Hình 3: Thống số vật tư, thiết bị</w:t>
+            </w:r>
+          </w:p>
+        </w:tc>
+      </w:tr>
+    </w:tbl>
+    <w:p>
+      <w:pPr>
+        <w:pStyle w:val="ListParagraph"/>
+        <w:numPr>
+          <w:ilvl w:val="0"/>
+          <w:numId w:val="11"/>
+        </w:numPr>
+        <w:tabs>
+          <w:tab w:val="left" w:pos="993"/>
+        </w:tabs>
+        <w:spacing w:before="120" w:after="60" w:line="276" w:lineRule="auto"/>
+        <w:ind w:left="0" w:firstLine="567"/>
+        <w:rPr>
+          <w:rFonts w:ascii="Times New Roman" w:hAnsi="Times New Roman" w:cs="Times New Roman"/>
+        </w:rPr>
+      </w:pPr>
+      <w:r>
+        <w:rPr>
+          <w:rFonts w:ascii="Times New Roman" w:hAnsi="Times New Roman" w:cs="Times New Roman"/>
+          <w:sz w:val="28"/>
+          <w:szCs w:val="28"/>
+        </w:rPr>
+        <w:t>Những hư hỏng, sai sót, chưa hoàn thành: Không</w:t>
+      </w:r>
+    </w:p>
+    <w:p>
+      <w:pPr>
+        <w:pStyle w:val="ListParagraph"/>
+        <w:numPr>
+          <w:ilvl w:val="0"/>
+          <w:numId w:val="4"/>
+        </w:numPr>
+        <w:tabs>
+          <w:tab w:val="left" w:pos="993"/>
+        </w:tabs>
+        <w:spacing w:after="120" w:line="276" w:lineRule="auto"/>
+        <w:ind w:left="0" w:firstLine="567"/>
+        <w:rPr>
+          <w:rFonts w:ascii="Times New Roman" w:hAnsi="Times New Roman" w:cs="Times New Roman"/>
+          <w:b/>
+          <w:sz w:val="28"/>
+          <w:szCs w:val="28"/>
+        </w:rPr>
+      </w:pPr>
+      <w:r>
+        <w:rPr>
+          <w:rFonts w:ascii="Times New Roman" w:hAnsi="Times New Roman" w:cs="Times New Roman"/>
+          <w:b/>
+          <w:sz w:val="28"/>
+          <w:szCs w:val="28"/>
+        </w:rPr>
+        <w:t>Khối lượng vật tư, thiết bị:</w:t>
+      </w:r>
+    </w:p>
+    <w:p>
+      <w:pPr>
+        <w:pStyle w:val="BodyText2"/>
+        <w:spacing w:line="276" w:lineRule="auto"/>
+        <w:ind w:firstLine="720"/>
+        <w:jc w:val="both"/>
+        <w:rPr>
+          <w:i/>
+          <w14:ligatures w14:val="none"/>
+        </w:rPr>
+      </w:pPr>
+      <w:r>
+        <w:rPr>
+          <w:i/>
+          <w14:ligatures w14:val="none"/>
+        </w:rPr>
+        <w:t>Danh mục và khối lượng vật tư, thiết bị sử dụng, thu hồi và hoàn trả (Xem phụ lục 1 đính kèm).</w:t>
+      </w:r>
+    </w:p>
+    <w:p>
+      <w:pPr>
+        <w:pStyle w:val="ListParagraph"/>
+        <w:numPr>
+          <w:ilvl w:val="0"/>
+          <w:numId w:val="4"/>
+        </w:numPr>
+        <w:tabs>
+          <w:tab w:val="left" w:pos="993"/>
+        </w:tabs>
+        <w:spacing w:after="120" w:line="276" w:lineRule="auto"/>
+        <w:ind w:left="0" w:firstLine="567"/>
+        <w:rPr>
+          <w:rFonts w:ascii="Times New Roman" w:hAnsi="Times New Roman" w:cs="Times New Roman"/>
+          <w:b/>
+          <w:sz w:val="28"/>
+          <w:szCs w:val="28"/>
+        </w:rPr>
+      </w:pPr>
+      <w:r>
+        <w:rPr>
+          <w:rFonts w:ascii="Times New Roman" w:hAnsi="Times New Roman" w:cs="Times New Roman"/>
+          <w:b/>
+          <w:sz w:val="28"/>
+          <w:szCs w:val="28"/>
+        </w:rPr>
+        <w:t>Kết luận:</w:t>
+      </w:r>
+    </w:p>
+    <w:p>
+      <w:pPr>
+        <w:pStyle w:val="ListParagraph"/>
+        <w:tabs>
+          <w:tab w:val="left" w:pos="993"/>
+        </w:tabs>
+        <w:spacing w:after="120" w:line="276" w:lineRule="auto"/>
+        <w:ind w:left="0" w:firstLine="720"/>
+        <w:jc w:val="both"/>
+        <w:rPr>
+          <w:rFonts w:ascii="Times New Roman" w:hAnsi="Times New Roman" w:cs="Times New Roman"/>
+          <w:sz w:val="28"/>
+          <w:szCs w:val="28"/>
+        </w:rPr>
+      </w:pPr>
+      <w:r>
+        <w:rPr>
+          <w:rFonts w:ascii="Times New Roman" w:hAnsi="Times New Roman" w:cs="Times New Roman"/>
+          <w:sz w:val="28"/>
+          <w:szCs w:val="28"/>
+        </w:rPr>
+        <w:t>-</w:t>
+      </w:r>
+      <w:r>
+        <w:rPr>
+          <w:rFonts w:ascii="Times New Roman" w:hAnsi="Times New Roman" w:cs="Times New Roman"/>
+          <w:sz w:val="28"/>
+          <w:szCs w:val="28"/>
+        </w:rPr>
+        <w:tab/>
+        <w:t>Đồng ý nghiệm thu lắp đặt, thí nghiệm chạy thử, hoàn thành để đưa vào sử dụng.</w:t>
+      </w:r>
+    </w:p>
+    <w:p>
+      <w:pPr>
+        <w:pStyle w:val="ListParagraph"/>
+        <w:tabs>
+          <w:tab w:val="left" w:pos="993"/>
+        </w:tabs>
+        <w:spacing w:after="120" w:line="276" w:lineRule="auto"/>
+        <w:ind w:left="0" w:firstLine="720"/>
+        <w:jc w:val="both"/>
+        <w:rPr>
+          <w:rFonts w:ascii="Times New Roman" w:hAnsi="Times New Roman" w:cs="Times New Roman"/>
+          <w:sz w:val="28"/>
+          <w:szCs w:val="28"/>
+        </w:rPr>
+      </w:pPr>
+      <w:r>
+        <w:rPr>
+          <w:rFonts w:ascii="Times New Roman" w:hAnsi="Times New Roman" w:cs="Times New Roman"/>
+          <w:sz w:val="28"/>
+          <w:szCs w:val="28"/>
+        </w:rPr>
+        <w:t>-</w:t>
+      </w:r>
+      <w:r>
+        <w:rPr>
+          <w:rFonts w:ascii="Times New Roman" w:hAnsi="Times New Roman" w:cs="Times New Roman"/>
+          <w:sz w:val="28"/>
+          <w:szCs w:val="28"/>
+        </w:rPr>
+        <w:tab/>
+        <w:t>Phân xưởng Vận hành 1 tiếp quản hệ thống/thiết bị kể trên kể từ {{workEndedAt}}./.</w:t>
+      </w:r>
+    </w:p>
+    <w:p>
+      <w:pPr>
+        <w:pStyle w:val="ListParagraph"/>
+        <w:tabs>
+          <w:tab w:val="left" w:pos="993"/>
+        </w:tabs>
+        <w:spacing w:after="120" w:line="276" w:lineRule="auto"/>
+        <w:ind w:left="0" w:firstLine="720"/>
+        <w:jc w:val="both"/>
+        <w:rPr>
+          <w:rFonts w:ascii="Times New Roman" w:hAnsi="Times New Roman" w:cs="Times New Roman"/>
+          <w:sz w:val="28"/>
+          <w:szCs w:val="28"/>
+        </w:rPr>
+      </w:pPr>
+    </w:p>
+    <w:p>
+      <w:pPr>
+        <w:pStyle w:val="ListParagraph"/>
+        <w:tabs>
+          <w:tab w:val="left" w:pos="993"/>
+        </w:tabs>
+        <w:spacing w:after="120" w:line="276" w:lineRule="auto"/>
+        <w:ind w:left="0" w:firstLine="720"/>
+        <w:jc w:val="both"/>
+        <w:rPr>
+          <w:rFonts w:ascii="Times New Roman" w:hAnsi="Times New Roman" w:cs="Times New Roman"/>
+          <w:sz w:val="28"/>
+          <w:szCs w:val="28"/>
+        </w:rPr>
+      </w:pPr>
+    </w:p>
+    <w:tbl>
+      <w:tblPr>
+        <w:tblW w:w="10065" w:type="dxa"/>
+        <w:jc w:val="center"/>
+        <w:tblBorders>
+          <w:top w:val="nil"/>
+          <w:left w:val="nil"/>
+          <w:bottom w:val="nil"/>
+          <w:right w:val="nil"/>
+          <w:insideH w:val="nil"/>
+          <w:insideV w:val="nil"/>
+        </w:tblBorders>
+        <w:tblLayout w:type="fixed"/>
+        <w:tblLook w:val="0400" w:firstRow="0" w:lastRow="0" w:firstColumn="0" w:lastColumn="0" w:noHBand="0" w:noVBand="1"/>
+      </w:tblPr>
+      <w:tblGrid>
+        <w:gridCol w:w="1915"/>
+        <w:gridCol w:w="4111"/>
+        <w:gridCol w:w="4039"/>
+      </w:tblGrid>
+      <w:tr>
+        <w:trPr>
+          <w:trHeight w:val="2830"/>
+          <w:jc w:val="center"/>
+        </w:trPr>
+        <w:tc>
+          <w:tcPr>
+            <w:tcW w:w="1915" w:type="dxa"/>
+          </w:tcPr>
+          <w:p>
+            <w:pPr>
+              <w:spacing w:after="0" w:line="240" w:lineRule="auto"/>
+              <w:ind w:firstLine="34"/>
+              <w:rPr>
+                <w:rFonts w:ascii="Times New Roman" w:eastAsia="Times New Roman" w:hAnsi="Times New Roman" w:cs="Times New Roman"/>
+                <w:b/>
+              </w:rPr>
+            </w:pPr>
+            <w:r>
+              <w:rPr>
+                <w:rFonts w:ascii="Times New Roman" w:eastAsia="Times New Roman" w:hAnsi="Times New Roman" w:cs="Times New Roman"/>
+                <w:b/>
+                <w:i/>
+              </w:rPr>
+              <w:lastRenderedPageBreak/>
+              <w:t>Nơi nhận:</w:t>
+            </w:r>
+          </w:p>
+          <w:p>
+            <w:pPr>
+              <w:tabs>
+                <w:tab w:val="left" w:pos="90"/>
+                <w:tab w:val="left" w:pos="450"/>
+                <w:tab w:val="left" w:pos="630"/>
+              </w:tabs>
+              <w:spacing w:after="60" w:line="240" w:lineRule="auto"/>
+              <w:rPr>
+                <w:rFonts w:ascii="Times New Roman" w:eastAsia="Times New Roman" w:hAnsi="Times New Roman" w:cs="Times New Roman"/>
+                <w:sz w:val="22"/>
+                <w:szCs w:val="22"/>
+              </w:rPr>
+            </w:pPr>
+            <w:r>
+              <w:rPr>
+                <w:rFonts w:ascii="Times New Roman" w:eastAsia="Times New Roman" w:hAnsi="Times New Roman" w:cs="Times New Roman"/>
+                <w:sz w:val="22"/>
+                <w:szCs w:val="22"/>
+              </w:rPr>
+              <w:t>-</w:t>
+            </w:r>
+            <w:r>
+              <w:rPr>
+                <w:rFonts w:ascii="Times New Roman" w:eastAsia="Times New Roman" w:hAnsi="Times New Roman" w:cs="Times New Roman"/>
+                <w:sz w:val="22"/>
+                <w:szCs w:val="22"/>
+              </w:rPr>
+              <w:t xml:space="preserve"> SCCN, KTAT</w:t>
+            </w:r>
+            <w:r>
+              <w:rPr>
+                <w:rFonts w:ascii="Times New Roman" w:eastAsia="Times New Roman" w:hAnsi="Times New Roman" w:cs="Times New Roman"/>
+                <w:sz w:val="22"/>
+                <w:szCs w:val="22"/>
+              </w:rPr>
+              <w:t>;</w:t>
+            </w:r>
+          </w:p>
+          <w:p>
+            <w:pPr>
+              <w:tabs>
+                <w:tab w:val="left" w:pos="90"/>
+                <w:tab w:val="left" w:pos="450"/>
+                <w:tab w:val="left" w:pos="630"/>
+              </w:tabs>
+              <w:spacing w:after="60" w:line="240" w:lineRule="auto"/>
+              <w:rPr>
+                <w:rFonts w:ascii="Times New Roman" w:eastAsia="Times New Roman" w:hAnsi="Times New Roman" w:cs="Times New Roman"/>
                 <w:b/>
                 <w:sz w:val="26"/>
                 <w:szCs w:val="26"/>
               </w:rPr>
-              <w:t>Phân Xưởng Vận Hành 1</w:t>
-            </w:r>
-          </w:p>
-        </w:tc>
-        <w:tc>
-          <w:tcPr>
-            <w:tcW w:w="4850" w:type="dxa"/>
-            <w:vAlign w:val="center"/>
-          </w:tcPr>
-          <w:p>
-            <w:pPr>
-              <w:spacing w:after="0" w:line="276" w:lineRule="auto"/>
-              <w:jc w:val="center"/>
-            </w:pPr>
-            <w:r>
-              <w:rPr>
-                <w:rFonts w:ascii="Times New Roman" w:hAnsi="Times New Roman" w:cs="Times New Roman"/>
+            </w:pPr>
+            <w:r>
+              <w:rPr>
+                <w:rFonts w:ascii="Times New Roman" w:eastAsia="Times New Roman" w:hAnsi="Times New Roman" w:cs="Times New Roman"/>
+                <w:sz w:val="22"/>
+                <w:szCs w:val="22"/>
+              </w:rPr>
+              <w:t>- Lưu: VH1</w:t>
+            </w:r>
+            <w:r>
+              <w:rPr>
+                <w:rFonts w:ascii="Times New Roman" w:eastAsia="Times New Roman" w:hAnsi="Times New Roman" w:cs="Times New Roman"/>
+                <w:sz w:val="22"/>
+                <w:szCs w:val="22"/>
+              </w:rPr>
+              <w:t>.</w:t>
+            </w:r>
+          </w:p>
+        </w:tc>
+        <w:tc>
+          <w:tcPr>
+            <w:tcW w:w="4111" w:type="dxa"/>
+          </w:tcPr>
+          <w:p>
+            <w:pPr>
+              <w:pBdr>
+                <w:top w:val="nil"/>
+                <w:left w:val="nil"/>
+                <w:bottom w:val="nil"/>
+                <w:right w:val="nil"/>
+                <w:between w:val="nil"/>
+              </w:pBdr>
+              <w:tabs>
+                <w:tab w:val="left" w:pos="90"/>
+                <w:tab w:val="left" w:pos="450"/>
+                <w:tab w:val="left" w:pos="630"/>
+              </w:tabs>
+              <w:spacing w:after="0" w:line="240" w:lineRule="auto"/>
+              <w:jc w:val="center"/>
+              <w:rPr>
+                <w:rFonts w:ascii="Times New Roman" w:eastAsia="Times New Roman" w:hAnsi="Times New Roman" w:cs="Times New Roman"/>
                 <w:b/>
+                <w:color w:val="000000"/>
+                <w:sz w:val="28"/>
+                <w:szCs w:val="28"/>
+              </w:rPr>
+            </w:pPr>
+            <w:r>
+              <w:rPr>
+                <w:rFonts w:ascii="Times New Roman" w:eastAsia="Times New Roman" w:hAnsi="Times New Roman" w:cs="Times New Roman"/>
+                <w:b/>
+                <w:color w:val="000000"/>
+                <w:sz w:val="28"/>
+                <w:szCs w:val="28"/>
+              </w:rPr>
+              <w:t>QUẢN ĐỐC PXVH1</w:t>
+            </w:r>
+          </w:p>
+          <w:p>
+            <w:pPr>
+              <w:spacing w:after="0" w:line="240" w:lineRule="auto"/>
+              <w:jc w:val="center"/>
+              <w:rPr>
+                <w:rFonts w:ascii="Times New Roman" w:eastAsia="Times New Roman" w:hAnsi="Times New Roman" w:cs="Times New Roman"/>
+                <w:sz w:val="28"/>
+                <w:szCs w:val="28"/>
+              </w:rPr>
+            </w:pPr>
+          </w:p>
+          <w:p>
+            <w:pPr>
+              <w:spacing w:after="0" w:line="240" w:lineRule="auto"/>
+              <w:jc w:val="center"/>
+              <w:rPr>
+                <w:rFonts w:ascii="Times New Roman" w:eastAsia="Times New Roman" w:hAnsi="Times New Roman" w:cs="Times New Roman"/>
+                <w:sz w:val="28"/>
+                <w:szCs w:val="28"/>
+              </w:rPr>
+            </w:pPr>
+          </w:p>
+          <w:p>
+            <w:pPr>
+              <w:spacing w:after="0" w:line="240" w:lineRule="auto"/>
+              <w:jc w:val="center"/>
+              <w:rPr>
+                <w:rFonts w:ascii="Times New Roman" w:eastAsia="Times New Roman" w:hAnsi="Times New Roman" w:cs="Times New Roman"/>
+                <w:sz w:val="28"/>
+                <w:szCs w:val="28"/>
+              </w:rPr>
+            </w:pPr>
+          </w:p>
+          <w:p>
+            <w:pPr>
+              <w:spacing w:after="0" w:line="240" w:lineRule="auto"/>
+              <w:jc w:val="center"/>
+              <w:rPr>
+                <w:rFonts w:ascii="Times New Roman" w:eastAsia="Times New Roman" w:hAnsi="Times New Roman" w:cs="Times New Roman"/>
+                <w:sz w:val="28"/>
+                <w:szCs w:val="28"/>
+              </w:rPr>
+            </w:pPr>
+          </w:p>
+          <w:p>
+            <w:pPr>
+              <w:spacing w:after="0" w:line="240" w:lineRule="auto"/>
+              <w:jc w:val="center"/>
+              <w:rPr>
+                <w:rFonts w:ascii="Times New Roman" w:eastAsia="Times New Roman" w:hAnsi="Times New Roman" w:cs="Times New Roman"/>
+                <w:sz w:val="28"/>
+                <w:szCs w:val="28"/>
+              </w:rPr>
+            </w:pPr>
+          </w:p>
+          <w:p>
+            <w:pPr>
+              <w:spacing w:after="0" w:line="240" w:lineRule="auto"/>
+              <w:jc w:val="center"/>
+              <w:rPr>
+                <w:rFonts w:ascii="Times New Roman" w:eastAsia="Times New Roman" w:hAnsi="Times New Roman" w:cs="Times New Roman"/>
+                <w:sz w:val="28"/>
+                <w:szCs w:val="28"/>
+              </w:rPr>
+            </w:pPr>
+          </w:p>
+          <w:p>
+            <w:pPr>
+              <w:spacing w:after="0" w:line="240" w:lineRule="auto"/>
+              <w:rPr>
+                <w:rFonts w:ascii="Times New Roman" w:eastAsia="Times New Roman" w:hAnsi="Times New Roman" w:cs="Times New Roman"/>
+                <w:sz w:val="28"/>
+                <w:szCs w:val="28"/>
+              </w:rPr>
+            </w:pPr>
+          </w:p>
+          <w:p>
+            <w:pPr>
+              <w:spacing w:after="0" w:line="240" w:lineRule="auto"/>
+              <w:jc w:val="center"/>
+              <w:rPr>
+                <w:rFonts w:ascii="Times New Roman" w:eastAsia="Times New Roman" w:hAnsi="Times New Roman" w:cs="Times New Roman"/>
+                <w:sz w:val="28"/>
+                <w:szCs w:val="28"/>
+              </w:rPr>
+            </w:pPr>
+            <w:r>
+              <w:rPr>
+                <w:rFonts w:ascii="Times New Roman" w:hAnsi="Times New Roman" w:cs="Times New Roman"/>
+                <w:b/>
+                <w:sz w:val="28"/>
+                <w:szCs w:val="28"/>
+              </w:rPr>
+              <w:t>Trương Trần Hoàng Huân</w:t>
+            </w:r>
+          </w:p>
+        </w:tc>
+        <w:tc>
+          <w:tcPr>
+            <w:tcW w:w="4039" w:type="dxa"/>
+          </w:tcPr>
+          <w:p>
+            <w:pPr>
+              <w:pBdr>
+                <w:top w:val="nil"/>
+                <w:left w:val="nil"/>
+                <w:bottom w:val="nil"/>
+                <w:right w:val="nil"/>
+                <w:between w:val="nil"/>
+              </w:pBdr>
+              <w:tabs>
+                <w:tab w:val="left" w:pos="90"/>
+                <w:tab w:val="left" w:pos="450"/>
+                <w:tab w:val="left" w:pos="630"/>
+              </w:tabs>
+              <w:spacing w:after="0" w:line="240" w:lineRule="auto"/>
+              <w:jc w:val="center"/>
+              <w:rPr>
+                <w:rFonts w:ascii="Times New Roman" w:eastAsia="Times New Roman" w:hAnsi="Times New Roman" w:cs="Times New Roman"/>
+                <w:b/>
+                <w:color w:val="000000"/>
+                <w:sz w:val="28"/>
+                <w:szCs w:val="28"/>
+              </w:rPr>
+            </w:pPr>
+            <w:r>
+              <w:rPr>
+                <w:rFonts w:ascii="Times New Roman" w:eastAsia="Times New Roman" w:hAnsi="Times New Roman" w:cs="Times New Roman"/>
+                <w:b/>
+                <w:color w:val="000000"/>
+                <w:sz w:val="28"/>
+                <w:szCs w:val="28"/>
+              </w:rPr>
+              <w:t>NGƯỜI LẬP</w:t>
+            </w:r>
+          </w:p>
+          <w:p>
+            <w:pPr>
+              <w:pBdr>
+                <w:top w:val="nil"/>
+                <w:left w:val="nil"/>
+                <w:bottom w:val="nil"/>
+                <w:right w:val="nil"/>
+                <w:between w:val="nil"/>
+              </w:pBdr>
+              <w:tabs>
+                <w:tab w:val="left" w:pos="90"/>
+                <w:tab w:val="left" w:pos="450"/>
+                <w:tab w:val="left" w:pos="630"/>
+              </w:tabs>
+              <w:spacing w:after="0" w:line="240" w:lineRule="auto"/>
+              <w:jc w:val="center"/>
+              <w:rPr>
+                <w:rFonts w:ascii="Times New Roman" w:hAnsi="Times New Roman" w:cs="Times New Roman"/>
+                <w:noProof/>
+                <w:sz w:val="28"/>
+                <w:szCs w:val="28"/>
+              </w:rPr>
+            </w:pPr>
+          </w:p>
+          <w:p>
+            <w:pPr>
+              <w:spacing w:after="0" w:line="276" w:lineRule="auto"/>
+              <w:jc w:val="center"/>
+              <w:rPr>
+                <w:rFonts w:ascii="Times New Roman" w:hAnsi="Times New Roman" w:cs="Times New Roman"/>
+                <w:sz w:val="28"/>
+                <w:szCs w:val="28"/>
+              </w:rPr>
+            </w:pPr>
+            <w:r>
+              <w:rPr>
+                <w:rFonts w:ascii="Times New Roman" w:hAnsi="Times New Roman" w:cs="Times New Roman"/>
+                <w:sz w:val="28"/>
+                <w:szCs w:val="28"/>
+              </w:rPr>
+              <w:t>{{#coChuKyNguoiLap}}</w:t>
+            </w:r>
+          </w:p>
+          <w:p>
+            <w:pPr>
+              <w:spacing w:before="60" w:after="60" w:line="276" w:lineRule="auto"/>
+              <w:jc w:val="center"/>
+              <w:rPr>
+                <w:rFonts w:ascii="Times New Roman" w:hAnsi="Times New Roman" w:cs="Times New Roman"/>
+                <w:sz w:val="28"/>
+                <w:szCs w:val="28"/>
+              </w:rPr>
+            </w:pPr>
+            <w:r>
+              <w:rPr>
+                <w:rFonts w:ascii="Times New Roman" w:hAnsi="Times New Roman" w:cs="Times New Roman"/>
+                <w:sz w:val="28"/>
+                <w:szCs w:val="28"/>
+              </w:rPr>
+              <w:t>{{%chuKyNguoiLap}}</w:t>
+            </w:r>
+          </w:p>
+          <w:p>
+            <w:pPr>
+              <w:spacing w:after="0" w:line="276" w:lineRule="auto"/>
+              <w:jc w:val="center"/>
+              <w:rPr>
+                <w:rFonts w:ascii="Times New Roman" w:hAnsi="Times New Roman" w:cs="Times New Roman"/>
+                <w:sz w:val="28"/>
+                <w:szCs w:val="28"/>
+              </w:rPr>
+            </w:pPr>
+            <w:r>
+              <w:rPr>
+                <w:rFonts w:ascii="Times New Roman" w:hAnsi="Times New Roman" w:cs="Times New Roman"/>
+                <w:sz w:val="28"/>
+                <w:szCs w:val="28"/>
+              </w:rPr>
+              <w:t>{{/coChuKyNguoiLap}}</w:t>
+            </w:r>
+          </w:p>
+          <w:p>
+            <w:pPr>
+              <w:spacing w:after="0" w:line="276" w:lineRule="auto"/>
+              <w:rPr>
+                <w:rFonts w:ascii="Times New Roman" w:hAnsi="Times New Roman" w:cs="Times New Roman"/>
                 <w:sz w:val="26"/>
                 <w:szCs w:val="26"/>
               </w:rPr>
-              <w:t>Người lập</w:t>
-            </w:r>
+            </w:pPr>
+          </w:p>
+          <w:p>
+            <w:pPr>
+              <w:pBdr>
+                <w:top w:val="nil"/>
+                <w:left w:val="nil"/>
+                <w:bottom w:val="nil"/>
+                <w:right w:val="nil"/>
+                <w:between w:val="nil"/>
+              </w:pBdr>
+              <w:tabs>
+                <w:tab w:val="left" w:pos="90"/>
+                <w:tab w:val="left" w:pos="450"/>
+                <w:tab w:val="left" w:pos="630"/>
+              </w:tabs>
+              <w:spacing w:after="0" w:line="240" w:lineRule="auto"/>
+              <w:rPr>
+                <w:rFonts w:ascii="Times New Roman" w:hAnsi="Times New Roman" w:cs="Times New Roman"/>
+                <w:noProof/>
+                <w:sz w:val="28"/>
+                <w:szCs w:val="28"/>
+              </w:rPr>
+            </w:pPr>
+          </w:p>
+          <w:p>
+            <w:pPr>
+              <w:pBdr>
+                <w:top w:val="nil"/>
+                <w:left w:val="nil"/>
+                <w:bottom w:val="nil"/>
+                <w:right w:val="nil"/>
+                <w:between w:val="nil"/>
+              </w:pBdr>
+              <w:tabs>
+                <w:tab w:val="left" w:pos="90"/>
+                <w:tab w:val="left" w:pos="450"/>
+                <w:tab w:val="left" w:pos="630"/>
+              </w:tabs>
+              <w:spacing w:after="0" w:line="240" w:lineRule="auto"/>
+              <w:jc w:val="center"/>
+              <w:rPr>
+                <w:rFonts w:ascii="Times New Roman" w:hAnsi="Times New Roman" w:cs="Times New Roman"/>
+                <w:noProof/>
+                <w:sz w:val="28"/>
+                <w:szCs w:val="28"/>
+              </w:rPr>
+            </w:pPr>
+            <w:r>
+              <w:rPr>
+                <w:rFonts w:ascii="Times New Roman" w:hAnsi="Times New Roman" w:cs="Times New Roman"/>
+                <w:b/>
+                <w:sz w:val="28"/>
+                <w:szCs w:val="28"/>
+              </w:rPr>
+              <w:t>{{usedByName}}</w:t>
+            </w:r>
+          </w:p>
+          <w:p>
+            <w:pPr>
+              <w:tabs>
+                <w:tab w:val="left" w:pos="932"/>
+              </w:tabs>
+              <w:rPr>
+                <w:rFonts w:ascii="Times New Roman" w:eastAsia="Times New Roman" w:hAnsi="Times New Roman" w:cs="Times New Roman"/>
+                <w:sz w:val="28"/>
+                <w:szCs w:val="28"/>
+              </w:rPr>
+            </w:pPr>
           </w:p>
         </w:tc>
       </w:tr>
       <w:tr>
-        <w:tc>
-          <w:tcPr>
-            <w:tcW w:w="4850" w:type="dxa"/>
-            <w:vAlign w:val="center"/>
-          </w:tcPr>
-          <w:p>
-            <w:pPr>
-              <w:spacing w:after="0" w:line="276" w:lineRule="auto"/>
-              <w:jc w:val="center"/>
-              <w:rPr>
-                <w:rFonts w:ascii="Times New Roman" w:hAnsi="Times New Roman" w:cs="Times New Roman"/>
+        <w:trPr>
+          <w:trHeight w:val="2695"/>
+          <w:jc w:val="center"/>
+        </w:trPr>
+        <w:tc>
+          <w:tcPr>
+            <w:tcW w:w="1915" w:type="dxa"/>
+          </w:tcPr>
+          <w:p>
+            <w:pPr>
+              <w:pBdr>
+                <w:top w:val="nil"/>
+                <w:left w:val="nil"/>
+                <w:bottom w:val="nil"/>
+                <w:right w:val="nil"/>
+                <w:between w:val="nil"/>
+              </w:pBdr>
+              <w:tabs>
+                <w:tab w:val="left" w:pos="90"/>
+                <w:tab w:val="left" w:pos="450"/>
+                <w:tab w:val="left" w:pos="630"/>
+              </w:tabs>
+              <w:spacing w:after="0" w:line="240" w:lineRule="auto"/>
+              <w:jc w:val="center"/>
+              <w:rPr>
+                <w:rFonts w:ascii="Times New Roman" w:eastAsia="Times New Roman" w:hAnsi="Times New Roman" w:cs="Times New Roman"/>
+                <w:b/>
+                <w:color w:val="000000"/>
                 <w:sz w:val="26"/>
                 <w:szCs w:val="26"/>
               </w:rPr>
             </w:pPr>
           </w:p>
-          <w:p>
-            <w:pPr>
-              <w:spacing w:after="0" w:line="276" w:lineRule="auto"/>
-              <w:jc w:val="center"/>
-            </w:pPr>
-            <w:r>
-              <w:rPr>
-                <w:rFonts w:ascii="Times New Roman" w:hAnsi="Times New Roman" w:cs="Times New Roman"/>
-                <w:sz w:val="26"/>
-                <w:szCs w:val="26"/>
-              </w:rPr>
-              <w:t>{{#coChuKyQuanDoc}}</w:t>
-            </w:r>
-          </w:p>
-          <w:p>
-            <w:pPr>
-              <w:spacing w:before="60" w:after="60" w:line="276" w:lineRule="auto"/>
-              <w:jc w:val="center"/>
-            </w:pPr>
-            <w:r>
-              <w:rPr>
-                <w:rFonts w:ascii="Times New Roman" w:hAnsi="Times New Roman" w:cs="Times New Roman"/>
-                <w:sz w:val="26"/>
-                <w:szCs w:val="26"/>
-              </w:rPr>
-              <w:t>{{%chuKyQuanDoc}}</w:t>
-            </w:r>
-          </w:p>
-          <w:p>
-            <w:pPr>
-              <w:spacing w:after="0" w:line="276" w:lineRule="auto"/>
-              <w:jc w:val="center"/>
-              <w:rPr>
-                <w:rFonts w:ascii="Times New Roman" w:hAnsi="Times New Roman" w:cs="Times New Roman"/>
-                <w:sz w:val="26"/>
-                <w:szCs w:val="26"/>
-              </w:rPr>
-            </w:pPr>
-            <w:r>
-              <w:rPr>
-                <w:rFonts w:ascii="Times New Roman" w:hAnsi="Times New Roman" w:cs="Times New Roman"/>
-                <w:sz w:val="26"/>
-                <w:szCs w:val="26"/>
-              </w:rPr>
-              <w:t>{{/coChuKyQuanDoc}}</w:t>
-            </w:r>
-          </w:p>
-          <w:p>
-            <w:pPr>
-              <w:spacing w:after="0" w:line="276" w:lineRule="auto"/>
-              <w:jc w:val="center"/>
-            </w:pPr>
-          </w:p>
-        </w:tc>
-        <w:tc>
-          <w:tcPr>
-            <w:tcW w:w="4850" w:type="dxa"/>
-            <w:vAlign w:val="center"/>
-          </w:tcPr>
-          <w:p>
-            <w:pPr>
-              <w:spacing w:after="0" w:line="276" w:lineRule="auto"/>
-              <w:jc w:val="center"/>
-              <w:rPr>
-                <w:rFonts w:ascii="Times New Roman" w:hAnsi="Times New Roman" w:cs="Times New Roman"/>
-                <w:sz w:val="26"/>
-                <w:szCs w:val="26"/>
-              </w:rPr>
-            </w:pPr>
-          </w:p>
-          <w:p>
-            <w:pPr>
-              <w:spacing w:after="0" w:line="276" w:lineRule="auto"/>
-              <w:jc w:val="center"/>
-            </w:pPr>
-            <w:r>
-              <w:rPr>
-                <w:rFonts w:ascii="Times New Roman" w:hAnsi="Times New Roman" w:cs="Times New Roman"/>
-                <w:sz w:val="26"/>
-                <w:szCs w:val="26"/>
-              </w:rPr>
-              <w:t>{{#coChuKyNguoiLap}}</w:t>
-            </w:r>
-          </w:p>
-          <w:p>
-            <w:pPr>
-              <w:spacing w:before="60" w:after="60" w:line="276" w:lineRule="auto"/>
-              <w:jc w:val="center"/>
-            </w:pPr>
-            <w:r>
-              <w:rPr>
-                <w:rFonts w:ascii="Times New Roman" w:hAnsi="Times New Roman" w:cs="Times New Roman"/>
-                <w:sz w:val="26"/>
-                <w:szCs w:val="26"/>
-              </w:rPr>
-              <w:t>{{%chuKyNguoiLap}}</w:t>
-            </w:r>
-          </w:p>
-          <w:p>
-            <w:pPr>
-              <w:spacing w:after="0" w:line="276" w:lineRule="auto"/>
-              <w:jc w:val="center"/>
-              <w:rPr>
-                <w:rFonts w:ascii="Times New Roman" w:hAnsi="Times New Roman" w:cs="Times New Roman"/>
-                <w:sz w:val="26"/>
-                <w:szCs w:val="26"/>
-              </w:rPr>
-            </w:pPr>
-            <w:r>
-              <w:rPr>
-                <w:rFonts w:ascii="Times New Roman" w:hAnsi="Times New Roman" w:cs="Times New Roman"/>
-                <w:sz w:val="26"/>
-                <w:szCs w:val="26"/>
-              </w:rPr>
-              <w:t>{{/coChuKyNguoiLap}}</w:t>
-            </w:r>
-          </w:p>
-          <w:p>
-            <w:pPr>
-              <w:spacing w:after="0" w:line="276" w:lineRule="auto"/>
-              <w:jc w:val="center"/>
-            </w:pPr>
-          </w:p>
-        </w:tc>
-      </w:tr>
-      <w:tr>
-        <w:tc>
-          <w:tcPr>
-            <w:tcW w:w="4850" w:type="dxa"/>
-            <w:vAlign w:val="center"/>
-          </w:tcPr>
-          <w:p>
-            <w:pPr>
-              <w:spacing w:after="0" w:line="276" w:lineRule="auto"/>
-              <w:jc w:val="center"/>
-            </w:pPr>
-            <w:r>
-              <w:rPr>
-                <w:rFonts w:ascii="Times New Roman" w:hAnsi="Times New Roman" w:cs="Times New Roman"/>
+        </w:tc>
+        <w:tc>
+          <w:tcPr>
+            <w:tcW w:w="4111" w:type="dxa"/>
+          </w:tcPr>
+          <w:p>
+            <w:pPr>
+              <w:pBdr>
+                <w:top w:val="nil"/>
+                <w:left w:val="nil"/>
+                <w:bottom w:val="nil"/>
+                <w:right w:val="nil"/>
+                <w:between w:val="nil"/>
+              </w:pBdr>
+              <w:tabs>
+                <w:tab w:val="left" w:pos="90"/>
+                <w:tab w:val="left" w:pos="450"/>
+                <w:tab w:val="left" w:pos="630"/>
+              </w:tabs>
+              <w:spacing w:after="0" w:line="240" w:lineRule="auto"/>
+              <w:jc w:val="center"/>
+              <w:rPr>
+                <w:rFonts w:ascii="Times New Roman" w:eastAsia="Times New Roman" w:hAnsi="Times New Roman" w:cs="Times New Roman"/>
                 <w:b/>
-                <w:sz w:val="26"/>
-                <w:szCs w:val="26"/>
-              </w:rPr>
-              <w:t>{{quanDocName}}</w:t>
-            </w:r>
-          </w:p>
-        </w:tc>
-        <w:tc>
-          <w:tcPr>
-            <w:tcW w:w="4850" w:type="dxa"/>
-            <w:vAlign w:val="center"/>
-          </w:tcPr>
-          <w:p>
-            <w:pPr>
-              <w:spacing w:after="0" w:line="276" w:lineRule="auto"/>
-              <w:jc w:val="center"/>
-            </w:pPr>
-            <w:r>
-              <w:rPr>
-                <w:rFonts w:ascii="Times New Roman" w:hAnsi="Times New Roman" w:cs="Times New Roman"/>
+                <w:color w:val="000000"/>
+                <w:sz w:val="28"/>
+                <w:szCs w:val="28"/>
+              </w:rPr>
+            </w:pPr>
+            <w:r>
+              <w:rPr>
+                <w:rFonts w:ascii="Times New Roman" w:eastAsia="Times New Roman" w:hAnsi="Times New Roman" w:cs="Times New Roman"/>
                 <w:b/>
-                <w:sz w:val="26"/>
-                <w:szCs w:val="26"/>
-              </w:rPr>
-              <w:t>{{usedByName}}</w:t>
-            </w:r>
-          </w:p>
-        </w:tc>
-      </w:tr>
-      <w:tr>
-        <w:tc>
-          <w:tcPr>
-            <w:tcW w:w="4850" w:type="dxa"/>
-            <w:vAlign w:val="center"/>
-          </w:tcPr>
-          <w:p>
-            <w:pPr>
-              <w:spacing w:after="0" w:line="276" w:lineRule="auto"/>
-              <w:jc w:val="center"/>
-            </w:pPr>
-            <w:r>
-              <w:rPr>
-                <w:rFonts w:ascii="Times New Roman" w:hAnsi="Times New Roman" w:cs="Times New Roman"/>
+                <w:color w:val="000000"/>
+                <w:sz w:val="28"/>
+                <w:szCs w:val="28"/>
+              </w:rPr>
+              <w:t>KT. TRƯỞNG PHÒNG KTAT</w:t>
+            </w:r>
+          </w:p>
+          <w:p>
+            <w:pPr>
+              <w:pBdr>
+                <w:top w:val="nil"/>
+                <w:left w:val="nil"/>
+                <w:bottom w:val="nil"/>
+                <w:right w:val="nil"/>
+                <w:between w:val="nil"/>
+              </w:pBdr>
+              <w:tabs>
+                <w:tab w:val="left" w:pos="90"/>
+                <w:tab w:val="left" w:pos="450"/>
+                <w:tab w:val="left" w:pos="630"/>
+              </w:tabs>
+              <w:spacing w:after="0" w:line="240" w:lineRule="auto"/>
+              <w:jc w:val="center"/>
+              <w:rPr>
+                <w:rFonts w:ascii="Times New Roman" w:eastAsia="Times New Roman" w:hAnsi="Times New Roman" w:cs="Times New Roman"/>
                 <w:b/>
-                <w:sz w:val="26"/>
-                <w:szCs w:val="26"/>
-              </w:rPr>
-              <w:t xml:space="preserve">Phòng Kỹ Thuật và </w:t>
-            </w:r>
-            <w:r>
-              <w:rPr>
-                <w:rFonts w:ascii="Times New Roman" w:hAnsi="Times New Roman" w:cs="Times New Roman"/>
+                <w:color w:val="000000"/>
+                <w:sz w:val="28"/>
+                <w:szCs w:val="28"/>
+              </w:rPr>
+            </w:pPr>
+            <w:r>
+              <w:rPr>
+                <w:rFonts w:ascii="Times New Roman" w:eastAsia="Times New Roman" w:hAnsi="Times New Roman" w:cs="Times New Roman"/>
                 <w:b/>
-                <w:sz w:val="26"/>
-                <w:szCs w:val="26"/>
-              </w:rPr>
-              <w:t>A</w:t>
-            </w:r>
-            <w:r>
-              <w:rPr>
-                <w:rFonts w:ascii="Times New Roman" w:hAnsi="Times New Roman" w:cs="Times New Roman"/>
+                <w:color w:val="000000"/>
+                <w:sz w:val="28"/>
+                <w:szCs w:val="28"/>
+              </w:rPr>
+              <w:t>PHÓ TRƯỞNG PHÒNG</w:t>
+            </w:r>
+          </w:p>
+          <w:p>
+            <w:pPr>
+              <w:pBdr>
+                <w:top w:val="nil"/>
+                <w:left w:val="nil"/>
+                <w:bottom w:val="nil"/>
+                <w:right w:val="nil"/>
+                <w:between w:val="nil"/>
+              </w:pBdr>
+              <w:tabs>
+                <w:tab w:val="left" w:pos="90"/>
+                <w:tab w:val="left" w:pos="450"/>
+                <w:tab w:val="left" w:pos="630"/>
+              </w:tabs>
+              <w:spacing w:after="0" w:line="240" w:lineRule="auto"/>
+              <w:jc w:val="center"/>
+              <w:rPr>
+                <w:rFonts w:ascii="Times New Roman" w:eastAsia="Times New Roman" w:hAnsi="Times New Roman" w:cs="Times New Roman"/>
                 <w:b/>
-                <w:sz w:val="26"/>
-                <w:szCs w:val="26"/>
-              </w:rPr>
-              <w:t xml:space="preserve">n </w:t>
-            </w:r>
-            <w:r>
-              <w:rPr>
-                <w:rFonts w:ascii="Times New Roman" w:hAnsi="Times New Roman" w:cs="Times New Roman"/>
+                <w:color w:val="000000"/>
+                <w:sz w:val="28"/>
+                <w:szCs w:val="28"/>
+              </w:rPr>
+            </w:pPr>
+          </w:p>
+          <w:p>
+            <w:pPr>
+              <w:pBdr>
+                <w:top w:val="nil"/>
+                <w:left w:val="nil"/>
+                <w:bottom w:val="nil"/>
+                <w:right w:val="nil"/>
+                <w:between w:val="nil"/>
+              </w:pBdr>
+              <w:tabs>
+                <w:tab w:val="left" w:pos="90"/>
+                <w:tab w:val="left" w:pos="450"/>
+                <w:tab w:val="left" w:pos="630"/>
+              </w:tabs>
+              <w:spacing w:after="0" w:line="240" w:lineRule="auto"/>
+              <w:jc w:val="center"/>
+              <w:rPr>
+                <w:rFonts w:ascii="Times New Roman" w:eastAsia="Times New Roman" w:hAnsi="Times New Roman" w:cs="Times New Roman"/>
                 <w:b/>
-                <w:sz w:val="26"/>
-                <w:szCs w:val="26"/>
-              </w:rPr>
-              <w:t>T</w:t>
-            </w:r>
-            <w:r>
-              <w:rPr>
-                <w:rFonts w:ascii="Times New Roman" w:hAnsi="Times New Roman" w:cs="Times New Roman"/>
+                <w:color w:val="000000"/>
+                <w:sz w:val="28"/>
+                <w:szCs w:val="28"/>
+              </w:rPr>
+            </w:pPr>
+          </w:p>
+          <w:p>
+            <w:pPr>
+              <w:pBdr>
+                <w:top w:val="nil"/>
+                <w:left w:val="nil"/>
+                <w:bottom w:val="nil"/>
+                <w:right w:val="nil"/>
+                <w:between w:val="nil"/>
+              </w:pBdr>
+              <w:tabs>
+                <w:tab w:val="left" w:pos="90"/>
+                <w:tab w:val="left" w:pos="450"/>
+                <w:tab w:val="left" w:pos="630"/>
+              </w:tabs>
+              <w:spacing w:after="0" w:line="240" w:lineRule="auto"/>
+              <w:jc w:val="center"/>
+              <w:rPr>
+                <w:rFonts w:ascii="Times New Roman" w:eastAsia="Times New Roman" w:hAnsi="Times New Roman" w:cs="Times New Roman"/>
                 <w:b/>
-                <w:sz w:val="26"/>
-                <w:szCs w:val="26"/>
-              </w:rPr>
-              <w:t>oàn</w:t>
-            </w:r>
-          </w:p>
-        </w:tc>
-        <w:tc>
-          <w:tcPr>
-            <w:tcW w:w="4850" w:type="dxa"/>
-            <w:vAlign w:val="center"/>
-          </w:tcPr>
-          <w:p>
-            <w:pPr>
-              <w:spacing w:after="0" w:line="276" w:lineRule="auto"/>
-              <w:jc w:val="center"/>
-            </w:pPr>
-            <w:r>
-              <w:rPr>
-                <w:rFonts w:ascii="Times New Roman" w:hAnsi="Times New Roman" w:cs="Times New Roman"/>
+                <w:color w:val="000000"/>
+                <w:sz w:val="28"/>
+                <w:szCs w:val="28"/>
+              </w:rPr>
+            </w:pPr>
+          </w:p>
+          <w:p>
+            <w:pPr>
+              <w:pBdr>
+                <w:top w:val="nil"/>
+                <w:left w:val="nil"/>
+                <w:bottom w:val="nil"/>
+                <w:right w:val="nil"/>
+                <w:between w:val="nil"/>
+              </w:pBdr>
+              <w:tabs>
+                <w:tab w:val="left" w:pos="90"/>
+                <w:tab w:val="left" w:pos="450"/>
+                <w:tab w:val="left" w:pos="630"/>
+              </w:tabs>
+              <w:spacing w:after="0" w:line="240" w:lineRule="auto"/>
+              <w:jc w:val="center"/>
+              <w:rPr>
+                <w:rFonts w:ascii="Times New Roman" w:eastAsia="Times New Roman" w:hAnsi="Times New Roman" w:cs="Times New Roman"/>
                 <w:b/>
-                <w:sz w:val="26"/>
-                <w:szCs w:val="26"/>
-              </w:rPr>
-              <w:t xml:space="preserve">Phân Xưởng Sửa </w:t>
-            </w:r>
-            <w:r>
-              <w:rPr>
-                <w:rFonts w:ascii="Times New Roman" w:hAnsi="Times New Roman" w:cs="Times New Roman"/>
+                <w:color w:val="000000"/>
+                <w:sz w:val="28"/>
+                <w:szCs w:val="28"/>
+              </w:rPr>
+            </w:pPr>
+          </w:p>
+          <w:p>
+            <w:pPr>
+              <w:pBdr>
+                <w:top w:val="nil"/>
+                <w:left w:val="nil"/>
+                <w:bottom w:val="nil"/>
+                <w:right w:val="nil"/>
+                <w:between w:val="nil"/>
+              </w:pBdr>
+              <w:tabs>
+                <w:tab w:val="left" w:pos="90"/>
+                <w:tab w:val="left" w:pos="450"/>
+                <w:tab w:val="left" w:pos="630"/>
+              </w:tabs>
+              <w:spacing w:after="0" w:line="240" w:lineRule="auto"/>
+              <w:jc w:val="center"/>
+              <w:rPr>
+                <w:rFonts w:ascii="Times New Roman" w:eastAsia="Times New Roman" w:hAnsi="Times New Roman" w:cs="Times New Roman"/>
                 <w:b/>
-                <w:sz w:val="26"/>
-                <w:szCs w:val="26"/>
-              </w:rPr>
-              <w:t>C</w:t>
-            </w:r>
-            <w:r>
-              <w:rPr>
-                <w:rFonts w:ascii="Times New Roman" w:hAnsi="Times New Roman" w:cs="Times New Roman"/>
+                <w:color w:val="000000"/>
+                <w:sz w:val="28"/>
+                <w:szCs w:val="28"/>
+              </w:rPr>
+            </w:pPr>
+          </w:p>
+          <w:p>
+            <w:pPr>
+              <w:pBdr>
+                <w:top w:val="nil"/>
+                <w:left w:val="nil"/>
+                <w:bottom w:val="nil"/>
+                <w:right w:val="nil"/>
+                <w:between w:val="nil"/>
+              </w:pBdr>
+              <w:tabs>
+                <w:tab w:val="left" w:pos="90"/>
+                <w:tab w:val="left" w:pos="450"/>
+                <w:tab w:val="left" w:pos="630"/>
+              </w:tabs>
+              <w:spacing w:after="0" w:line="240" w:lineRule="auto"/>
+              <w:jc w:val="center"/>
+              <w:rPr>
+                <w:rFonts w:ascii="Times New Roman" w:eastAsia="Times New Roman" w:hAnsi="Times New Roman" w:cs="Times New Roman"/>
                 <w:b/>
-                <w:sz w:val="26"/>
-                <w:szCs w:val="26"/>
-              </w:rPr>
-              <w:t xml:space="preserve">hữa Cơ </w:t>
-            </w:r>
-            <w:r>
-              <w:rPr>
-                <w:rFonts w:ascii="Times New Roman" w:hAnsi="Times New Roman" w:cs="Times New Roman"/>
+                <w:color w:val="000000"/>
+                <w:sz w:val="28"/>
+                <w:szCs w:val="28"/>
+              </w:rPr>
+            </w:pPr>
+          </w:p>
+          <w:p>
+            <w:pPr>
+              <w:pBdr>
+                <w:top w:val="nil"/>
+                <w:left w:val="nil"/>
+                <w:bottom w:val="nil"/>
+                <w:right w:val="nil"/>
+                <w:between w:val="nil"/>
+              </w:pBdr>
+              <w:tabs>
+                <w:tab w:val="left" w:pos="90"/>
+                <w:tab w:val="left" w:pos="450"/>
+                <w:tab w:val="left" w:pos="630"/>
+              </w:tabs>
+              <w:spacing w:after="0" w:line="240" w:lineRule="auto"/>
+              <w:rPr>
+                <w:rFonts w:ascii="Times New Roman" w:eastAsia="Times New Roman" w:hAnsi="Times New Roman" w:cs="Times New Roman"/>
                 <w:b/>
-                <w:sz w:val="26"/>
-                <w:szCs w:val="26"/>
-              </w:rPr>
-              <w:t>N</w:t>
-            </w:r>
-            <w:r>
-              <w:rPr>
-                <w:rFonts w:ascii="Times New Roman" w:hAnsi="Times New Roman" w:cs="Times New Roman"/>
+                <w:color w:val="000000"/>
+                <w:sz w:val="28"/>
+                <w:szCs w:val="28"/>
+              </w:rPr>
+            </w:pPr>
+          </w:p>
+          <w:p>
+            <w:pPr>
+              <w:pBdr>
+                <w:top w:val="nil"/>
+                <w:left w:val="nil"/>
+                <w:bottom w:val="nil"/>
+                <w:right w:val="nil"/>
+                <w:between w:val="nil"/>
+              </w:pBdr>
+              <w:tabs>
+                <w:tab w:val="left" w:pos="90"/>
+                <w:tab w:val="left" w:pos="450"/>
+                <w:tab w:val="left" w:pos="630"/>
+              </w:tabs>
+              <w:spacing w:after="0" w:line="360" w:lineRule="auto"/>
+              <w:jc w:val="center"/>
+              <w:rPr>
+                <w:rFonts w:ascii="Times New Roman" w:eastAsia="Times New Roman" w:hAnsi="Times New Roman" w:cs="Times New Roman"/>
                 <w:b/>
-                <w:sz w:val="26"/>
-                <w:szCs w:val="26"/>
-              </w:rPr>
-              <w:t>hiệt</w:t>
-            </w:r>
-          </w:p>
-        </w:tc>
-      </w:tr>
-      <w:tr>
-        <w:tc>
-          <w:tcPr>
-            <w:tcW w:w="4850" w:type="dxa"/>
-            <w:vAlign w:val="center"/>
-          </w:tcPr>
-          <w:p>
-            <w:pPr>
-              <w:spacing w:before="240" w:after="0" w:line="276" w:lineRule="auto"/>
-              <w:jc w:val="center"/>
+                <w:color w:val="000000"/>
+                <w:sz w:val="28"/>
+                <w:szCs w:val="28"/>
+              </w:rPr>
+            </w:pPr>
+            <w:r>
               <w:rPr>
                 <w:rFonts w:ascii="Times New Roman" w:hAnsi="Times New Roman" w:cs="Times New Roman"/>
                 <w:b/>
-                <w:sz w:val="26"/>
-                <w:szCs w:val="26"/>
-              </w:rPr>
-            </w:pPr>
-          </w:p>
-          <w:p>
-            <w:pPr>
-              <w:spacing w:before="240" w:after="0" w:line="276" w:lineRule="auto"/>
-              <w:jc w:val="center"/>
-              <w:rPr>
-                <w:rFonts w:ascii="Times New Roman" w:hAnsi="Times New Roman" w:cs="Times New Roman"/>
+                <w:sz w:val="28"/>
+                <w:szCs w:val="28"/>
+              </w:rPr>
+              <w:t>Phan Tấn Tới</w:t>
+            </w:r>
+          </w:p>
+        </w:tc>
+        <w:tc>
+          <w:tcPr>
+            <w:tcW w:w="4039" w:type="dxa"/>
+          </w:tcPr>
+          <w:p>
+            <w:pPr>
+              <w:pBdr>
+                <w:top w:val="nil"/>
+                <w:left w:val="nil"/>
+                <w:bottom w:val="nil"/>
+                <w:right w:val="nil"/>
+                <w:between w:val="nil"/>
+              </w:pBdr>
+              <w:tabs>
+                <w:tab w:val="left" w:pos="90"/>
+                <w:tab w:val="left" w:pos="450"/>
+                <w:tab w:val="left" w:pos="630"/>
+              </w:tabs>
+              <w:spacing w:after="0" w:line="240" w:lineRule="auto"/>
+              <w:jc w:val="center"/>
+              <w:rPr>
+                <w:rFonts w:ascii="Times New Roman" w:eastAsia="Times New Roman" w:hAnsi="Times New Roman" w:cs="Times New Roman"/>
                 <w:b/>
-                <w:sz w:val="26"/>
-                <w:szCs w:val="26"/>
+                <w:bCs/>
+                <w:color w:val="FF0000"/>
+                <w:sz w:val="28"/>
+                <w:szCs w:val="28"/>
               </w:rPr>
             </w:pPr>
             <w:r>
               <w:rPr>
                 <w:rFonts w:ascii="Times New Roman" w:hAnsi="Times New Roman" w:cs="Times New Roman"/>
                 <w:b/>
-                <w:sz w:val="26"/>
-                <w:szCs w:val="26"/>
-              </w:rPr>
-              <w:t>Trống</w:t>
-            </w:r>
-          </w:p>
-        </w:tc>
-        <w:tc>
-          <w:tcPr>
-            <w:tcW w:w="4850" w:type="dxa"/>
-            <w:vAlign w:val="center"/>
-          </w:tcPr>
-          <w:p>
-            <w:pPr>
-              <w:spacing w:before="240" w:after="0" w:line="276" w:lineRule="auto"/>
-              <w:jc w:val="center"/>
-              <w:rPr>
-                <w:rFonts w:ascii="Times New Roman" w:hAnsi="Times New Roman" w:cs="Times New Roman"/>
+                <w:bCs/>
+                <w:sz w:val="28"/>
+                <w:szCs w:val="28"/>
+              </w:rPr>
+              <w:t>{{sccnRepresentativePosition}}</w:t>
+            </w:r>
+          </w:p>
+          <w:p>
+            <w:pPr>
+              <w:pBdr>
+                <w:top w:val="nil"/>
+                <w:left w:val="nil"/>
+                <w:bottom w:val="nil"/>
+                <w:right w:val="nil"/>
+                <w:between w:val="nil"/>
+              </w:pBdr>
+              <w:tabs>
+                <w:tab w:val="left" w:pos="90"/>
+                <w:tab w:val="left" w:pos="450"/>
+                <w:tab w:val="left" w:pos="630"/>
+              </w:tabs>
+              <w:spacing w:after="0" w:line="240" w:lineRule="auto"/>
+              <w:jc w:val="center"/>
+              <w:rPr>
+                <w:rFonts w:ascii="Times New Roman" w:eastAsia="Times New Roman" w:hAnsi="Times New Roman" w:cs="Times New Roman"/>
                 <w:b/>
-                <w:sz w:val="26"/>
-                <w:szCs w:val="26"/>
-              </w:rPr>
-            </w:pPr>
-          </w:p>
-          <w:p>
-            <w:pPr>
-              <w:spacing w:before="240" w:after="0" w:line="276" w:lineRule="auto"/>
-              <w:jc w:val="center"/>
-              <w:rPr>
-                <w:rFonts w:ascii="Times New Roman" w:hAnsi="Times New Roman" w:cs="Times New Roman"/>
+                <w:color w:val="000000"/>
+                <w:sz w:val="28"/>
+                <w:szCs w:val="28"/>
+              </w:rPr>
+            </w:pPr>
+          </w:p>
+          <w:p>
+            <w:pPr>
+              <w:pBdr>
+                <w:top w:val="nil"/>
+                <w:left w:val="nil"/>
+                <w:bottom w:val="nil"/>
+                <w:right w:val="nil"/>
+                <w:between w:val="nil"/>
+              </w:pBdr>
+              <w:tabs>
+                <w:tab w:val="left" w:pos="90"/>
+                <w:tab w:val="left" w:pos="450"/>
+                <w:tab w:val="left" w:pos="630"/>
+              </w:tabs>
+              <w:spacing w:after="0" w:line="240" w:lineRule="auto"/>
+              <w:jc w:val="center"/>
+              <w:rPr>
+                <w:rFonts w:ascii="Times New Roman" w:eastAsia="Times New Roman" w:hAnsi="Times New Roman" w:cs="Times New Roman"/>
                 <w:b/>
-                <w:sz w:val="26"/>
-                <w:szCs w:val="26"/>
-              </w:rPr>
-            </w:pPr>
-            <w:r>
-              <w:rPr>
-                <w:rFonts w:ascii="Times New Roman" w:hAnsi="Times New Roman" w:cs="Times New Roman"/>
+                <w:color w:val="000000"/>
+                <w:sz w:val="28"/>
+                <w:szCs w:val="28"/>
+              </w:rPr>
+            </w:pPr>
+          </w:p>
+          <w:p>
+            <w:pPr>
+              <w:pBdr>
+                <w:top w:val="nil"/>
+                <w:left w:val="nil"/>
+                <w:bottom w:val="nil"/>
+                <w:right w:val="nil"/>
+                <w:between w:val="nil"/>
+              </w:pBdr>
+              <w:tabs>
+                <w:tab w:val="left" w:pos="90"/>
+                <w:tab w:val="left" w:pos="450"/>
+                <w:tab w:val="left" w:pos="630"/>
+              </w:tabs>
+              <w:spacing w:after="0" w:line="240" w:lineRule="auto"/>
+              <w:jc w:val="center"/>
+              <w:rPr>
+                <w:rFonts w:ascii="Times New Roman" w:eastAsia="Times New Roman" w:hAnsi="Times New Roman" w:cs="Times New Roman"/>
                 <w:b/>
-                <w:sz w:val="26"/>
-                <w:szCs w:val="26"/>
-              </w:rPr>
-              <w:t>Trống</w:t>
-            </w:r>
-          </w:p>
-        </w:tc>
-      </w:tr>
-      <w:tr>
-        <w:tc>
-          <w:tcPr>
-            <w:tcW w:w="4850" w:type="dxa"/>
-            <w:vAlign w:val="center"/>
-          </w:tcPr>
-          <w:p>
-            <w:pPr>
-              <w:spacing w:before="240" w:after="0" w:line="276" w:lineRule="auto"/>
-              <w:jc w:val="center"/>
-              <w:rPr>
-                <w:rFonts w:ascii="Times New Roman" w:hAnsi="Times New Roman" w:cs="Times New Roman"/>
+                <w:color w:val="000000"/>
+                <w:sz w:val="28"/>
+                <w:szCs w:val="28"/>
+              </w:rPr>
+            </w:pPr>
+          </w:p>
+          <w:p>
+            <w:pPr>
+              <w:pBdr>
+                <w:top w:val="nil"/>
+                <w:left w:val="nil"/>
+                <w:bottom w:val="nil"/>
+                <w:right w:val="nil"/>
+                <w:between w:val="nil"/>
+              </w:pBdr>
+              <w:tabs>
+                <w:tab w:val="left" w:pos="90"/>
+                <w:tab w:val="left" w:pos="450"/>
+                <w:tab w:val="left" w:pos="630"/>
+              </w:tabs>
+              <w:spacing w:after="0" w:line="240" w:lineRule="auto"/>
+              <w:jc w:val="center"/>
+              <w:rPr>
+                <w:rFonts w:ascii="Times New Roman" w:eastAsia="Times New Roman" w:hAnsi="Times New Roman" w:cs="Times New Roman"/>
                 <w:b/>
-                <w:sz w:val="26"/>
-                <w:szCs w:val="26"/>
-              </w:rPr>
-            </w:pPr>
-            <w:r>
-              <w:rPr>
-                <w:rFonts w:ascii="Times New Roman" w:hAnsi="Times New Roman" w:cs="Times New Roman"/>
+                <w:color w:val="000000"/>
+                <w:sz w:val="28"/>
+                <w:szCs w:val="28"/>
+              </w:rPr>
+            </w:pPr>
+          </w:p>
+          <w:p>
+            <w:pPr>
+              <w:pBdr>
+                <w:top w:val="nil"/>
+                <w:left w:val="nil"/>
+                <w:bottom w:val="nil"/>
+                <w:right w:val="nil"/>
+                <w:between w:val="nil"/>
+              </w:pBdr>
+              <w:tabs>
+                <w:tab w:val="left" w:pos="90"/>
+                <w:tab w:val="left" w:pos="450"/>
+                <w:tab w:val="left" w:pos="630"/>
+              </w:tabs>
+              <w:spacing w:after="0" w:line="240" w:lineRule="auto"/>
+              <w:jc w:val="center"/>
+              <w:rPr>
+                <w:rFonts w:ascii="Times New Roman" w:eastAsia="Times New Roman" w:hAnsi="Times New Roman" w:cs="Times New Roman"/>
                 <w:b/>
-                <w:sz w:val="26"/>
-                <w:szCs w:val="26"/>
-              </w:rPr>
-              <w:t>Phan Tấn Tới</w:t>
-            </w:r>
-          </w:p>
-        </w:tc>
-        <w:tc>
-          <w:tcPr>
-            <w:tcW w:w="4850" w:type="dxa"/>
-            <w:vAlign w:val="center"/>
-          </w:tcPr>
-          <w:p>
-            <w:pPr>
-              <w:spacing w:before="240" w:after="0" w:line="276" w:lineRule="auto"/>
-              <w:jc w:val="center"/>
-              <w:rPr>
-                <w:rFonts w:ascii="Times New Roman" w:hAnsi="Times New Roman" w:cs="Times New Roman"/>
+                <w:color w:val="000000"/>
+                <w:sz w:val="28"/>
+                <w:szCs w:val="28"/>
+              </w:rPr>
+            </w:pPr>
+          </w:p>
+          <w:p>
+            <w:pPr>
+              <w:pBdr>
+                <w:top w:val="nil"/>
+                <w:left w:val="nil"/>
+                <w:bottom w:val="nil"/>
+                <w:right w:val="nil"/>
+                <w:between w:val="nil"/>
+              </w:pBdr>
+              <w:tabs>
+                <w:tab w:val="left" w:pos="90"/>
+                <w:tab w:val="left" w:pos="450"/>
+                <w:tab w:val="left" w:pos="630"/>
+              </w:tabs>
+              <w:spacing w:after="0" w:line="240" w:lineRule="auto"/>
+              <w:jc w:val="center"/>
+              <w:rPr>
+                <w:rFonts w:ascii="Times New Roman" w:eastAsia="Times New Roman" w:hAnsi="Times New Roman" w:cs="Times New Roman"/>
                 <w:b/>
-                <w:sz w:val="26"/>
-                <w:szCs w:val="26"/>
-              </w:rPr>
-            </w:pPr>
-            <w:r>
-              <w:rPr>
-                <w:rFonts w:ascii="Times New Roman" w:hAnsi="Times New Roman" w:cs="Times New Roman"/>
+                <w:color w:val="000000"/>
+                <w:sz w:val="28"/>
+                <w:szCs w:val="28"/>
+              </w:rPr>
+            </w:pPr>
+          </w:p>
+          <w:p>
+            <w:pPr>
+              <w:pBdr>
+                <w:top w:val="nil"/>
+                <w:left w:val="nil"/>
+                <w:bottom w:val="nil"/>
+                <w:right w:val="nil"/>
+                <w:between w:val="nil"/>
+              </w:pBdr>
+              <w:tabs>
+                <w:tab w:val="left" w:pos="90"/>
+                <w:tab w:val="left" w:pos="450"/>
+                <w:tab w:val="left" w:pos="630"/>
+              </w:tabs>
+              <w:spacing w:after="0" w:line="240" w:lineRule="auto"/>
+              <w:jc w:val="center"/>
+              <w:rPr>
+                <w:rFonts w:ascii="Times New Roman" w:eastAsia="Times New Roman" w:hAnsi="Times New Roman" w:cs="Times New Roman"/>
                 <w:b/>
-                <w:sz w:val="26"/>
-                <w:szCs w:val="26"/>
+                <w:color w:val="000000"/>
+                <w:sz w:val="28"/>
+                <w:szCs w:val="28"/>
+              </w:rPr>
+            </w:pPr>
+          </w:p>
+          <w:p>
+            <w:pPr>
+              <w:pBdr>
+                <w:top w:val="nil"/>
+                <w:left w:val="nil"/>
+                <w:bottom w:val="nil"/>
+                <w:right w:val="nil"/>
+                <w:between w:val="nil"/>
+              </w:pBdr>
+              <w:tabs>
+                <w:tab w:val="left" w:pos="90"/>
+                <w:tab w:val="left" w:pos="450"/>
+                <w:tab w:val="left" w:pos="630"/>
+              </w:tabs>
+              <w:spacing w:after="0" w:line="240" w:lineRule="auto"/>
+              <w:rPr>
+                <w:rFonts w:ascii="Times New Roman" w:eastAsia="Times New Roman" w:hAnsi="Times New Roman" w:cs="Times New Roman"/>
+                <w:b/>
+                <w:color w:val="000000"/>
+                <w:sz w:val="28"/>
+                <w:szCs w:val="28"/>
+              </w:rPr>
+            </w:pPr>
+          </w:p>
+          <w:p>
+            <w:pPr>
+              <w:pBdr>
+                <w:top w:val="nil"/>
+                <w:left w:val="nil"/>
+                <w:bottom w:val="nil"/>
+                <w:right w:val="nil"/>
+                <w:between w:val="nil"/>
+              </w:pBdr>
+              <w:tabs>
+                <w:tab w:val="left" w:pos="90"/>
+                <w:tab w:val="left" w:pos="450"/>
+                <w:tab w:val="left" w:pos="630"/>
+              </w:tabs>
+              <w:spacing w:after="0" w:line="240" w:lineRule="auto"/>
+              <w:jc w:val="center"/>
+              <w:rPr>
+                <w:rFonts w:ascii="Times New Roman" w:eastAsia="Times New Roman" w:hAnsi="Times New Roman" w:cs="Times New Roman"/>
+                <w:b/>
+                <w:color w:val="FF0000"/>
+                <w:sz w:val="28"/>
+                <w:szCs w:val="28"/>
+              </w:rPr>
+            </w:pPr>
+            <w:r>
+              <w:rPr>
+                <w:rFonts w:ascii="Times New Roman" w:hAnsi="Times New Roman" w:cs="Times New Roman"/>
+                <w:b/>
+                <w:color w:val="FF0000"/>
+                <w:sz w:val="28"/>
+                <w:szCs w:val="28"/>
               </w:rPr>
               <w:t>{{sccnRepresentativeName}}</w:t>
             </w:r>
@@ -2361,94 +3860,112 @@
     </w:tbl>
     <w:p>
       <w:pPr>
+        <w:pStyle w:val="ListParagraph"/>
+        <w:tabs>
+          <w:tab w:val="left" w:pos="993"/>
+        </w:tabs>
         <w:spacing w:after="120" w:line="276" w:lineRule="auto"/>
+        <w:ind w:left="0" w:firstLine="720"/>
+        <w:jc w:val="both"/>
+        <w:rPr>
+          <w:rFonts w:ascii="Times New Roman" w:hAnsi="Times New Roman" w:cs="Times New Roman"/>
+          <w:sz w:val="28"/>
+          <w:szCs w:val="28"/>
+        </w:rPr>
       </w:pPr>
     </w:p>
     <w:p>
       <w:pPr>
-        <w:spacing w:after="0" w:line="276" w:lineRule="auto"/>
-      </w:pPr>
-      <w:r>
-        <w:rPr>
-          <w:rFonts w:ascii="Times New Roman" w:hAnsi="Times New Roman" w:cs="Times New Roman"/>
-          <w:b/>
-          <w:i/>
-          <w:sz w:val="22"/>
-          <w:szCs w:val="22"/>
-        </w:rPr>
-        <w:t>Nơi nhận:</w:t>
-      </w:r>
+        <w:rPr>
+          <w:rFonts w:ascii="Times New Roman" w:hAnsi="Times New Roman" w:cs="Times New Roman"/>
+        </w:rPr>
+        <w:sectPr>
+          <w:pgSz w:w="11906" w:h="16838"/>
+          <w:pgMar w:top="1134" w:right="1134" w:bottom="1134" w:left="1701" w:header="709" w:footer="709" w:gutter="0"/>
+          <w:cols w:space="720"/>
+        </w:sectPr>
+      </w:pPr>
     </w:p>
     <w:p>
       <w:pPr>
         <w:spacing w:after="0" w:line="276" w:lineRule="auto"/>
-      </w:pPr>
-      <w:r>
-        <w:rPr>
-          <w:rFonts w:ascii="Times New Roman" w:hAnsi="Times New Roman" w:cs="Times New Roman"/>
-          <w:sz w:val="22"/>
-          <w:szCs w:val="22"/>
-        </w:rPr>
-        <w:t>- SCCN, KTAT;</w:t>
+        <w:jc w:val="center"/>
+        <w:rPr>
+          <w:rFonts w:ascii="Times New Roman" w:hAnsi="Times New Roman" w:cs="Times New Roman"/>
+          <w:b/>
+        </w:rPr>
+      </w:pPr>
+      <w:r>
+        <w:rPr>
+          <w:rFonts w:ascii="Times New Roman" w:hAnsi="Times New Roman" w:cs="Times New Roman"/>
+          <w:b/>
+        </w:rPr>
+        <w:lastRenderedPageBreak/>
+        <w:t>Phụ lục 1</w:t>
       </w:r>
     </w:p>
     <w:p>
       <w:pPr>
         <w:spacing w:after="0" w:line="276" w:lineRule="auto"/>
-      </w:pPr>
-      <w:r>
-        <w:rPr>
-          <w:rFonts w:ascii="Times New Roman" w:hAnsi="Times New Roman" w:cs="Times New Roman"/>
-          <w:sz w:val="22"/>
-          <w:szCs w:val="22"/>
-        </w:rPr>
-        <w:t>- Lưu: VH1, KHVT;</w:t>
+        <w:jc w:val="center"/>
+        <w:rPr>
+          <w:rFonts w:ascii="Times New Roman" w:hAnsi="Times New Roman" w:cs="Times New Roman"/>
+          <w:sz w:val="28"/>
+          <w:szCs w:val="28"/>
+        </w:rPr>
+      </w:pPr>
+      <w:r>
+        <w:rPr>
+          <w:rFonts w:ascii="Times New Roman" w:hAnsi="Times New Roman" w:cs="Times New Roman"/>
+          <w:b/>
+          <w:sz w:val="28"/>
+          <w:szCs w:val="28"/>
+        </w:rPr>
+        <w:t>DANH MỤC VÀ KHỐI LƯỢNG VẬT TƯ, THIẾT BỊ SỬ DỤNG, THU HỒI VÀ HOÀN TRẢ</w:t>
       </w:r>
     </w:p>
     <w:p>
       <w:pPr>
-        <w:sectPr>
-          <w:pgSz w:w="11906" w:h="16838"/>
-          <w:pgMar w:top="1134" w:right="1134" w:bottom="1134" w:left="1418" w:header="709" w:footer="709" w:gutter="0"/>
-          <w:cols w:space="720"/>
-        </w:sectPr>
-      </w:pPr>
-    </w:p>
-    <w:p>
-      <w:pPr>
-        <w:spacing w:after="0" w:line="276" w:lineRule="auto"/>
-        <w:jc w:val="center"/>
-      </w:pPr>
-      <w:r>
-        <w:rPr>
-          <w:rFonts w:ascii="Times New Roman" w:hAnsi="Times New Roman" w:cs="Times New Roman"/>
-          <w:b/>
-          <w:sz w:val="26"/>
-          <w:szCs w:val="26"/>
-        </w:rPr>
-        <w:lastRenderedPageBreak/>
-        <w:t>Phụ lục 1: Danh mục và khối lượng vật tư, thiết bị sử dụng, thu hồi và hoàn trả</w:t>
-      </w:r>
-    </w:p>
-    <w:p>
-      <w:pPr>
         <w:spacing w:after="120" w:line="276" w:lineRule="auto"/>
         <w:jc w:val="center"/>
-      </w:pPr>
-      <w:r>
-        <w:rPr>
-          <w:rFonts w:ascii="Times New Roman" w:hAnsi="Times New Roman" w:cs="Times New Roman"/>
-          <w:i/>
-          <w:sz w:val="22"/>
-          <w:szCs w:val="22"/>
-        </w:rPr>
-        <w:t>(Đính kèm Biên bản nghiệm thu lắp đặt, chạy thử và hoàn thành đưa vào sử dụng ngày {{ngayXuat}})</w:t>
+        <w:rPr>
+          <w:rFonts w:ascii="Times New Roman" w:hAnsi="Times New Roman" w:cs="Times New Roman"/>
+          <w:iCs/>
+          <w:sz w:val="28"/>
+          <w:szCs w:val="28"/>
+        </w:rPr>
+      </w:pPr>
+      <w:r>
+        <w:rPr>
+          <w:rFonts w:ascii="Times New Roman" w:hAnsi="Times New Roman" w:cs="Times New Roman"/>
+          <w:iCs/>
+          <w:sz w:val="28"/>
+          <w:szCs w:val="28"/>
+        </w:rPr>
+        <w:t xml:space="preserve">(Đính kèm Biên bản nghiệm thu lắp đặt, chạy thử và hoàn thành đưa vào sử dụng ngày </w:t>
+      </w:r>
+      <w:r>
+        <w:rPr>
+          <w:rFonts w:ascii="Times New Roman" w:hAnsi="Times New Roman" w:cs="Times New Roman"/>
+          <w:iCs/>
+          <w:sz w:val="28"/>
+          <w:szCs w:val="28"/>
+        </w:rPr>
+        <w:t>{{ngayXuat}}</w:t>
+      </w:r>
+      <w:r>
+        <w:rPr>
+          <w:rFonts w:ascii="Times New Roman" w:hAnsi="Times New Roman" w:cs="Times New Roman"/>
+          <w:iCs/>
+          <w:sz w:val="28"/>
+          <w:szCs w:val="28"/>
+        </w:rPr>
+        <w:t>)</w:t>
       </w:r>
     </w:p>
     <w:tbl>
       <w:tblPr>
         <w:tblW w:w="15650" w:type="dxa"/>
-        <w:tblInd w:w="-132" w:type="dxa"/>
         <w:tblBorders>
           <w:top w:val="single" w:sz="4" w:space="0" w:color="000000"/>
           <w:left w:val="single" w:sz="4" w:space="0" w:color="000000"/>
@@ -2490,6 +4007,9 @@
             <w:pPr>
               <w:spacing w:after="0" w:line="276" w:lineRule="auto"/>
               <w:jc w:val="center"/>
+              <w:rPr>
+                <w:rFonts w:ascii="Times New Roman" w:hAnsi="Times New Roman" w:cs="Times New Roman"/>
+              </w:rPr>
             </w:pPr>
             <w:r>
               <w:rPr>
@@ -2520,6 +4040,9 @@
             <w:pPr>
               <w:spacing w:after="0" w:line="276" w:lineRule="auto"/>
               <w:jc w:val="center"/>
+              <w:rPr>
+                <w:rFonts w:ascii="Times New Roman" w:hAnsi="Times New Roman" w:cs="Times New Roman"/>
+              </w:rPr>
             </w:pPr>
             <w:r>
               <w:rPr>
@@ -2541,6 +4064,9 @@
             <w:pPr>
               <w:spacing w:after="0" w:line="276" w:lineRule="auto"/>
               <w:jc w:val="center"/>
+              <w:rPr>
+                <w:rFonts w:ascii="Times New Roman" w:hAnsi="Times New Roman" w:cs="Times New Roman"/>
+              </w:rPr>
             </w:pPr>
             <w:r>
               <w:rPr>
@@ -2562,6 +4088,9 @@
             <w:pPr>
               <w:spacing w:after="0" w:line="276" w:lineRule="auto"/>
               <w:jc w:val="center"/>
+              <w:rPr>
+                <w:rFonts w:ascii="Times New Roman" w:hAnsi="Times New Roman" w:cs="Times New Roman"/>
+              </w:rPr>
             </w:pPr>
             <w:r>
               <w:rPr>
@@ -2583,6 +4112,9 @@
             <w:pPr>
               <w:spacing w:after="0" w:line="276" w:lineRule="auto"/>
               <w:jc w:val="center"/>
+              <w:rPr>
+                <w:rFonts w:ascii="Times New Roman" w:hAnsi="Times New Roman" w:cs="Times New Roman"/>
+              </w:rPr>
             </w:pPr>
             <w:r>
               <w:rPr>
@@ -2604,6 +4136,9 @@
             <w:pPr>
               <w:spacing w:after="0" w:line="276" w:lineRule="auto"/>
               <w:jc w:val="center"/>
+              <w:rPr>
+                <w:rFonts w:ascii="Times New Roman" w:hAnsi="Times New Roman" w:cs="Times New Roman"/>
+              </w:rPr>
             </w:pPr>
             <w:r>
               <w:rPr>
@@ -2625,6 +4160,9 @@
             <w:pPr>
               <w:spacing w:after="0" w:line="276" w:lineRule="auto"/>
               <w:jc w:val="center"/>
+              <w:rPr>
+                <w:rFonts w:ascii="Times New Roman" w:hAnsi="Times New Roman" w:cs="Times New Roman"/>
+              </w:rPr>
             </w:pPr>
             <w:r>
               <w:rPr>
@@ -2646,6 +4184,9 @@
             <w:pPr>
               <w:spacing w:after="0" w:line="276" w:lineRule="auto"/>
               <w:jc w:val="center"/>
+              <w:rPr>
+                <w:rFonts w:ascii="Times New Roman" w:hAnsi="Times New Roman" w:cs="Times New Roman"/>
+              </w:rPr>
             </w:pPr>
             <w:r>
               <w:rPr>
@@ -2667,6 +4208,9 @@
             <w:pPr>
               <w:spacing w:after="0" w:line="276" w:lineRule="auto"/>
               <w:jc w:val="center"/>
+              <w:rPr>
+                <w:rFonts w:ascii="Times New Roman" w:hAnsi="Times New Roman" w:cs="Times New Roman"/>
+              </w:rPr>
             </w:pPr>
             <w:r>
               <w:rPr>
@@ -2688,6 +4232,9 @@
             <w:pPr>
               <w:spacing w:after="0" w:line="276" w:lineRule="auto"/>
               <w:jc w:val="center"/>
+              <w:rPr>
+                <w:rFonts w:ascii="Times New Roman" w:hAnsi="Times New Roman" w:cs="Times New Roman"/>
+              </w:rPr>
             </w:pPr>
             <w:r>
               <w:rPr>
@@ -2709,6 +4256,9 @@
             <w:pPr>
               <w:spacing w:after="0" w:line="276" w:lineRule="auto"/>
               <w:jc w:val="center"/>
+              <w:rPr>
+                <w:rFonts w:ascii="Times New Roman" w:hAnsi="Times New Roman" w:cs="Times New Roman"/>
+              </w:rPr>
             </w:pPr>
             <w:r>
               <w:rPr>
@@ -2730,6 +4280,9 @@
             <w:pPr>
               <w:spacing w:after="0" w:line="276" w:lineRule="auto"/>
               <w:jc w:val="center"/>
+              <w:rPr>
+                <w:rFonts w:ascii="Times New Roman" w:hAnsi="Times New Roman" w:cs="Times New Roman"/>
+              </w:rPr>
             </w:pPr>
             <w:r>
               <w:rPr>
@@ -2751,6 +4304,9 @@
             <w:pPr>
               <w:spacing w:after="0" w:line="276" w:lineRule="auto"/>
               <w:jc w:val="center"/>
+              <w:rPr>
+                <w:rFonts w:ascii="Times New Roman" w:hAnsi="Times New Roman" w:cs="Times New Roman"/>
+              </w:rPr>
             </w:pPr>
             <w:r>
               <w:rPr>
@@ -2772,6 +4328,9 @@
             <w:pPr>
               <w:spacing w:after="0" w:line="276" w:lineRule="auto"/>
               <w:jc w:val="center"/>
+              <w:rPr>
+                <w:rFonts w:ascii="Times New Roman" w:hAnsi="Times New Roman" w:cs="Times New Roman"/>
+              </w:rPr>
             </w:pPr>
             <w:r>
               <w:rPr>
@@ -2795,6 +4354,9 @@
             <w:pPr>
               <w:spacing w:after="0" w:line="276" w:lineRule="auto"/>
               <w:jc w:val="center"/>
+              <w:rPr>
+                <w:rFonts w:ascii="Times New Roman" w:hAnsi="Times New Roman" w:cs="Times New Roman"/>
+              </w:rPr>
             </w:pPr>
             <w:r>
               <w:rPr>
@@ -2833,6 +4395,9 @@
             <w:pPr>
               <w:spacing w:after="0" w:line="276" w:lineRule="auto"/>
               <w:jc w:val="center"/>
+              <w:rPr>
+                <w:rFonts w:ascii="Times New Roman" w:hAnsi="Times New Roman" w:cs="Times New Roman"/>
+              </w:rPr>
             </w:pPr>
             <w:r>
               <w:rPr>
@@ -2861,6 +4426,9 @@
             <w:pPr>
               <w:spacing w:after="0" w:line="276" w:lineRule="auto"/>
               <w:jc w:val="center"/>
+              <w:rPr>
+                <w:rFonts w:ascii="Times New Roman" w:hAnsi="Times New Roman" w:cs="Times New Roman"/>
+              </w:rPr>
             </w:pPr>
             <w:r>
               <w:rPr>
@@ -2881,6 +4449,9 @@
             <w:pPr>
               <w:spacing w:after="0" w:line="276" w:lineRule="auto"/>
               <w:jc w:val="center"/>
+              <w:rPr>
+                <w:rFonts w:ascii="Times New Roman" w:hAnsi="Times New Roman" w:cs="Times New Roman"/>
+              </w:rPr>
             </w:pPr>
             <w:r>
               <w:rPr>
@@ -2901,6 +4472,9 @@
             <w:pPr>
               <w:spacing w:after="0" w:line="276" w:lineRule="auto"/>
               <w:jc w:val="center"/>
+              <w:rPr>
+                <w:rFonts w:ascii="Times New Roman" w:hAnsi="Times New Roman" w:cs="Times New Roman"/>
+              </w:rPr>
             </w:pPr>
             <w:r>
               <w:rPr>
@@ -2921,6 +4495,9 @@
             <w:pPr>
               <w:spacing w:after="0" w:line="276" w:lineRule="auto"/>
               <w:jc w:val="center"/>
+              <w:rPr>
+                <w:rFonts w:ascii="Times New Roman" w:hAnsi="Times New Roman" w:cs="Times New Roman"/>
+              </w:rPr>
             </w:pPr>
             <w:r>
               <w:rPr>
@@ -2941,6 +4518,9 @@
             <w:pPr>
               <w:spacing w:after="0" w:line="276" w:lineRule="auto"/>
               <w:jc w:val="center"/>
+              <w:rPr>
+                <w:rFonts w:ascii="Times New Roman" w:hAnsi="Times New Roman" w:cs="Times New Roman"/>
+              </w:rPr>
             </w:pPr>
           </w:p>
         </w:tc>
@@ -2953,6 +4533,9 @@
             <w:pPr>
               <w:spacing w:after="0" w:line="276" w:lineRule="auto"/>
               <w:jc w:val="center"/>
+              <w:rPr>
+                <w:rFonts w:ascii="Times New Roman" w:hAnsi="Times New Roman" w:cs="Times New Roman"/>
+              </w:rPr>
             </w:pPr>
             <w:r>
               <w:rPr>
@@ -2973,6 +4556,9 @@
             <w:pPr>
               <w:spacing w:after="0" w:line="276" w:lineRule="auto"/>
               <w:jc w:val="center"/>
+              <w:rPr>
+                <w:rFonts w:ascii="Times New Roman" w:hAnsi="Times New Roman" w:cs="Times New Roman"/>
+              </w:rPr>
             </w:pPr>
             <w:r>
               <w:rPr>
@@ -2993,6 +4579,9 @@
             <w:pPr>
               <w:spacing w:after="0" w:line="276" w:lineRule="auto"/>
               <w:jc w:val="center"/>
+              <w:rPr>
+                <w:rFonts w:ascii="Times New Roman" w:hAnsi="Times New Roman" w:cs="Times New Roman"/>
+              </w:rPr>
             </w:pPr>
             <w:r>
               <w:rPr>
@@ -3013,6 +4602,9 @@
             <w:pPr>
               <w:spacing w:after="0" w:line="276" w:lineRule="auto"/>
               <w:jc w:val="center"/>
+              <w:rPr>
+                <w:rFonts w:ascii="Times New Roman" w:hAnsi="Times New Roman" w:cs="Times New Roman"/>
+              </w:rPr>
             </w:pPr>
             <w:r>
               <w:rPr>
@@ -3033,6 +4625,9 @@
             <w:pPr>
               <w:spacing w:after="0" w:line="276" w:lineRule="auto"/>
               <w:jc w:val="center"/>
+              <w:rPr>
+                <w:rFonts w:ascii="Times New Roman" w:hAnsi="Times New Roman" w:cs="Times New Roman"/>
+              </w:rPr>
             </w:pPr>
             <w:r>
               <w:rPr>
@@ -3053,6 +4648,9 @@
             <w:pPr>
               <w:spacing w:after="0" w:line="276" w:lineRule="auto"/>
               <w:jc w:val="center"/>
+              <w:rPr>
+                <w:rFonts w:ascii="Times New Roman" w:hAnsi="Times New Roman" w:cs="Times New Roman"/>
+              </w:rPr>
             </w:pPr>
             <w:r>
               <w:rPr>
@@ -3073,6 +4671,9 @@
             <w:pPr>
               <w:spacing w:after="0" w:line="276" w:lineRule="auto"/>
               <w:jc w:val="center"/>
+              <w:rPr>
+                <w:rFonts w:ascii="Times New Roman" w:hAnsi="Times New Roman" w:cs="Times New Roman"/>
+              </w:rPr>
             </w:pPr>
             <w:r>
               <w:rPr>
@@ -3086,11 +4687,18 @@
         </w:tc>
       </w:tr>
     </w:tbl>
-    <w:p/>
+    <w:p>
+      <w:pPr>
+        <w:rPr>
+          <w:rFonts w:ascii="Times New Roman" w:hAnsi="Times New Roman" w:cs="Times New Roman"/>
+        </w:rPr>
+      </w:pPr>
+    </w:p>
     <w:sectPr>
       <w:pgSz w:w="16838" w:h="11906" w:orient="landscape"/>
-      <w:pgMar w:top="1134" w:right="1134" w:bottom="1134" w:left="1134" w:header="709" w:footer="709" w:gutter="0"/>
+      <w:pgMar w:top="720" w:right="720" w:bottom="720" w:left="720" w:header="709" w:footer="709" w:gutter="0"/>
       <w:cols w:space="720"/>
+      <w:docGrid w:linePitch="326"/>
     </w:sectPr>
   </w:body>
 </w:document>
@@ -3099,6 +4707,725 @@
 <file path=word/numbering.xml><?xml version="1.0" encoding="utf-8"?>
 <w:numbering xmlns:wpc="http://schemas.microsoft.com/office/word/2010/wordprocessingCanvas" xmlns:cx="http://schemas.microsoft.com/office/drawing/2014/chartex" xmlns:cx1="http://schemas.microsoft.com/office/drawing/2015/9/8/chartex" xmlns:cx2="http://schemas.microsoft.com/office/drawing/2015/10/21/chartex" xmlns:cx3="http://schemas.microsoft.com/office/drawing/2016/5/9/chartex" xmlns:cx4="http://schemas.microsoft.com/office/drawing/2016/5/10/chartex" xmlns:cx5="http://schemas.microsoft.com/office/drawing/2016/5/11/chartex" xmlns:cx6="http://schemas.microsoft.com/office/drawing/2016/5/12/chartex" xmlns:cx7="http://schemas.microsoft.com/office/drawing/2016/5/13/chartex" xmlns:cx8="http://schemas.microsoft.com/office/drawing/2016/5/14/chartex" xmlns:mc="http://schemas.openxmlformats.org/markup-compatibility/2006" xmlns:aink="http://schemas.microsoft.com/office/drawing/2016/ink" xmlns:am3d="http://schemas.microsoft.com/office/drawing/2017/model3d" xmlns:o="urn:schemas-microsoft-com:office:office" xmlns:oel="http://schemas.microsoft.com/office/2019/extlst" xmlns:r="http://schemas.openxmlformats.org/officeDocument/2006/relationships" xmlns:m="http://schemas.openxmlformats.org/officeDocument/2006/math" xmlns:v="urn:schemas-microsoft-com:vml" xmlns:wp14="http://schemas.microsoft.com/office/word/2010/wordprocessingDrawing" xmlns:wp="http://schemas.openxmlformats.org/drawingml/2006/wordprocessingDrawing" xmlns:w10="urn:schemas-microsoft-com:office:word" xmlns:w="http://schemas.openxmlformats.org/wordprocessingml/2006/main" xmlns:w14="http://schemas.microsoft.com/office/word/2010/wordml" xmlns:w15="http://schemas.microsoft.com/office/word/2012/wordml" xmlns:w16cei="http://schemas.microsoft.com/office/word/2026/wordml/cei" xmlns:w16cex="http://schemas.microsoft.com/office/word/2018/wordml/cex" xmlns:w16cid="http://schemas.microsoft.com/office/word/2016/wordml/cid" xmlns:w16="http://schemas.microsoft.com/office/word/2018/wordml" xmlns:w16du="http://schemas.microsoft.com/office/word/2023/wordml/word16du" xmlns:w16sdtdh="http://schemas.microsoft.com/office/word/2020/wordml/sdtdatahash" xmlns:w16sdtfl="http://schemas.microsoft.com/office/word/2024/wordml/sdtformatlock" xmlns:w16se="http://schemas.microsoft.com/office/word/2015/wordml/symex" xmlns:wpg="http://schemas.microsoft.com/office/word/2010/wordprocessingGroup" xmlns:wpi="http://schemas.microsoft.com/office/word/2010/wordprocessingInk" xmlns:wne="http://schemas.microsoft.com/office/word/2006/wordml" xmlns:wps="http://schemas.microsoft.com/office/word/2010/wordprocessingShape" mc:Ignorable="w14 w15 w16se w16cid w16 w16cex w16sdtdh w16sdtfl w16du wp14">
   <w:abstractNum w:abstractNumId="0" w15:restartNumberingAfterBreak="0">
+    <w:nsid w:val="18F06C87"/>
+    <w:multiLevelType w:val="hybridMultilevel"/>
+    <w:tmpl w:val="70C6EF30"/>
+    <w:lvl w:ilvl="0" w:tplc="A50C32B6">
+      <w:start w:val="1"/>
+      <w:numFmt w:val="bullet"/>
+      <w:lvlText w:val="-"/>
+      <w:lvlJc w:val="left"/>
+      <w:pPr>
+        <w:ind w:left="1440" w:hanging="360"/>
+      </w:pPr>
+      <w:rPr>
+        <w:rFonts w:ascii="Times New Roman" w:hAnsi="Times New Roman" w:cs="Times New Roman" w:hint="default"/>
+      </w:rPr>
+    </w:lvl>
+    <w:lvl w:ilvl="1" w:tplc="04090003" w:tentative="1">
+      <w:start w:val="1"/>
+      <w:numFmt w:val="bullet"/>
+      <w:lvlText w:val="o"/>
+      <w:lvlJc w:val="left"/>
+      <w:pPr>
+        <w:ind w:left="2160" w:hanging="360"/>
+      </w:pPr>
+      <w:rPr>
+        <w:rFonts w:ascii="Courier New" w:hAnsi="Courier New" w:cs="Courier New" w:hint="default"/>
+      </w:rPr>
+    </w:lvl>
+    <w:lvl w:ilvl="2" w:tplc="04090005" w:tentative="1">
+      <w:start w:val="1"/>
+      <w:numFmt w:val="bullet"/>
+      <w:lvlText w:val=""/>
+      <w:lvlJc w:val="left"/>
+      <w:pPr>
+        <w:ind w:left="2880" w:hanging="360"/>
+      </w:pPr>
+      <w:rPr>
+        <w:rFonts w:ascii="Wingdings" w:hAnsi="Wingdings" w:hint="default"/>
+      </w:rPr>
+    </w:lvl>
+    <w:lvl w:ilvl="3" w:tplc="04090001" w:tentative="1">
+      <w:start w:val="1"/>
+      <w:numFmt w:val="bullet"/>
+      <w:lvlText w:val=""/>
+      <w:lvlJc w:val="left"/>
+      <w:pPr>
+        <w:ind w:left="3600" w:hanging="360"/>
+      </w:pPr>
+      <w:rPr>
+        <w:rFonts w:ascii="Symbol" w:hAnsi="Symbol" w:hint="default"/>
+      </w:rPr>
+    </w:lvl>
+    <w:lvl w:ilvl="4" w:tplc="04090003" w:tentative="1">
+      <w:start w:val="1"/>
+      <w:numFmt w:val="bullet"/>
+      <w:lvlText w:val="o"/>
+      <w:lvlJc w:val="left"/>
+      <w:pPr>
+        <w:ind w:left="4320" w:hanging="360"/>
+      </w:pPr>
+      <w:rPr>
+        <w:rFonts w:ascii="Courier New" w:hAnsi="Courier New" w:cs="Courier New" w:hint="default"/>
+      </w:rPr>
+    </w:lvl>
+    <w:lvl w:ilvl="5" w:tplc="04090005" w:tentative="1">
+      <w:start w:val="1"/>
+      <w:numFmt w:val="bullet"/>
+      <w:lvlText w:val=""/>
+      <w:lvlJc w:val="left"/>
+      <w:pPr>
+        <w:ind w:left="5040" w:hanging="360"/>
+      </w:pPr>
+      <w:rPr>
+        <w:rFonts w:ascii="Wingdings" w:hAnsi="Wingdings" w:hint="default"/>
+      </w:rPr>
+    </w:lvl>
+    <w:lvl w:ilvl="6" w:tplc="04090001" w:tentative="1">
+      <w:start w:val="1"/>
+      <w:numFmt w:val="bullet"/>
+      <w:lvlText w:val=""/>
+      <w:lvlJc w:val="left"/>
+      <w:pPr>
+        <w:ind w:left="5760" w:hanging="360"/>
+      </w:pPr>
+      <w:rPr>
+        <w:rFonts w:ascii="Symbol" w:hAnsi="Symbol" w:hint="default"/>
+      </w:rPr>
+    </w:lvl>
+    <w:lvl w:ilvl="7" w:tplc="04090003" w:tentative="1">
+      <w:start w:val="1"/>
+      <w:numFmt w:val="bullet"/>
+      <w:lvlText w:val="o"/>
+      <w:lvlJc w:val="left"/>
+      <w:pPr>
+        <w:ind w:left="6480" w:hanging="360"/>
+      </w:pPr>
+      <w:rPr>
+        <w:rFonts w:ascii="Courier New" w:hAnsi="Courier New" w:cs="Courier New" w:hint="default"/>
+      </w:rPr>
+    </w:lvl>
+    <w:lvl w:ilvl="8" w:tplc="04090005" w:tentative="1">
+      <w:start w:val="1"/>
+      <w:numFmt w:val="bullet"/>
+      <w:lvlText w:val=""/>
+      <w:lvlJc w:val="left"/>
+      <w:pPr>
+        <w:ind w:left="7200" w:hanging="360"/>
+      </w:pPr>
+      <w:rPr>
+        <w:rFonts w:ascii="Wingdings" w:hAnsi="Wingdings" w:hint="default"/>
+      </w:rPr>
+    </w:lvl>
+  </w:abstractNum>
+  <w:abstractNum w:abstractNumId="1" w15:restartNumberingAfterBreak="0">
+    <w:nsid w:val="1B374D03"/>
+    <w:multiLevelType w:val="hybridMultilevel"/>
+    <w:tmpl w:val="48F088BC"/>
+    <w:lvl w:ilvl="0" w:tplc="A50C32B6">
+      <w:start w:val="1"/>
+      <w:numFmt w:val="bullet"/>
+      <w:lvlText w:val="-"/>
+      <w:lvlJc w:val="left"/>
+      <w:pPr>
+        <w:ind w:left="1440" w:hanging="360"/>
+      </w:pPr>
+      <w:rPr>
+        <w:rFonts w:ascii="Times New Roman" w:hAnsi="Times New Roman" w:cs="Times New Roman" w:hint="default"/>
+      </w:rPr>
+    </w:lvl>
+    <w:lvl w:ilvl="1" w:tplc="04090003" w:tentative="1">
+      <w:start w:val="1"/>
+      <w:numFmt w:val="bullet"/>
+      <w:lvlText w:val="o"/>
+      <w:lvlJc w:val="left"/>
+      <w:pPr>
+        <w:ind w:left="2160" w:hanging="360"/>
+      </w:pPr>
+      <w:rPr>
+        <w:rFonts w:ascii="Courier New" w:hAnsi="Courier New" w:cs="Courier New" w:hint="default"/>
+      </w:rPr>
+    </w:lvl>
+    <w:lvl w:ilvl="2" w:tplc="04090005" w:tentative="1">
+      <w:start w:val="1"/>
+      <w:numFmt w:val="bullet"/>
+      <w:lvlText w:val=""/>
+      <w:lvlJc w:val="left"/>
+      <w:pPr>
+        <w:ind w:left="2880" w:hanging="360"/>
+      </w:pPr>
+      <w:rPr>
+        <w:rFonts w:ascii="Wingdings" w:hAnsi="Wingdings" w:hint="default"/>
+      </w:rPr>
+    </w:lvl>
+    <w:lvl w:ilvl="3" w:tplc="04090001" w:tentative="1">
+      <w:start w:val="1"/>
+      <w:numFmt w:val="bullet"/>
+      <w:lvlText w:val=""/>
+      <w:lvlJc w:val="left"/>
+      <w:pPr>
+        <w:ind w:left="3600" w:hanging="360"/>
+      </w:pPr>
+      <w:rPr>
+        <w:rFonts w:ascii="Symbol" w:hAnsi="Symbol" w:hint="default"/>
+      </w:rPr>
+    </w:lvl>
+    <w:lvl w:ilvl="4" w:tplc="04090003" w:tentative="1">
+      <w:start w:val="1"/>
+      <w:numFmt w:val="bullet"/>
+      <w:lvlText w:val="o"/>
+      <w:lvlJc w:val="left"/>
+      <w:pPr>
+        <w:ind w:left="4320" w:hanging="360"/>
+      </w:pPr>
+      <w:rPr>
+        <w:rFonts w:ascii="Courier New" w:hAnsi="Courier New" w:cs="Courier New" w:hint="default"/>
+      </w:rPr>
+    </w:lvl>
+    <w:lvl w:ilvl="5" w:tplc="04090005" w:tentative="1">
+      <w:start w:val="1"/>
+      <w:numFmt w:val="bullet"/>
+      <w:lvlText w:val=""/>
+      <w:lvlJc w:val="left"/>
+      <w:pPr>
+        <w:ind w:left="5040" w:hanging="360"/>
+      </w:pPr>
+      <w:rPr>
+        <w:rFonts w:ascii="Wingdings" w:hAnsi="Wingdings" w:hint="default"/>
+      </w:rPr>
+    </w:lvl>
+    <w:lvl w:ilvl="6" w:tplc="04090001" w:tentative="1">
+      <w:start w:val="1"/>
+      <w:numFmt w:val="bullet"/>
+      <w:lvlText w:val=""/>
+      <w:lvlJc w:val="left"/>
+      <w:pPr>
+        <w:ind w:left="5760" w:hanging="360"/>
+      </w:pPr>
+      <w:rPr>
+        <w:rFonts w:ascii="Symbol" w:hAnsi="Symbol" w:hint="default"/>
+      </w:rPr>
+    </w:lvl>
+    <w:lvl w:ilvl="7" w:tplc="04090003" w:tentative="1">
+      <w:start w:val="1"/>
+      <w:numFmt w:val="bullet"/>
+      <w:lvlText w:val="o"/>
+      <w:lvlJc w:val="left"/>
+      <w:pPr>
+        <w:ind w:left="6480" w:hanging="360"/>
+      </w:pPr>
+      <w:rPr>
+        <w:rFonts w:ascii="Courier New" w:hAnsi="Courier New" w:cs="Courier New" w:hint="default"/>
+      </w:rPr>
+    </w:lvl>
+    <w:lvl w:ilvl="8" w:tplc="04090005" w:tentative="1">
+      <w:start w:val="1"/>
+      <w:numFmt w:val="bullet"/>
+      <w:lvlText w:val=""/>
+      <w:lvlJc w:val="left"/>
+      <w:pPr>
+        <w:ind w:left="7200" w:hanging="360"/>
+      </w:pPr>
+      <w:rPr>
+        <w:rFonts w:ascii="Wingdings" w:hAnsi="Wingdings" w:hint="default"/>
+      </w:rPr>
+    </w:lvl>
+  </w:abstractNum>
+  <w:abstractNum w:abstractNumId="2" w15:restartNumberingAfterBreak="0">
+    <w:nsid w:val="34D1061E"/>
+    <w:multiLevelType w:val="hybridMultilevel"/>
+    <w:tmpl w:val="A34E72AA"/>
+    <w:lvl w:ilvl="0" w:tplc="A50C32B6">
+      <w:start w:val="1"/>
+      <w:numFmt w:val="bullet"/>
+      <w:lvlText w:val="-"/>
+      <w:lvlJc w:val="left"/>
+      <w:pPr>
+        <w:ind w:left="1080" w:hanging="360"/>
+      </w:pPr>
+      <w:rPr>
+        <w:rFonts w:ascii="Times New Roman" w:hAnsi="Times New Roman" w:cs="Times New Roman" w:hint="default"/>
+      </w:rPr>
+    </w:lvl>
+    <w:lvl w:ilvl="1" w:tplc="04090003" w:tentative="1">
+      <w:start w:val="1"/>
+      <w:numFmt w:val="bullet"/>
+      <w:lvlText w:val="o"/>
+      <w:lvlJc w:val="left"/>
+      <w:pPr>
+        <w:ind w:left="1800" w:hanging="360"/>
+      </w:pPr>
+      <w:rPr>
+        <w:rFonts w:ascii="Courier New" w:hAnsi="Courier New" w:cs="Courier New" w:hint="default"/>
+      </w:rPr>
+    </w:lvl>
+    <w:lvl w:ilvl="2" w:tplc="04090005" w:tentative="1">
+      <w:start w:val="1"/>
+      <w:numFmt w:val="bullet"/>
+      <w:lvlText w:val=""/>
+      <w:lvlJc w:val="left"/>
+      <w:pPr>
+        <w:ind w:left="2520" w:hanging="360"/>
+      </w:pPr>
+      <w:rPr>
+        <w:rFonts w:ascii="Wingdings" w:hAnsi="Wingdings" w:hint="default"/>
+      </w:rPr>
+    </w:lvl>
+    <w:lvl w:ilvl="3" w:tplc="04090001" w:tentative="1">
+      <w:start w:val="1"/>
+      <w:numFmt w:val="bullet"/>
+      <w:lvlText w:val=""/>
+      <w:lvlJc w:val="left"/>
+      <w:pPr>
+        <w:ind w:left="3240" w:hanging="360"/>
+      </w:pPr>
+      <w:rPr>
+        <w:rFonts w:ascii="Symbol" w:hAnsi="Symbol" w:hint="default"/>
+      </w:rPr>
+    </w:lvl>
+    <w:lvl w:ilvl="4" w:tplc="04090003" w:tentative="1">
+      <w:start w:val="1"/>
+      <w:numFmt w:val="bullet"/>
+      <w:lvlText w:val="o"/>
+      <w:lvlJc w:val="left"/>
+      <w:pPr>
+        <w:ind w:left="3960" w:hanging="360"/>
+      </w:pPr>
+      <w:rPr>
+        <w:rFonts w:ascii="Courier New" w:hAnsi="Courier New" w:cs="Courier New" w:hint="default"/>
+      </w:rPr>
+    </w:lvl>
+    <w:lvl w:ilvl="5" w:tplc="04090005" w:tentative="1">
+      <w:start w:val="1"/>
+      <w:numFmt w:val="bullet"/>
+      <w:lvlText w:val=""/>
+      <w:lvlJc w:val="left"/>
+      <w:pPr>
+        <w:ind w:left="4680" w:hanging="360"/>
+      </w:pPr>
+      <w:rPr>
+        <w:rFonts w:ascii="Wingdings" w:hAnsi="Wingdings" w:hint="default"/>
+      </w:rPr>
+    </w:lvl>
+    <w:lvl w:ilvl="6" w:tplc="04090001" w:tentative="1">
+      <w:start w:val="1"/>
+      <w:numFmt w:val="bullet"/>
+      <w:lvlText w:val=""/>
+      <w:lvlJc w:val="left"/>
+      <w:pPr>
+        <w:ind w:left="5400" w:hanging="360"/>
+      </w:pPr>
+      <w:rPr>
+        <w:rFonts w:ascii="Symbol" w:hAnsi="Symbol" w:hint="default"/>
+      </w:rPr>
+    </w:lvl>
+    <w:lvl w:ilvl="7" w:tplc="04090003" w:tentative="1">
+      <w:start w:val="1"/>
+      <w:numFmt w:val="bullet"/>
+      <w:lvlText w:val="o"/>
+      <w:lvlJc w:val="left"/>
+      <w:pPr>
+        <w:ind w:left="6120" w:hanging="360"/>
+      </w:pPr>
+      <w:rPr>
+        <w:rFonts w:ascii="Courier New" w:hAnsi="Courier New" w:cs="Courier New" w:hint="default"/>
+      </w:rPr>
+    </w:lvl>
+    <w:lvl w:ilvl="8" w:tplc="04090005" w:tentative="1">
+      <w:start w:val="1"/>
+      <w:numFmt w:val="bullet"/>
+      <w:lvlText w:val=""/>
+      <w:lvlJc w:val="left"/>
+      <w:pPr>
+        <w:ind w:left="6840" w:hanging="360"/>
+      </w:pPr>
+      <w:rPr>
+        <w:rFonts w:ascii="Wingdings" w:hAnsi="Wingdings" w:hint="default"/>
+      </w:rPr>
+    </w:lvl>
+  </w:abstractNum>
+  <w:abstractNum w:abstractNumId="3" w15:restartNumberingAfterBreak="0">
+    <w:nsid w:val="365D43BE"/>
+    <w:multiLevelType w:val="hybridMultilevel"/>
+    <w:tmpl w:val="EAFC461A"/>
+    <w:lvl w:ilvl="0" w:tplc="CA3296A4">
+      <w:start w:val="1"/>
+      <w:numFmt w:val="decimal"/>
+      <w:lvlText w:val="%1."/>
+      <w:lvlJc w:val="left"/>
+      <w:pPr>
+        <w:ind w:left="1287" w:hanging="360"/>
+      </w:pPr>
+      <w:rPr>
+        <w:rFonts w:ascii="Times New Roman" w:hAnsi="Times New Roman" w:cs="Times New Roman" w:hint="default"/>
+        <w:b/>
+        <w:bCs/>
+      </w:rPr>
+    </w:lvl>
+    <w:lvl w:ilvl="1" w:tplc="FFFFFFFF" w:tentative="1">
+      <w:start w:val="1"/>
+      <w:numFmt w:val="lowerLetter"/>
+      <w:lvlText w:val="%2."/>
+      <w:lvlJc w:val="left"/>
+      <w:pPr>
+        <w:ind w:left="2007" w:hanging="360"/>
+      </w:pPr>
+    </w:lvl>
+    <w:lvl w:ilvl="2" w:tplc="FFFFFFFF" w:tentative="1">
+      <w:start w:val="1"/>
+      <w:numFmt w:val="lowerRoman"/>
+      <w:lvlText w:val="%3."/>
+      <w:lvlJc w:val="right"/>
+      <w:pPr>
+        <w:ind w:left="2727" w:hanging="180"/>
+      </w:pPr>
+    </w:lvl>
+    <w:lvl w:ilvl="3" w:tplc="FFFFFFFF" w:tentative="1">
+      <w:start w:val="1"/>
+      <w:numFmt w:val="decimal"/>
+      <w:lvlText w:val="%4."/>
+      <w:lvlJc w:val="left"/>
+      <w:pPr>
+        <w:ind w:left="3447" w:hanging="360"/>
+      </w:pPr>
+    </w:lvl>
+    <w:lvl w:ilvl="4" w:tplc="FFFFFFFF" w:tentative="1">
+      <w:start w:val="1"/>
+      <w:numFmt w:val="lowerLetter"/>
+      <w:lvlText w:val="%5."/>
+      <w:lvlJc w:val="left"/>
+      <w:pPr>
+        <w:ind w:left="4167" w:hanging="360"/>
+      </w:pPr>
+    </w:lvl>
+    <w:lvl w:ilvl="5" w:tplc="FFFFFFFF" w:tentative="1">
+      <w:start w:val="1"/>
+      <w:numFmt w:val="lowerRoman"/>
+      <w:lvlText w:val="%6."/>
+      <w:lvlJc w:val="right"/>
+      <w:pPr>
+        <w:ind w:left="4887" w:hanging="180"/>
+      </w:pPr>
+    </w:lvl>
+    <w:lvl w:ilvl="6" w:tplc="FFFFFFFF" w:tentative="1">
+      <w:start w:val="1"/>
+      <w:numFmt w:val="decimal"/>
+      <w:lvlText w:val="%7."/>
+      <w:lvlJc w:val="left"/>
+      <w:pPr>
+        <w:ind w:left="5607" w:hanging="360"/>
+      </w:pPr>
+    </w:lvl>
+    <w:lvl w:ilvl="7" w:tplc="FFFFFFFF" w:tentative="1">
+      <w:start w:val="1"/>
+      <w:numFmt w:val="lowerLetter"/>
+      <w:lvlText w:val="%8."/>
+      <w:lvlJc w:val="left"/>
+      <w:pPr>
+        <w:ind w:left="6327" w:hanging="360"/>
+      </w:pPr>
+    </w:lvl>
+    <w:lvl w:ilvl="8" w:tplc="FFFFFFFF" w:tentative="1">
+      <w:start w:val="1"/>
+      <w:numFmt w:val="lowerRoman"/>
+      <w:lvlText w:val="%9."/>
+      <w:lvlJc w:val="right"/>
+      <w:pPr>
+        <w:ind w:left="7047" w:hanging="180"/>
+      </w:pPr>
+    </w:lvl>
+  </w:abstractNum>
+  <w:abstractNum w:abstractNumId="4" w15:restartNumberingAfterBreak="0">
+    <w:nsid w:val="3B1B4171"/>
+    <w:multiLevelType w:val="hybridMultilevel"/>
+    <w:tmpl w:val="2EA263B8"/>
+    <w:lvl w:ilvl="0" w:tplc="F9BEAC48">
+      <w:start w:val="1"/>
+      <w:numFmt w:val="lowerLetter"/>
+      <w:lvlText w:val="%1)"/>
+      <w:lvlJc w:val="left"/>
+      <w:pPr>
+        <w:ind w:left="1287" w:hanging="360"/>
+      </w:pPr>
+      <w:rPr>
+        <w:sz w:val="26"/>
+        <w:szCs w:val="26"/>
+      </w:rPr>
+    </w:lvl>
+    <w:lvl w:ilvl="1" w:tplc="04090019" w:tentative="1">
+      <w:start w:val="1"/>
+      <w:numFmt w:val="lowerLetter"/>
+      <w:lvlText w:val="%2."/>
+      <w:lvlJc w:val="left"/>
+      <w:pPr>
+        <w:ind w:left="2007" w:hanging="360"/>
+      </w:pPr>
+    </w:lvl>
+    <w:lvl w:ilvl="2" w:tplc="0409001B" w:tentative="1">
+      <w:start w:val="1"/>
+      <w:numFmt w:val="lowerRoman"/>
+      <w:lvlText w:val="%3."/>
+      <w:lvlJc w:val="right"/>
+      <w:pPr>
+        <w:ind w:left="2727" w:hanging="180"/>
+      </w:pPr>
+    </w:lvl>
+    <w:lvl w:ilvl="3" w:tplc="0409000F" w:tentative="1">
+      <w:start w:val="1"/>
+      <w:numFmt w:val="decimal"/>
+      <w:lvlText w:val="%4."/>
+      <w:lvlJc w:val="left"/>
+      <w:pPr>
+        <w:ind w:left="3447" w:hanging="360"/>
+      </w:pPr>
+    </w:lvl>
+    <w:lvl w:ilvl="4" w:tplc="04090019" w:tentative="1">
+      <w:start w:val="1"/>
+      <w:numFmt w:val="lowerLetter"/>
+      <w:lvlText w:val="%5."/>
+      <w:lvlJc w:val="left"/>
+      <w:pPr>
+        <w:ind w:left="4167" w:hanging="360"/>
+      </w:pPr>
+    </w:lvl>
+    <w:lvl w:ilvl="5" w:tplc="0409001B" w:tentative="1">
+      <w:start w:val="1"/>
+      <w:numFmt w:val="lowerRoman"/>
+      <w:lvlText w:val="%6."/>
+      <w:lvlJc w:val="right"/>
+      <w:pPr>
+        <w:ind w:left="4887" w:hanging="180"/>
+      </w:pPr>
+    </w:lvl>
+    <w:lvl w:ilvl="6" w:tplc="0409000F" w:tentative="1">
+      <w:start w:val="1"/>
+      <w:numFmt w:val="decimal"/>
+      <w:lvlText w:val="%7."/>
+      <w:lvlJc w:val="left"/>
+      <w:pPr>
+        <w:ind w:left="5607" w:hanging="360"/>
+      </w:pPr>
+    </w:lvl>
+    <w:lvl w:ilvl="7" w:tplc="04090019" w:tentative="1">
+      <w:start w:val="1"/>
+      <w:numFmt w:val="lowerLetter"/>
+      <w:lvlText w:val="%8."/>
+      <w:lvlJc w:val="left"/>
+      <w:pPr>
+        <w:ind w:left="6327" w:hanging="360"/>
+      </w:pPr>
+    </w:lvl>
+    <w:lvl w:ilvl="8" w:tplc="0409001B" w:tentative="1">
+      <w:start w:val="1"/>
+      <w:numFmt w:val="lowerRoman"/>
+      <w:lvlText w:val="%9."/>
+      <w:lvlJc w:val="right"/>
+      <w:pPr>
+        <w:ind w:left="7047" w:hanging="180"/>
+      </w:pPr>
+    </w:lvl>
+  </w:abstractNum>
+  <w:abstractNum w:abstractNumId="5" w15:restartNumberingAfterBreak="0">
+    <w:nsid w:val="4DAD2125"/>
+    <w:multiLevelType w:val="hybridMultilevel"/>
+    <w:tmpl w:val="96FCD560"/>
+    <w:lvl w:ilvl="0" w:tplc="A50C32B6">
+      <w:start w:val="1"/>
+      <w:numFmt w:val="bullet"/>
+      <w:lvlText w:val="-"/>
+      <w:lvlJc w:val="left"/>
+      <w:pPr>
+        <w:ind w:left="720" w:hanging="360"/>
+      </w:pPr>
+      <w:rPr>
+        <w:rFonts w:ascii="Times New Roman" w:hAnsi="Times New Roman" w:cs="Times New Roman" w:hint="default"/>
+      </w:rPr>
+    </w:lvl>
+    <w:lvl w:ilvl="1" w:tplc="04090003">
+      <w:start w:val="1"/>
+      <w:numFmt w:val="bullet"/>
+      <w:lvlText w:val="o"/>
+      <w:lvlJc w:val="left"/>
+      <w:pPr>
+        <w:ind w:left="1440" w:hanging="360"/>
+      </w:pPr>
+      <w:rPr>
+        <w:rFonts w:ascii="Courier New" w:hAnsi="Courier New" w:cs="Courier New" w:hint="default"/>
+      </w:rPr>
+    </w:lvl>
+    <w:lvl w:ilvl="2" w:tplc="04090005" w:tentative="1">
+      <w:start w:val="1"/>
+      <w:numFmt w:val="bullet"/>
+      <w:lvlText w:val=""/>
+      <w:lvlJc w:val="left"/>
+      <w:pPr>
+        <w:ind w:left="2160" w:hanging="360"/>
+      </w:pPr>
+      <w:rPr>
+        <w:rFonts w:ascii="Wingdings" w:hAnsi="Wingdings" w:hint="default"/>
+      </w:rPr>
+    </w:lvl>
+    <w:lvl w:ilvl="3" w:tplc="04090001" w:tentative="1">
+      <w:start w:val="1"/>
+      <w:numFmt w:val="bullet"/>
+      <w:lvlText w:val=""/>
+      <w:lvlJc w:val="left"/>
+      <w:pPr>
+        <w:ind w:left="2880" w:hanging="360"/>
+      </w:pPr>
+      <w:rPr>
+        <w:rFonts w:ascii="Symbol" w:hAnsi="Symbol" w:hint="default"/>
+      </w:rPr>
+    </w:lvl>
+    <w:lvl w:ilvl="4" w:tplc="04090003" w:tentative="1">
+      <w:start w:val="1"/>
+      <w:numFmt w:val="bullet"/>
+      <w:lvlText w:val="o"/>
+      <w:lvlJc w:val="left"/>
+      <w:pPr>
+        <w:ind w:left="3600" w:hanging="360"/>
+      </w:pPr>
+      <w:rPr>
+        <w:rFonts w:ascii="Courier New" w:hAnsi="Courier New" w:cs="Courier New" w:hint="default"/>
+      </w:rPr>
+    </w:lvl>
+    <w:lvl w:ilvl="5" w:tplc="04090005" w:tentative="1">
+      <w:start w:val="1"/>
+      <w:numFmt w:val="bullet"/>
+      <w:lvlText w:val=""/>
+      <w:lvlJc w:val="left"/>
+      <w:pPr>
+        <w:ind w:left="4320" w:hanging="360"/>
+      </w:pPr>
+      <w:rPr>
+        <w:rFonts w:ascii="Wingdings" w:hAnsi="Wingdings" w:hint="default"/>
+      </w:rPr>
+    </w:lvl>
+    <w:lvl w:ilvl="6" w:tplc="04090001" w:tentative="1">
+      <w:start w:val="1"/>
+      <w:numFmt w:val="bullet"/>
+      <w:lvlText w:val=""/>
+      <w:lvlJc w:val="left"/>
+      <w:pPr>
+        <w:ind w:left="5040" w:hanging="360"/>
+      </w:pPr>
+      <w:rPr>
+        <w:rFonts w:ascii="Symbol" w:hAnsi="Symbol" w:hint="default"/>
+      </w:rPr>
+    </w:lvl>
+    <w:lvl w:ilvl="7" w:tplc="04090003" w:tentative="1">
+      <w:start w:val="1"/>
+      <w:numFmt w:val="bullet"/>
+      <w:lvlText w:val="o"/>
+      <w:lvlJc w:val="left"/>
+      <w:pPr>
+        <w:ind w:left="5760" w:hanging="360"/>
+      </w:pPr>
+      <w:rPr>
+        <w:rFonts w:ascii="Courier New" w:hAnsi="Courier New" w:cs="Courier New" w:hint="default"/>
+      </w:rPr>
+    </w:lvl>
+    <w:lvl w:ilvl="8" w:tplc="04090005" w:tentative="1">
+      <w:start w:val="1"/>
+      <w:numFmt w:val="bullet"/>
+      <w:lvlText w:val=""/>
+      <w:lvlJc w:val="left"/>
+      <w:pPr>
+        <w:ind w:left="6480" w:hanging="360"/>
+      </w:pPr>
+      <w:rPr>
+        <w:rFonts w:ascii="Wingdings" w:hAnsi="Wingdings" w:hint="default"/>
+      </w:rPr>
+    </w:lvl>
+  </w:abstractNum>
+  <w:abstractNum w:abstractNumId="6" w15:restartNumberingAfterBreak="0">
+    <w:nsid w:val="56302616"/>
+    <w:multiLevelType w:val="hybridMultilevel"/>
+    <w:tmpl w:val="9A7AC622"/>
+    <w:lvl w:ilvl="0" w:tplc="0409000F">
+      <w:start w:val="1"/>
+      <w:numFmt w:val="decimal"/>
+      <w:lvlText w:val="%1."/>
+      <w:lvlJc w:val="left"/>
+      <w:pPr>
+        <w:ind w:left="1287" w:hanging="360"/>
+      </w:pPr>
+    </w:lvl>
+    <w:lvl w:ilvl="1" w:tplc="04090019" w:tentative="1">
+      <w:start w:val="1"/>
+      <w:numFmt w:val="lowerLetter"/>
+      <w:lvlText w:val="%2."/>
+      <w:lvlJc w:val="left"/>
+      <w:pPr>
+        <w:ind w:left="2007" w:hanging="360"/>
+      </w:pPr>
+    </w:lvl>
+    <w:lvl w:ilvl="2" w:tplc="0409001B" w:tentative="1">
+      <w:start w:val="1"/>
+      <w:numFmt w:val="lowerRoman"/>
+      <w:lvlText w:val="%3."/>
+      <w:lvlJc w:val="right"/>
+      <w:pPr>
+        <w:ind w:left="2727" w:hanging="180"/>
+      </w:pPr>
+    </w:lvl>
+    <w:lvl w:ilvl="3" w:tplc="0409000F" w:tentative="1">
+      <w:start w:val="1"/>
+      <w:numFmt w:val="decimal"/>
+      <w:lvlText w:val="%4."/>
+      <w:lvlJc w:val="left"/>
+      <w:pPr>
+        <w:ind w:left="3447" w:hanging="360"/>
+      </w:pPr>
+    </w:lvl>
+    <w:lvl w:ilvl="4" w:tplc="04090019" w:tentative="1">
+      <w:start w:val="1"/>
+      <w:numFmt w:val="lowerLetter"/>
+      <w:lvlText w:val="%5."/>
+      <w:lvlJc w:val="left"/>
+      <w:pPr>
+        <w:ind w:left="4167" w:hanging="360"/>
+      </w:pPr>
+    </w:lvl>
+    <w:lvl w:ilvl="5" w:tplc="0409001B" w:tentative="1">
+      <w:start w:val="1"/>
+      <w:numFmt w:val="lowerRoman"/>
+      <w:lvlText w:val="%6."/>
+      <w:lvlJc w:val="right"/>
+      <w:pPr>
+        <w:ind w:left="4887" w:hanging="180"/>
+      </w:pPr>
+    </w:lvl>
+    <w:lvl w:ilvl="6" w:tplc="0409000F" w:tentative="1">
+      <w:start w:val="1"/>
+      <w:numFmt w:val="decimal"/>
+      <w:lvlText w:val="%7."/>
+      <w:lvlJc w:val="left"/>
+      <w:pPr>
+        <w:ind w:left="5607" w:hanging="360"/>
+      </w:pPr>
+    </w:lvl>
+    <w:lvl w:ilvl="7" w:tplc="04090019" w:tentative="1">
+      <w:start w:val="1"/>
+      <w:numFmt w:val="lowerLetter"/>
+      <w:lvlText w:val="%8."/>
+      <w:lvlJc w:val="left"/>
+      <w:pPr>
+        <w:ind w:left="6327" w:hanging="360"/>
+      </w:pPr>
+    </w:lvl>
+    <w:lvl w:ilvl="8" w:tplc="0409001B" w:tentative="1">
+      <w:start w:val="1"/>
+      <w:numFmt w:val="lowerRoman"/>
+      <w:lvlText w:val="%9."/>
+      <w:lvlJc w:val="right"/>
+      <w:pPr>
+        <w:ind w:left="7047" w:hanging="180"/>
+      </w:pPr>
+    </w:lvl>
+  </w:abstractNum>
+  <w:abstractNum w:abstractNumId="7" w15:restartNumberingAfterBreak="0">
     <w:nsid w:val="61C91A5B"/>
     <w:multiLevelType w:val="hybridMultilevel"/>
     <w:tmpl w:val="6226B66C"/>
@@ -3212,7 +5539,121 @@
       </w:rPr>
     </w:lvl>
   </w:abstractNum>
-  <w:abstractNum w:abstractNumId="1" w15:restartNumberingAfterBreak="0">
+  <w:abstractNum w:abstractNumId="8" w15:restartNumberingAfterBreak="0">
+    <w:nsid w:val="70606D40"/>
+    <w:multiLevelType w:val="hybridMultilevel"/>
+    <w:tmpl w:val="09AE9AEA"/>
+    <w:lvl w:ilvl="0" w:tplc="B58400B4">
+      <w:start w:val="2"/>
+      <w:numFmt w:val="bullet"/>
+      <w:lvlText w:val="-"/>
+      <w:lvlJc w:val="left"/>
+      <w:pPr>
+        <w:ind w:left="1711" w:hanging="360"/>
+      </w:pPr>
+      <w:rPr>
+        <w:rFonts w:ascii="Times New Roman" w:eastAsiaTheme="minorEastAsia" w:hAnsi="Times New Roman" w:cs="Times New Roman" w:hint="default"/>
+        <w:sz w:val="26"/>
+      </w:rPr>
+    </w:lvl>
+    <w:lvl w:ilvl="1" w:tplc="04090003" w:tentative="1">
+      <w:start w:val="1"/>
+      <w:numFmt w:val="bullet"/>
+      <w:lvlText w:val="o"/>
+      <w:lvlJc w:val="left"/>
+      <w:pPr>
+        <w:ind w:left="2431" w:hanging="360"/>
+      </w:pPr>
+      <w:rPr>
+        <w:rFonts w:ascii="Courier New" w:hAnsi="Courier New" w:cs="Courier New" w:hint="default"/>
+      </w:rPr>
+    </w:lvl>
+    <w:lvl w:ilvl="2" w:tplc="04090005" w:tentative="1">
+      <w:start w:val="1"/>
+      <w:numFmt w:val="bullet"/>
+      <w:lvlText w:val=""/>
+      <w:lvlJc w:val="left"/>
+      <w:pPr>
+        <w:ind w:left="3151" w:hanging="360"/>
+      </w:pPr>
+      <w:rPr>
+        <w:rFonts w:ascii="Wingdings" w:hAnsi="Wingdings" w:hint="default"/>
+      </w:rPr>
+    </w:lvl>
+    <w:lvl w:ilvl="3" w:tplc="04090001" w:tentative="1">
+      <w:start w:val="1"/>
+      <w:numFmt w:val="bullet"/>
+      <w:lvlText w:val=""/>
+      <w:lvlJc w:val="left"/>
+      <w:pPr>
+        <w:ind w:left="3871" w:hanging="360"/>
+      </w:pPr>
+      <w:rPr>
+        <w:rFonts w:ascii="Symbol" w:hAnsi="Symbol" w:hint="default"/>
+      </w:rPr>
+    </w:lvl>
+    <w:lvl w:ilvl="4" w:tplc="04090003" w:tentative="1">
+      <w:start w:val="1"/>
+      <w:numFmt w:val="bullet"/>
+      <w:lvlText w:val="o"/>
+      <w:lvlJc w:val="left"/>
+      <w:pPr>
+        <w:ind w:left="4591" w:hanging="360"/>
+      </w:pPr>
+      <w:rPr>
+        <w:rFonts w:ascii="Courier New" w:hAnsi="Courier New" w:cs="Courier New" w:hint="default"/>
+      </w:rPr>
+    </w:lvl>
+    <w:lvl w:ilvl="5" w:tplc="04090005" w:tentative="1">
+      <w:start w:val="1"/>
+      <w:numFmt w:val="bullet"/>
+      <w:lvlText w:val=""/>
+      <w:lvlJc w:val="left"/>
+      <w:pPr>
+        <w:ind w:left="5311" w:hanging="360"/>
+      </w:pPr>
+      <w:rPr>
+        <w:rFonts w:ascii="Wingdings" w:hAnsi="Wingdings" w:hint="default"/>
+      </w:rPr>
+    </w:lvl>
+    <w:lvl w:ilvl="6" w:tplc="04090001" w:tentative="1">
+      <w:start w:val="1"/>
+      <w:numFmt w:val="bullet"/>
+      <w:lvlText w:val=""/>
+      <w:lvlJc w:val="left"/>
+      <w:pPr>
+        <w:ind w:left="6031" w:hanging="360"/>
+      </w:pPr>
+      <w:rPr>
+        <w:rFonts w:ascii="Symbol" w:hAnsi="Symbol" w:hint="default"/>
+      </w:rPr>
+    </w:lvl>
+    <w:lvl w:ilvl="7" w:tplc="04090003" w:tentative="1">
+      <w:start w:val="1"/>
+      <w:numFmt w:val="bullet"/>
+      <w:lvlText w:val="o"/>
+      <w:lvlJc w:val="left"/>
+      <w:pPr>
+        <w:ind w:left="6751" w:hanging="360"/>
+      </w:pPr>
+      <w:rPr>
+        <w:rFonts w:ascii="Courier New" w:hAnsi="Courier New" w:cs="Courier New" w:hint="default"/>
+      </w:rPr>
+    </w:lvl>
+    <w:lvl w:ilvl="8" w:tplc="04090005" w:tentative="1">
+      <w:start w:val="1"/>
+      <w:numFmt w:val="bullet"/>
+      <w:lvlText w:val=""/>
+      <w:lvlJc w:val="left"/>
+      <w:pPr>
+        <w:ind w:left="7471" w:hanging="360"/>
+      </w:pPr>
+      <w:rPr>
+        <w:rFonts w:ascii="Wingdings" w:hAnsi="Wingdings" w:hint="default"/>
+      </w:rPr>
+    </w:lvl>
+  </w:abstractNum>
+  <w:abstractNum w:abstractNumId="9" w15:restartNumberingAfterBreak="0">
     <w:nsid w:val="706B0380"/>
     <w:multiLevelType w:val="hybridMultilevel"/>
     <w:tmpl w:val="8C6A393A"/>
@@ -3325,11 +5766,128 @@
       </w:rPr>
     </w:lvl>
   </w:abstractNum>
+  <w:abstractNum w:abstractNumId="10" w15:restartNumberingAfterBreak="0">
+    <w:nsid w:val="72B973D2"/>
+    <w:multiLevelType w:val="hybridMultilevel"/>
+    <w:tmpl w:val="D02A9194"/>
+    <w:lvl w:ilvl="0" w:tplc="6876E522">
+      <w:start w:val="1"/>
+      <w:numFmt w:val="lowerLetter"/>
+      <w:lvlText w:val="%1)"/>
+      <w:lvlJc w:val="left"/>
+      <w:pPr>
+        <w:ind w:left="928" w:hanging="360"/>
+      </w:pPr>
+      <w:rPr>
+        <w:sz w:val="26"/>
+        <w:szCs w:val="26"/>
+      </w:rPr>
+    </w:lvl>
+    <w:lvl w:ilvl="1" w:tplc="04090019" w:tentative="1">
+      <w:start w:val="1"/>
+      <w:numFmt w:val="lowerLetter"/>
+      <w:lvlText w:val="%2."/>
+      <w:lvlJc w:val="left"/>
+      <w:pPr>
+        <w:ind w:left="1648" w:hanging="360"/>
+      </w:pPr>
+    </w:lvl>
+    <w:lvl w:ilvl="2" w:tplc="0409001B" w:tentative="1">
+      <w:start w:val="1"/>
+      <w:numFmt w:val="lowerRoman"/>
+      <w:lvlText w:val="%3."/>
+      <w:lvlJc w:val="right"/>
+      <w:pPr>
+        <w:ind w:left="2368" w:hanging="180"/>
+      </w:pPr>
+    </w:lvl>
+    <w:lvl w:ilvl="3" w:tplc="0409000F" w:tentative="1">
+      <w:start w:val="1"/>
+      <w:numFmt w:val="decimal"/>
+      <w:lvlText w:val="%4."/>
+      <w:lvlJc w:val="left"/>
+      <w:pPr>
+        <w:ind w:left="3088" w:hanging="360"/>
+      </w:pPr>
+    </w:lvl>
+    <w:lvl w:ilvl="4" w:tplc="04090019" w:tentative="1">
+      <w:start w:val="1"/>
+      <w:numFmt w:val="lowerLetter"/>
+      <w:lvlText w:val="%5."/>
+      <w:lvlJc w:val="left"/>
+      <w:pPr>
+        <w:ind w:left="3808" w:hanging="360"/>
+      </w:pPr>
+    </w:lvl>
+    <w:lvl w:ilvl="5" w:tplc="0409001B" w:tentative="1">
+      <w:start w:val="1"/>
+      <w:numFmt w:val="lowerRoman"/>
+      <w:lvlText w:val="%6."/>
+      <w:lvlJc w:val="right"/>
+      <w:pPr>
+        <w:ind w:left="4528" w:hanging="180"/>
+      </w:pPr>
+    </w:lvl>
+    <w:lvl w:ilvl="6" w:tplc="0409000F" w:tentative="1">
+      <w:start w:val="1"/>
+      <w:numFmt w:val="decimal"/>
+      <w:lvlText w:val="%7."/>
+      <w:lvlJc w:val="left"/>
+      <w:pPr>
+        <w:ind w:left="5248" w:hanging="360"/>
+      </w:pPr>
+    </w:lvl>
+    <w:lvl w:ilvl="7" w:tplc="04090019" w:tentative="1">
+      <w:start w:val="1"/>
+      <w:numFmt w:val="lowerLetter"/>
+      <w:lvlText w:val="%8."/>
+      <w:lvlJc w:val="left"/>
+      <w:pPr>
+        <w:ind w:left="5968" w:hanging="360"/>
+      </w:pPr>
+    </w:lvl>
+    <w:lvl w:ilvl="8" w:tplc="0409001B" w:tentative="1">
+      <w:start w:val="1"/>
+      <w:numFmt w:val="lowerRoman"/>
+      <w:lvlText w:val="%9."/>
+      <w:lvlJc w:val="right"/>
+      <w:pPr>
+        <w:ind w:left="6688" w:hanging="180"/>
+      </w:pPr>
+    </w:lvl>
+  </w:abstractNum>
   <w:num w:numId="1" w16cid:durableId="916859635">
-    <w:abstractNumId w:val="0"/>
+    <w:abstractNumId w:val="7"/>
   </w:num>
   <w:num w:numId="2" w16cid:durableId="1468088259">
+    <w:abstractNumId w:val="9"/>
+  </w:num>
+  <w:num w:numId="3" w16cid:durableId="1484076674">
+    <w:abstractNumId w:val="6"/>
+  </w:num>
+  <w:num w:numId="4" w16cid:durableId="131797250">
+    <w:abstractNumId w:val="3"/>
+  </w:num>
+  <w:num w:numId="5" w16cid:durableId="871116604">
+    <w:abstractNumId w:val="4"/>
+  </w:num>
+  <w:num w:numId="6" w16cid:durableId="60446169">
     <w:abstractNumId w:val="1"/>
+  </w:num>
+  <w:num w:numId="7" w16cid:durableId="964044256">
+    <w:abstractNumId w:val="5"/>
+  </w:num>
+  <w:num w:numId="8" w16cid:durableId="1971862114">
+    <w:abstractNumId w:val="10"/>
+  </w:num>
+  <w:num w:numId="9" w16cid:durableId="1232275265">
+    <w:abstractNumId w:val="8"/>
+  </w:num>
+  <w:num w:numId="10" w16cid:durableId="776944091">
+    <w:abstractNumId w:val="2"/>
+  </w:num>
+  <w:num w:numId="11" w16cid:durableId="2064524310">
+    <w:abstractNumId w:val="0"/>
   </w:num>
 </w:numbering>
 </file>
@@ -3434,7 +5992,7 @@
     <w:lsdException w:name="Body Text First Indent" w:semiHidden="1" w:unhideWhenUsed="1"/>
     <w:lsdException w:name="Body Text First Indent 2" w:semiHidden="1" w:unhideWhenUsed="1"/>
     <w:lsdException w:name="Note Heading" w:semiHidden="1" w:unhideWhenUsed="1"/>
-    <w:lsdException w:name="Body Text 2" w:semiHidden="1" w:unhideWhenUsed="1"/>
+    <w:lsdException w:name="Body Text 2" w:semiHidden="1" w:uiPriority="0" w:unhideWhenUsed="1"/>
     <w:lsdException w:name="Body Text 3" w:semiHidden="1" w:unhideWhenUsed="1"/>
     <w:lsdException w:name="Body Text Indent 2" w:semiHidden="1" w:unhideWhenUsed="1"/>
     <w:lsdException w:name="Body Text Indent 3" w:semiHidden="1" w:unhideWhenUsed="1"/>
@@ -3773,6 +6331,52 @@
       <w:contextualSpacing/>
     </w:pPr>
   </w:style>
+  <w:style w:type="paragraph" w:styleId="BodyText2">
+    <w:name w:val="Body Text 2"/>
+    <w:basedOn w:val="Normal"/>
+    <w:link w:val="BodyText2Char"/>
+    <w:rsid w:val="00207C18"/>
+    <w:pPr>
+      <w:spacing w:after="120" w:line="480" w:lineRule="auto"/>
+    </w:pPr>
+    <w:rPr>
+      <w:rFonts w:ascii="Times New Roman" w:eastAsia="SimSun" w:hAnsi="Times New Roman" w:cs="Times New Roman"/>
+      <w:kern w:val="0"/>
+      <w:sz w:val="28"/>
+      <w:szCs w:val="28"/>
+    </w:rPr>
+  </w:style>
+  <w:style w:type="character" w:customStyle="1" w:styleId="BodyText2Char">
+    <w:name w:val="Body Text 2 Char"/>
+    <w:basedOn w:val="DefaultParagraphFont"/>
+    <w:link w:val="BodyText2"/>
+    <w:rsid w:val="00207C18"/>
+    <w:rPr>
+      <w:rFonts w:ascii="Times New Roman" w:eastAsia="SimSun" w:hAnsi="Times New Roman" w:cs="Times New Roman"/>
+      <w:kern w:val="0"/>
+      <w:sz w:val="28"/>
+      <w:szCs w:val="28"/>
+    </w:rPr>
+  </w:style>
+  <w:style w:type="table" w:styleId="TableGrid">
+    <w:name w:val="Table Grid"/>
+    <w:basedOn w:val="TableNormal"/>
+    <w:uiPriority w:val="39"/>
+    <w:rsid w:val="00C07E54"/>
+    <w:pPr>
+      <w:spacing w:after="0" w:line="240" w:lineRule="auto"/>
+    </w:pPr>
+    <w:tblPr>
+      <w:tblBorders>
+        <w:top w:val="single" w:sz="4" w:space="0" w:color="auto"/>
+        <w:left w:val="single" w:sz="4" w:space="0" w:color="auto"/>
+        <w:bottom w:val="single" w:sz="4" w:space="0" w:color="auto"/>
+        <w:right w:val="single" w:sz="4" w:space="0" w:color="auto"/>
+        <w:insideH w:val="single" w:sz="4" w:space="0" w:color="auto"/>
+        <w:insideV w:val="single" w:sz="4" w:space="0" w:color="auto"/>
+      </w:tblBorders>
+    </w:tblPr>
+  </w:style>
 </w:styles>
 </file>
 

--- a/templates/bbnt-do-template-bi.docx
+++ b/templates/bbnt-do-template-bi.docx
@@ -389,6 +389,14 @@
           <w:szCs w:val="28"/>
         </w:rPr>
         <w:t>pctNumber}}</w:t>
+      </w:r>
+      <w:r>
+        <w:rPr>
+          <w:rFonts w:ascii="Times New Roman" w:hAnsi="Times New Roman" w:cs="Times New Roman"/>
+          <w:sz w:val="28"/>
+          <w:szCs w:val="28"/>
+        </w:rPr>
+        <w:t xml:space="preserve">{{pctContent}}</w:t>
       </w:r>
     </w:p>
     <w:p>

--- a/templates/bbnt-do-template-bi.docx
+++ b/templates/bbnt-do-template-bi.docx
@@ -354,16 +354,7 @@
           <w:szCs w:val="28"/>
         </w:rPr>
         <w:tab/>
-        <w:t xml:space="preserve">PCT/LCT </w:t>
-      </w:r>
-      <w:proofErr w:type="gramStart"/>
-      <w:r>
-        <w:rPr>
-          <w:rFonts w:ascii="Times New Roman" w:hAnsi="Times New Roman" w:cs="Times New Roman"/>
-          <w:sz w:val="28"/>
-          <w:szCs w:val="28"/>
-        </w:rPr>
-        <w:t>số:</w:t>
+        <w:t>PCT/LCT số:</w:t>
       </w:r>
       <w:r>
         <w:rPr>
@@ -379,24 +370,15 @@
           <w:sz w:val="28"/>
           <w:szCs w:val="28"/>
         </w:rPr>
-        <w:t>{{</w:t>
-      </w:r>
-      <w:proofErr w:type="gramEnd"/>
-      <w:r>
-        <w:rPr>
-          <w:rFonts w:ascii="Times New Roman" w:hAnsi="Times New Roman" w:cs="Times New Roman"/>
-          <w:sz w:val="28"/>
-          <w:szCs w:val="28"/>
-        </w:rPr>
-        <w:t>pctNumber}}</w:t>
-      </w:r>
-      <w:r>
-        <w:rPr>
-          <w:rFonts w:ascii="Times New Roman" w:hAnsi="Times New Roman" w:cs="Times New Roman"/>
-          <w:sz w:val="28"/>
-          <w:szCs w:val="28"/>
-        </w:rPr>
-        <w:t xml:space="preserve">{{pctContent}}</w:t>
+        <w:t>{{pctNumber}}</w:t>
+      </w:r>
+      <w:r>
+        <w:rPr>
+          <w:rFonts w:ascii="Times New Roman" w:hAnsi="Times New Roman" w:cs="Times New Roman"/>
+          <w:sz w:val="28"/>
+          <w:szCs w:val="28"/>
+        </w:rPr>
+        <w:t>{{pctContent}}</w:t>
       </w:r>
     </w:p>
     <w:p>
@@ -459,7 +441,6 @@
         </w:rPr>
         <w:t xml:space="preserve">Đại diện phòng Kỹ thuật và </w:t>
       </w:r>
-      <w:proofErr w:type="gramStart"/>
       <w:r>
         <w:rPr>
           <w:rFonts w:ascii="Times New Roman" w:hAnsi="Times New Roman" w:cs="Times New Roman"/>
@@ -478,18 +459,7 @@
           <w:sz w:val="28"/>
           <w:szCs w:val="28"/>
         </w:rPr>
-        <w:t>n</w:t>
-      </w:r>
-      <w:proofErr w:type="gramEnd"/>
-      <w:r>
-        <w:rPr>
-          <w:rFonts w:ascii="Times New Roman" w:hAnsi="Times New Roman" w:cs="Times New Roman"/>
-          <w:b/>
-          <w:iCs/>
-          <w:sz w:val="28"/>
-          <w:szCs w:val="28"/>
-        </w:rPr>
-        <w:t xml:space="preserve"> toàn</w:t>
+        <w:t>n toàn</w:t>
       </w:r>
     </w:p>
     <w:p>
@@ -1146,43 +1116,7 @@
           <w:sz w:val="28"/>
           <w:szCs w:val="28"/>
         </w:rPr>
-        <w:t>Công văn số …/</w:t>
-      </w:r>
-      <w:proofErr w:type="gramStart"/>
-      <w:r>
-        <w:rPr>
-          <w:rFonts w:ascii="Times New Roman" w:hAnsi="Times New Roman" w:cs="Times New Roman"/>
-          <w:sz w:val="28"/>
-          <w:szCs w:val="28"/>
-        </w:rPr>
-        <w:t>.....</w:t>
-      </w:r>
-      <w:proofErr w:type="gramEnd"/>
-      <w:r>
-        <w:rPr>
-          <w:rFonts w:ascii="Times New Roman" w:hAnsi="Times New Roman" w:cs="Times New Roman"/>
-          <w:sz w:val="28"/>
-          <w:szCs w:val="28"/>
-        </w:rPr>
-        <w:t xml:space="preserve"> ngày … / … / … của Phòng Kỹ thuật và </w:t>
-      </w:r>
-      <w:proofErr w:type="gramStart"/>
-      <w:r>
-        <w:rPr>
-          <w:rFonts w:ascii="Times New Roman" w:hAnsi="Times New Roman" w:cs="Times New Roman"/>
-          <w:sz w:val="28"/>
-          <w:szCs w:val="28"/>
-        </w:rPr>
-        <w:t>An</w:t>
-      </w:r>
-      <w:proofErr w:type="gramEnd"/>
-      <w:r>
-        <w:rPr>
-          <w:rFonts w:ascii="Times New Roman" w:hAnsi="Times New Roman" w:cs="Times New Roman"/>
-          <w:sz w:val="28"/>
-          <w:szCs w:val="28"/>
-        </w:rPr>
-        <w:t xml:space="preserve"> toàn về việc …(không);</w:t>
+        <w:t>Công văn số …/..... ngày … / … / … của Phòng Kỹ thuật và An toàn về việc …(không);</w:t>
       </w:r>
     </w:p>
     <w:p>
@@ -3626,33 +3560,8 @@
                 <w:sz w:val="28"/>
                 <w:szCs w:val="28"/>
               </w:rPr>
-              <w:t>{{sccnRepresentativePosition}}</w:t>
-            </w:r>
-          </w:p>
-          <w:p>
-            <w:pPr>
-              <w:pBdr>
-                <w:top w:val="nil"/>
-                <w:left w:val="nil"/>
-                <w:bottom w:val="nil"/>
-                <w:right w:val="nil"/>
-                <w:between w:val="nil"/>
-              </w:pBdr>
-              <w:tabs>
-                <w:tab w:val="left" w:pos="90"/>
-                <w:tab w:val="left" w:pos="450"/>
-                <w:tab w:val="left" w:pos="630"/>
-              </w:tabs>
-              <w:spacing w:after="0" w:line="240" w:lineRule="auto"/>
-              <w:jc w:val="center"/>
-              <w:rPr>
-                <w:rFonts w:ascii="Times New Roman" w:eastAsia="Times New Roman" w:hAnsi="Times New Roman" w:cs="Times New Roman"/>
-                <w:b/>
-                <w:color w:val="000000"/>
-                <w:sz w:val="28"/>
-                <w:szCs w:val="28"/>
-              </w:rPr>
-            </w:pPr>
+              <w:t>{{SCCNREPRESENTATIVEPOSITION}}</w:t>
+            </w:r>
           </w:p>
           <w:p>
             <w:pPr>
@@ -4372,25 +4281,7 @@
                 <w:sz w:val="22"/>
                 <w:szCs w:val="22"/>
               </w:rPr>
-              <w:t>{{#items</w:t>
-            </w:r>
-            <w:proofErr w:type="gramStart"/>
-            <w:r>
-              <w:rPr>
-                <w:rFonts w:ascii="Times New Roman" w:hAnsi="Times New Roman" w:cs="Times New Roman"/>
-                <w:sz w:val="22"/>
-                <w:szCs w:val="22"/>
-              </w:rPr>
-              <w:t>}}{</w:t>
-            </w:r>
-            <w:proofErr w:type="gramEnd"/>
-            <w:r>
-              <w:rPr>
-                <w:rFonts w:ascii="Times New Roman" w:hAnsi="Times New Roman" w:cs="Times New Roman"/>
-                <w:sz w:val="22"/>
-                <w:szCs w:val="22"/>
-              </w:rPr>
-              <w:t>{stt}}</w:t>
+              <w:t>{{#items}}{{stt}}</w:t>
             </w:r>
           </w:p>
         </w:tc>

--- a/templates/bbnt-do-template-bi.docx
+++ b/templates/bbnt-do-template-bi.docx
@@ -370,15 +370,33 @@
           <w:sz w:val="28"/>
           <w:szCs w:val="28"/>
         </w:rPr>
-        <w:t>{{pctNumber}}</w:t>
-      </w:r>
-      <w:r>
-        <w:rPr>
-          <w:rFonts w:ascii="Times New Roman" w:hAnsi="Times New Roman" w:cs="Times New Roman"/>
-          <w:sz w:val="28"/>
-          <w:szCs w:val="28"/>
-        </w:rPr>
-        <w:t>{{pctContent}}</w:t>
+        <w:t>{{pctNumber</w:t>
+      </w:r>
+      <w:proofErr w:type="gramStart"/>
+      <w:r>
+        <w:rPr>
+          <w:rFonts w:ascii="Times New Roman" w:hAnsi="Times New Roman" w:cs="Times New Roman"/>
+          <w:sz w:val="28"/>
+          <w:szCs w:val="28"/>
+        </w:rPr>
+        <w:t>}}</w:t>
+      </w:r>
+      <w:r>
+        <w:rPr>
+          <w:rFonts w:ascii="Times New Roman" w:hAnsi="Times New Roman" w:cs="Times New Roman"/>
+          <w:sz w:val="28"/>
+          <w:szCs w:val="28"/>
+        </w:rPr>
+        <w:t>{</w:t>
+      </w:r>
+      <w:proofErr w:type="gramEnd"/>
+      <w:r>
+        <w:rPr>
+          <w:rFonts w:ascii="Times New Roman" w:hAnsi="Times New Roman" w:cs="Times New Roman"/>
+          <w:sz w:val="28"/>
+          <w:szCs w:val="28"/>
+        </w:rPr>
+        <w:t>{pctContent}}</w:t>
       </w:r>
     </w:p>
     <w:p>
@@ -441,6 +459,7 @@
         </w:rPr>
         <w:t xml:space="preserve">Đại diện phòng Kỹ thuật và </w:t>
       </w:r>
+      <w:proofErr w:type="gramStart"/>
       <w:r>
         <w:rPr>
           <w:rFonts w:ascii="Times New Roman" w:hAnsi="Times New Roman" w:cs="Times New Roman"/>
@@ -459,7 +478,18 @@
           <w:sz w:val="28"/>
           <w:szCs w:val="28"/>
         </w:rPr>
-        <w:t>n toàn</w:t>
+        <w:t>n</w:t>
+      </w:r>
+      <w:proofErr w:type="gramEnd"/>
+      <w:r>
+        <w:rPr>
+          <w:rFonts w:ascii="Times New Roman" w:hAnsi="Times New Roman" w:cs="Times New Roman"/>
+          <w:b/>
+          <w:iCs/>
+          <w:sz w:val="28"/>
+          <w:szCs w:val="28"/>
+        </w:rPr>
+        <w:t xml:space="preserve"> toàn</w:t>
       </w:r>
     </w:p>
     <w:p>
@@ -1060,7 +1090,23 @@
           <w:sz w:val="28"/>
           <w:szCs w:val="28"/>
         </w:rPr>
-        <w:t xml:space="preserve"> ngày ... / ... / ...; (không)</w:t>
+        <w:t xml:space="preserve"> ngà</w:t>
+      </w:r>
+      <w:r>
+        <w:rPr>
+          <w:rFonts w:ascii="Times New Roman" w:hAnsi="Times New Roman" w:cs="Times New Roman"/>
+          <w:sz w:val="28"/>
+          <w:szCs w:val="28"/>
+        </w:rPr>
+        <w:t>y: ….</w:t>
+      </w:r>
+      <w:r>
+        <w:rPr>
+          <w:rFonts w:ascii="Times New Roman" w:hAnsi="Times New Roman" w:cs="Times New Roman"/>
+          <w:sz w:val="28"/>
+          <w:szCs w:val="28"/>
+        </w:rPr>
+        <w:t>; (không)</w:t>
       </w:r>
     </w:p>
     <w:p>
@@ -1116,7 +1162,99 @@
           <w:sz w:val="28"/>
           <w:szCs w:val="28"/>
         </w:rPr>
-        <w:t>Công văn số …/..... ngày … / … / … của Phòng Kỹ thuật và An toàn về việc …(không);</w:t>
+        <w:t>Công văn s</w:t>
+      </w:r>
+      <w:r>
+        <w:rPr>
+          <w:rFonts w:ascii="Times New Roman" w:hAnsi="Times New Roman" w:cs="Times New Roman"/>
+          <w:sz w:val="28"/>
+          <w:szCs w:val="28"/>
+        </w:rPr>
+        <w:t xml:space="preserve">ố: </w:t>
+      </w:r>
+      <w:proofErr w:type="gramStart"/>
+      <w:r>
+        <w:rPr>
+          <w:rFonts w:ascii="Times New Roman" w:hAnsi="Times New Roman" w:cs="Times New Roman"/>
+          <w:sz w:val="28"/>
+          <w:szCs w:val="28"/>
+        </w:rPr>
+        <w:t>…..</w:t>
+      </w:r>
+      <w:proofErr w:type="gramEnd"/>
+      <w:r>
+        <w:rPr>
+          <w:rFonts w:ascii="Times New Roman" w:hAnsi="Times New Roman" w:cs="Times New Roman"/>
+          <w:sz w:val="28"/>
+          <w:szCs w:val="28"/>
+        </w:rPr>
+        <w:t>ngày</w:t>
+      </w:r>
+      <w:r>
+        <w:rPr>
+          <w:rFonts w:ascii="Times New Roman" w:hAnsi="Times New Roman" w:cs="Times New Roman"/>
+          <w:sz w:val="28"/>
+          <w:szCs w:val="28"/>
+        </w:rPr>
+        <w:t>:</w:t>
+      </w:r>
+      <w:r>
+        <w:rPr>
+          <w:rFonts w:ascii="Times New Roman" w:hAnsi="Times New Roman" w:cs="Times New Roman"/>
+          <w:sz w:val="28"/>
+          <w:szCs w:val="28"/>
+        </w:rPr>
+        <w:t xml:space="preserve"> </w:t>
+      </w:r>
+      <w:r>
+        <w:rPr>
+          <w:rFonts w:ascii="Times New Roman" w:hAnsi="Times New Roman" w:cs="Times New Roman"/>
+          <w:sz w:val="28"/>
+          <w:szCs w:val="28"/>
+        </w:rPr>
+        <w:t>……….</w:t>
+      </w:r>
+      <w:r>
+        <w:rPr>
+          <w:rFonts w:ascii="Times New Roman" w:hAnsi="Times New Roman" w:cs="Times New Roman"/>
+          <w:sz w:val="28"/>
+          <w:szCs w:val="28"/>
+        </w:rPr>
+        <w:t xml:space="preserve"> của Phòng Kỹ thuật và </w:t>
+      </w:r>
+      <w:proofErr w:type="gramStart"/>
+      <w:r>
+        <w:rPr>
+          <w:rFonts w:ascii="Times New Roman" w:hAnsi="Times New Roman" w:cs="Times New Roman"/>
+          <w:sz w:val="28"/>
+          <w:szCs w:val="28"/>
+        </w:rPr>
+        <w:t>An</w:t>
+      </w:r>
+      <w:proofErr w:type="gramEnd"/>
+      <w:r>
+        <w:rPr>
+          <w:rFonts w:ascii="Times New Roman" w:hAnsi="Times New Roman" w:cs="Times New Roman"/>
+          <w:sz w:val="28"/>
+          <w:szCs w:val="28"/>
+        </w:rPr>
+        <w:t xml:space="preserve"> toàn về việc …</w:t>
+      </w:r>
+      <w:r>
+        <w:rPr>
+          <w:rFonts w:ascii="Times New Roman" w:hAnsi="Times New Roman" w:cs="Times New Roman"/>
+          <w:sz w:val="28"/>
+          <w:szCs w:val="28"/>
+        </w:rPr>
+        <w:t xml:space="preserve">… </w:t>
+      </w:r>
+      <w:r>
+        <w:rPr>
+          <w:rFonts w:ascii="Times New Roman" w:hAnsi="Times New Roman" w:cs="Times New Roman"/>
+          <w:sz w:val="28"/>
+          <w:szCs w:val="28"/>
+        </w:rPr>
+        <w:t>(không);</w:t>
       </w:r>
     </w:p>
     <w:p>
@@ -1167,27 +1305,43 @@
       <w:r>
         <w:rPr>
           <w:rFonts w:ascii="Times New Roman" w:hAnsi="Times New Roman" w:cs="Times New Roman"/>
+          <w:sz w:val="28"/>
+          <w:szCs w:val="28"/>
+        </w:rPr>
+        <w:t xml:space="preserve">……. </w:t>
+      </w:r>
+      <w:r>
+        <w:rPr>
+          <w:rFonts w:ascii="Times New Roman" w:hAnsi="Times New Roman" w:cs="Times New Roman"/>
+          <w:sz w:val="28"/>
+          <w:szCs w:val="28"/>
+        </w:rPr>
+        <w:t>Phiếu giao hàng số {{deliveryNote}}</w:t>
+      </w:r>
+      <w:r>
+        <w:rPr>
+          <w:rFonts w:ascii="Times New Roman" w:hAnsi="Times New Roman" w:cs="Times New Roman"/>
+          <w:sz w:val="26"/>
+          <w:szCs w:val="26"/>
+        </w:rPr>
+        <w:t xml:space="preserve"> </w:t>
+      </w:r>
+      <w:r>
+        <w:rPr>
+          <w:rFonts w:ascii="Times New Roman" w:hAnsi="Times New Roman" w:cs="Times New Roman"/>
+          <w:sz w:val="28"/>
+          <w:szCs w:val="28"/>
+        </w:rPr>
+        <w:t>ngày</w:t>
+      </w:r>
+      <w:r>
+        <w:rPr>
+          <w:rFonts w:ascii="Times New Roman" w:hAnsi="Times New Roman" w:cs="Times New Roman"/>
           <w:b/>
           <w:bCs/>
           <w:sz w:val="28"/>
           <w:szCs w:val="28"/>
         </w:rPr>
-        <w:t>… / … / ….</w:t>
-      </w:r>
-      <w:r>
-        <w:rPr>
-          <w:rFonts w:ascii="Times New Roman" w:hAnsi="Times New Roman" w:cs="Times New Roman"/>
-          <w:sz w:val="28"/>
-          <w:szCs w:val="28"/>
-        </w:rPr>
-        <w:t xml:space="preserve"> Phiếu giao hàng số {{deliveryNote}}</w:t>
-      </w:r>
-      <w:r>
-        <w:rPr>
-          <w:rFonts w:ascii="Times New Roman" w:hAnsi="Times New Roman" w:cs="Times New Roman"/>
-          <w:sz w:val="26"/>
-          <w:szCs w:val="26"/>
-        </w:rPr>
         <w:t xml:space="preserve"> </w:t>
       </w:r>
       <w:r>
@@ -1196,17 +1350,7 @@
           <w:sz w:val="28"/>
           <w:szCs w:val="28"/>
         </w:rPr>
-        <w:t>ngày</w:t>
-      </w:r>
-      <w:r>
-        <w:rPr>
-          <w:rFonts w:ascii="Times New Roman" w:hAnsi="Times New Roman" w:cs="Times New Roman"/>
-          <w:b/>
-          <w:bCs/>
-          <w:sz w:val="28"/>
-          <w:szCs w:val="28"/>
-        </w:rPr>
-        <w:t xml:space="preserve"> … / … / …;</w:t>
+        <w:t>……;</w:t>
       </w:r>
     </w:p>
     <w:p>
@@ -1234,7 +1378,23 @@
           <w:sz w:val="28"/>
           <w:szCs w:val="28"/>
         </w:rPr>
-        <w:t>Biên bản nghiệm thu vật tư, thiết bị trước khi đưa vào sử dụng ngày … / … / …(không);</w:t>
+        <w:t>Biên bản nghiệm thu vật tư, thiết bị trước khi đưa vào sử dụng ngày …</w:t>
+      </w:r>
+      <w:r>
+        <w:rPr>
+          <w:rFonts w:ascii="Times New Roman" w:hAnsi="Times New Roman" w:cs="Times New Roman"/>
+          <w:sz w:val="28"/>
+          <w:szCs w:val="28"/>
+        </w:rPr>
+        <w:t xml:space="preserve">… </w:t>
+      </w:r>
+      <w:r>
+        <w:rPr>
+          <w:rFonts w:ascii="Times New Roman" w:hAnsi="Times New Roman" w:cs="Times New Roman"/>
+          <w:sz w:val="28"/>
+          <w:szCs w:val="28"/>
+        </w:rPr>
+        <w:t>(không);</w:t>
       </w:r>
     </w:p>
     <w:p>
@@ -4281,7 +4441,25 @@
                 <w:sz w:val="22"/>
                 <w:szCs w:val="22"/>
               </w:rPr>
-              <w:t>{{#items}}{{stt}}</w:t>
+              <w:t>{{#items</w:t>
+            </w:r>
+            <w:proofErr w:type="gramStart"/>
+            <w:r>
+              <w:rPr>
+                <w:rFonts w:ascii="Times New Roman" w:hAnsi="Times New Roman" w:cs="Times New Roman"/>
+                <w:sz w:val="22"/>
+                <w:szCs w:val="22"/>
+              </w:rPr>
+              <w:t>}}{</w:t>
+            </w:r>
+            <w:proofErr w:type="gramEnd"/>
+            <w:r>
+              <w:rPr>
+                <w:rFonts w:ascii="Times New Roman" w:hAnsi="Times New Roman" w:cs="Times New Roman"/>
+                <w:sz w:val="22"/>
+                <w:szCs w:val="22"/>
+              </w:rPr>
+              <w:t>{stt}}</w:t>
             </w:r>
           </w:p>
         </w:tc>

--- a/templates/bbnt-do-template-bi.docx
+++ b/templates/bbnt-do-template-bi.docx
@@ -370,33 +370,15 @@
           <w:sz w:val="28"/>
           <w:szCs w:val="28"/>
         </w:rPr>
-        <w:t>{{pctNumber</w:t>
-      </w:r>
-      <w:proofErr w:type="gramStart"/>
-      <w:r>
-        <w:rPr>
-          <w:rFonts w:ascii="Times New Roman" w:hAnsi="Times New Roman" w:cs="Times New Roman"/>
-          <w:sz w:val="28"/>
-          <w:szCs w:val="28"/>
-        </w:rPr>
-        <w:t>}}</w:t>
-      </w:r>
-      <w:r>
-        <w:rPr>
-          <w:rFonts w:ascii="Times New Roman" w:hAnsi="Times New Roman" w:cs="Times New Roman"/>
-          <w:sz w:val="28"/>
-          <w:szCs w:val="28"/>
-        </w:rPr>
-        <w:t>{</w:t>
-      </w:r>
-      <w:proofErr w:type="gramEnd"/>
-      <w:r>
-        <w:rPr>
-          <w:rFonts w:ascii="Times New Roman" w:hAnsi="Times New Roman" w:cs="Times New Roman"/>
-          <w:sz w:val="28"/>
-          <w:szCs w:val="28"/>
-        </w:rPr>
-        <w:t>{pctContent}}</w:t>
+        <w:t>{{pctNumber}}</w:t>
+      </w:r>
+      <w:r>
+        <w:rPr>
+          <w:rFonts w:ascii="Times New Roman" w:hAnsi="Times New Roman" w:cs="Times New Roman"/>
+          <w:sz w:val="28"/>
+          <w:szCs w:val="28"/>
+        </w:rPr>
+        <w:t>{{pctContent}}</w:t>
       </w:r>
     </w:p>
     <w:p>
@@ -459,7 +441,6 @@
         </w:rPr>
         <w:t xml:space="preserve">Đại diện phòng Kỹ thuật và </w:t>
       </w:r>
-      <w:proofErr w:type="gramStart"/>
       <w:r>
         <w:rPr>
           <w:rFonts w:ascii="Times New Roman" w:hAnsi="Times New Roman" w:cs="Times New Roman"/>
@@ -478,18 +459,7 @@
           <w:sz w:val="28"/>
           <w:szCs w:val="28"/>
         </w:rPr>
-        <w:t>n</w:t>
-      </w:r>
-      <w:proofErr w:type="gramEnd"/>
-      <w:r>
-        <w:rPr>
-          <w:rFonts w:ascii="Times New Roman" w:hAnsi="Times New Roman" w:cs="Times New Roman"/>
-          <w:b/>
-          <w:iCs/>
-          <w:sz w:val="28"/>
-          <w:szCs w:val="28"/>
-        </w:rPr>
-        <w:t xml:space="preserve"> toàn</w:t>
+        <w:t>n toàn</w:t>
       </w:r>
     </w:p>
     <w:p>
@@ -1090,23 +1060,15 @@
           <w:sz w:val="28"/>
           <w:szCs w:val="28"/>
         </w:rPr>
-        <w:t xml:space="preserve"> ngà</w:t>
-      </w:r>
-      <w:r>
-        <w:rPr>
-          <w:rFonts w:ascii="Times New Roman" w:hAnsi="Times New Roman" w:cs="Times New Roman"/>
-          <w:sz w:val="28"/>
-          <w:szCs w:val="28"/>
-        </w:rPr>
-        <w:t>y: ….</w:t>
-      </w:r>
-      <w:r>
-        <w:rPr>
-          <w:rFonts w:ascii="Times New Roman" w:hAnsi="Times New Roman" w:cs="Times New Roman"/>
-          <w:sz w:val="28"/>
-          <w:szCs w:val="28"/>
-        </w:rPr>
-        <w:t>; (không)</w:t>
+        <w:t>;</w:t>
+      </w:r>
+      <w:r>
+        <w:rPr>
+          <w:rFonts w:ascii="Times New Roman" w:hAnsi="Times New Roman" w:cs="Times New Roman"/>
+          <w:sz w:val="28"/>
+          <w:szCs w:val="28"/>
+        </w:rPr>
+        <w:t>(không)</w:t>
       </w:r>
     </w:p>
     <w:p>
@@ -1170,18 +1132,8 @@
           <w:sz w:val="28"/>
           <w:szCs w:val="28"/>
         </w:rPr>
-        <w:t xml:space="preserve">ố: </w:t>
-      </w:r>
-      <w:proofErr w:type="gramStart"/>
-      <w:r>
-        <w:rPr>
-          <w:rFonts w:ascii="Times New Roman" w:hAnsi="Times New Roman" w:cs="Times New Roman"/>
-          <w:sz w:val="28"/>
-          <w:szCs w:val="28"/>
-        </w:rPr>
-        <w:t>…..</w:t>
-      </w:r>
-      <w:proofErr w:type="gramEnd"/>
+        <w:t>ố: …..</w:t>
+      </w:r>
       <w:r>
         <w:rPr>
           <w:rFonts w:ascii="Times New Roman" w:hAnsi="Times New Roman" w:cs="Times New Roman"/>
@@ -1220,25 +1172,7 @@
           <w:sz w:val="28"/>
           <w:szCs w:val="28"/>
         </w:rPr>
-        <w:t xml:space="preserve"> của Phòng Kỹ thuật và </w:t>
-      </w:r>
-      <w:proofErr w:type="gramStart"/>
-      <w:r>
-        <w:rPr>
-          <w:rFonts w:ascii="Times New Roman" w:hAnsi="Times New Roman" w:cs="Times New Roman"/>
-          <w:sz w:val="28"/>
-          <w:szCs w:val="28"/>
-        </w:rPr>
-        <w:t>An</w:t>
-      </w:r>
-      <w:proofErr w:type="gramEnd"/>
-      <w:r>
-        <w:rPr>
-          <w:rFonts w:ascii="Times New Roman" w:hAnsi="Times New Roman" w:cs="Times New Roman"/>
-          <w:sz w:val="28"/>
-          <w:szCs w:val="28"/>
-        </w:rPr>
-        <w:t xml:space="preserve"> toàn về việc …</w:t>
+        <w:t xml:space="preserve"> của Phòng Kỹ thuật và An toàn về việc …</w:t>
       </w:r>
       <w:r>
         <w:rPr>
@@ -1308,7 +1242,23 @@
           <w:sz w:val="28"/>
           <w:szCs w:val="28"/>
         </w:rPr>
-        <w:t xml:space="preserve">……. </w:t>
+        <w:t>{{proposalDate}}</w:t>
+      </w:r>
+      <w:r>
+        <w:rPr>
+          <w:rFonts w:ascii="Times New Roman" w:hAnsi="Times New Roman" w:cs="Times New Roman"/>
+          <w:sz w:val="28"/>
+          <w:szCs w:val="28"/>
+        </w:rPr>
+        <w:t xml:space="preserve">. </w:t>
+      </w:r>
+      <w:r>
+        <w:rPr>
+          <w:rFonts w:ascii="Times New Roman" w:hAnsi="Times New Roman" w:cs="Times New Roman"/>
+          <w:sz w:val="28"/>
+          <w:szCs w:val="28"/>
+        </w:rPr>
+        <w:t xml:space="preserve"> </w:t>
       </w:r>
       <w:r>
         <w:rPr>
@@ -4441,25 +4391,7 @@
                 <w:sz w:val="22"/>
                 <w:szCs w:val="22"/>
               </w:rPr>
-              <w:t>{{#items</w:t>
-            </w:r>
-            <w:proofErr w:type="gramStart"/>
-            <w:r>
-              <w:rPr>
-                <w:rFonts w:ascii="Times New Roman" w:hAnsi="Times New Roman" w:cs="Times New Roman"/>
-                <w:sz w:val="22"/>
-                <w:szCs w:val="22"/>
-              </w:rPr>
-              <w:t>}}{</w:t>
-            </w:r>
-            <w:proofErr w:type="gramEnd"/>
-            <w:r>
-              <w:rPr>
-                <w:rFonts w:ascii="Times New Roman" w:hAnsi="Times New Roman" w:cs="Times New Roman"/>
-                <w:sz w:val="22"/>
-                <w:szCs w:val="22"/>
-              </w:rPr>
-              <w:t>{stt}}</w:t>
+              <w:t>{{#items}}{{stt}}</w:t>
             </w:r>
           </w:p>
         </w:tc>
